--- a/fuentes/CFA2_42110174_DU.docx
+++ b/fuentes/CFA2_42110174_DU.docx
@@ -208,7 +208,7 @@
               </wp:anchor>
             </w:drawing>
           </mc:Choice>
-          <mc:Fallback xmlns:w16sdtdh="http://schemas.microsoft.com/office/word/2020/wordml/sdtdatahash" xmlns:w16="http://schemas.microsoft.com/office/word/2018/wordml" xmlns:w16cex="http://schemas.microsoft.com/office/word/2018/wordml/cex" xmlns:oel="http://schemas.microsoft.com/office/2019/extlst">
+          <mc:Fallback xmlns:oel="http://schemas.microsoft.com/office/2019/extlst" xmlns:w16cex="http://schemas.microsoft.com/office/word/2018/wordml/cex" xmlns:w16="http://schemas.microsoft.com/office/word/2018/wordml" xmlns:w16sdtdh="http://schemas.microsoft.com/office/word/2020/wordml/sdtdatahash">
             <w:pict>
               <v:rect w14:anchorId="4C256C62" id="Rectángulo 3" o:spid="_x0000_s1026" alt="&quot;&quot;" style="position:absolute;margin-left:-55.95pt;margin-top:26.4pt;width:613.85pt;height:164.25pt;z-index:-251655168;visibility:visible;mso-wrap-style:square;mso-height-percent:0;mso-wrap-distance-left:9pt;mso-wrap-distance-top:0;mso-wrap-distance-right:9pt;mso-wrap-distance-bottom:0;mso-position-horizontal:absolute;mso-position-horizontal-relative:text;mso-position-vertical:absolute;mso-position-vertical-relative:text;mso-height-percent:0;mso-height-relative:margin;v-text-anchor:middle" o:gfxdata="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" fillcolor="#00314d" stroked="f" strokeweight="1pt"/>
             </w:pict>
@@ -235,16 +235,16 @@
         <mc:AlternateContent>
           <mc:Choice Requires="wps">
             <w:drawing>
-              <wp:anchor distT="45720" distB="45720" distL="114300" distR="114300" simplePos="0" relativeHeight="251663360" behindDoc="0" locked="0" layoutInCell="1" allowOverlap="1" wp14:anchorId="2E2DABF6" wp14:editId="306B0905">
+              <wp:anchor distT="45720" distB="45720" distL="114300" distR="114300" simplePos="0" relativeHeight="251663360" behindDoc="0" locked="0" layoutInCell="1" allowOverlap="1" wp14:anchorId="2E2DABF6" wp14:editId="0A114FA5">
                 <wp:simplePos x="0" y="0"/>
                 <wp:positionH relativeFrom="margin">
-                  <wp:posOffset>-320040</wp:posOffset>
+                  <wp:align>center</wp:align>
                 </wp:positionH>
                 <wp:positionV relativeFrom="paragraph">
-                  <wp:posOffset>278292</wp:posOffset>
+                  <wp:posOffset>119104</wp:posOffset>
                 </wp:positionV>
-                <wp:extent cx="6972300" cy="1307465"/>
-                <wp:effectExtent l="0" t="0" r="0" b="6985"/>
+                <wp:extent cx="6972300" cy="1701579"/>
+                <wp:effectExtent l="0" t="0" r="0" b="0"/>
                 <wp:wrapNone/>
                 <wp:docPr id="217" name="Cuadro de texto 2">
                   <a:extLst xmlns:a="http://schemas.openxmlformats.org/drawingml/2006/main">
@@ -265,7 +265,7 @@
                       <wps:spPr bwMode="auto">
                         <a:xfrm>
                           <a:off x="0" y="0"/>
-                          <a:ext cx="6972300" cy="1307465"/>
+                          <a:ext cx="6972300" cy="1701579"/>
                         </a:xfrm>
                         <a:prstGeom prst="rect">
                           <a:avLst/>
@@ -295,8 +295,19 @@
                                 <w:szCs w:val="68"/>
                                 <w:lang w:val="es-ES"/>
                               </w:rPr>
-                              <w:t>Implementación, seguimiento y mejora de la estrategia entorno hogar saludable</w:t>
+                              <w:t xml:space="preserve">Implementación, seguimiento y mejora de la estrategia entorno hogar </w:t>
                             </w:r>
+                            <w:proofErr w:type="spellStart"/>
+                            <w:r>
+                              <w:rPr>
+                                <w:bCs/>
+                                <w:sz w:val="68"/>
+                                <w:szCs w:val="68"/>
+                                <w:lang w:val="es-ES"/>
+                              </w:rPr>
+                              <w:t>saludable</w:t>
+                            </w:r>
+                            <w:proofErr w:type="spellEnd"/>
                           </w:p>
                         </w:txbxContent>
                       </wps:txbx>
@@ -321,7 +332,7 @@
                 <v:stroke joinstyle="miter"/>
                 <v:path gradientshapeok="t" o:connecttype="rect"/>
               </v:shapetype>
-              <v:shape id="Cuadro de texto 2" o:spid="_x0000_s1026" type="#_x0000_t202" style="position:absolute;left:0;text-align:left;margin-left:-25.2pt;margin-top:21.9pt;width:549pt;height:102.95pt;z-index:251663360;visibility:visible;mso-wrap-style:square;mso-width-percent:0;mso-height-percent:0;mso-wrap-distance-left:9pt;mso-wrap-distance-top:3.6pt;mso-wrap-distance-right:9pt;mso-wrap-distance-bottom:3.6pt;mso-position-horizontal:absolute;mso-position-horizontal-relative:margin;mso-position-vertical:absolute;mso-position-vertical-relative:text;mso-width-percent:0;mso-height-percent:0;mso-width-relative:margin;mso-height-relative:margin;v-text-anchor:top" o:gfxdata="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" filled="f" stroked="f">
+              <v:shape id="Cuadro de texto 2" o:spid="_x0000_s1026" type="#_x0000_t202" style="position:absolute;left:0;text-align:left;margin-left:0;margin-top:9.4pt;width:549pt;height:134pt;z-index:251663360;visibility:visible;mso-wrap-style:square;mso-width-percent:0;mso-height-percent:0;mso-wrap-distance-left:9pt;mso-wrap-distance-top:3.6pt;mso-wrap-distance-right:9pt;mso-wrap-distance-bottom:3.6pt;mso-position-horizontal:center;mso-position-horizontal-relative:margin;mso-position-vertical:absolute;mso-position-vertical-relative:text;mso-width-percent:0;mso-height-percent:0;mso-width-relative:margin;mso-height-relative:margin;v-text-anchor:top" o:gfxdata="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" filled="f" stroked="f">
                 <v:textbox>
                   <w:txbxContent>
                     <w:p>
@@ -341,8 +352,19 @@
                           <w:szCs w:val="68"/>
                           <w:lang w:val="es-ES"/>
                         </w:rPr>
-                        <w:t>Implementación, seguimiento y mejora de la estrategia entorno hogar saludable</w:t>
+                        <w:t xml:space="preserve">Implementación, seguimiento y mejora de la estrategia entorno hogar </w:t>
                       </w:r>
+                      <w:proofErr w:type="spellStart"/>
+                      <w:r>
+                        <w:rPr>
+                          <w:bCs/>
+                          <w:sz w:val="68"/>
+                          <w:szCs w:val="68"/>
+                          <w:lang w:val="es-ES"/>
+                        </w:rPr>
+                        <w:t>saludable</w:t>
+                      </w:r>
+                      <w:proofErr w:type="spellEnd"/>
                     </w:p>
                   </w:txbxContent>
                 </v:textbox>
@@ -918,7 +940,7 @@
                 <w:noProof/>
                 <w:webHidden/>
               </w:rPr>
-              <w:t>14</w:t>
+              <w:t>15</w:t>
             </w:r>
             <w:r>
               <w:rPr>
@@ -1210,7 +1232,7 @@
                 <w:noProof/>
                 <w:webHidden/>
               </w:rPr>
-              <w:t>32</w:t>
+              <w:t>34</w:t>
             </w:r>
             <w:r>
               <w:rPr>
@@ -1242,7 +1264,16 @@
                 <w:rStyle w:val="Hipervnculo"/>
                 <w:noProof/>
               </w:rPr>
-              <w:t>2.3. Registro de información en el entorno hogar</w:t>
+              <w:t>2.3. Registro de info</w:t>
+            </w:r>
+            <w:bookmarkStart w:id="0" w:name="_GoBack"/>
+            <w:bookmarkEnd w:id="0"/>
+            <w:r>
+              <w:rPr>
+                <w:rStyle w:val="Hipervnculo"/>
+                <w:noProof/>
+              </w:rPr>
+              <w:t>rmación en el entorno hogar</w:t>
             </w:r>
             <w:r>
               <w:rPr>
@@ -1283,7 +1314,7 @@
                 <w:noProof/>
                 <w:webHidden/>
               </w:rPr>
-              <w:t>37</w:t>
+              <w:t>39</w:t>
             </w:r>
             <w:r>
               <w:rPr>
@@ -1356,7 +1387,7 @@
                 <w:noProof/>
                 <w:webHidden/>
               </w:rPr>
-              <w:t>41</w:t>
+              <w:t>43</w:t>
             </w:r>
             <w:r>
               <w:rPr>
@@ -1429,7 +1460,7 @@
                 <w:noProof/>
                 <w:webHidden/>
               </w:rPr>
-              <w:t>45</w:t>
+              <w:t>47</w:t>
             </w:r>
             <w:r>
               <w:rPr>
@@ -1502,7 +1533,7 @@
                 <w:noProof/>
                 <w:webHidden/>
               </w:rPr>
-              <w:t>47</w:t>
+              <w:t>49</w:t>
             </w:r>
             <w:r>
               <w:rPr>
@@ -1575,7 +1606,7 @@
                 <w:noProof/>
                 <w:webHidden/>
               </w:rPr>
-              <w:t>50</w:t>
+              <w:t>52</w:t>
             </w:r>
             <w:r>
               <w:rPr>
@@ -1648,7 +1679,7 @@
                 <w:noProof/>
                 <w:webHidden/>
               </w:rPr>
-              <w:t>53</w:t>
+              <w:t>55</w:t>
             </w:r>
             <w:r>
               <w:rPr>
@@ -1721,7 +1752,7 @@
                 <w:noProof/>
                 <w:webHidden/>
               </w:rPr>
-              <w:t>56</w:t>
+              <w:t>58</w:t>
             </w:r>
             <w:r>
               <w:rPr>
@@ -1794,7 +1825,7 @@
                 <w:noProof/>
                 <w:webHidden/>
               </w:rPr>
-              <w:t>58</w:t>
+              <w:t>60</w:t>
             </w:r>
             <w:r>
               <w:rPr>
@@ -1867,7 +1898,7 @@
                 <w:noProof/>
                 <w:webHidden/>
               </w:rPr>
-              <w:t>62</w:t>
+              <w:t>64</w:t>
             </w:r>
             <w:r>
               <w:rPr>
@@ -1940,7 +1971,7 @@
                 <w:noProof/>
                 <w:webHidden/>
               </w:rPr>
-              <w:t>65</w:t>
+              <w:t>67</w:t>
             </w:r>
             <w:r>
               <w:rPr>
@@ -2013,7 +2044,7 @@
                 <w:noProof/>
                 <w:webHidden/>
               </w:rPr>
-              <w:t>68</w:t>
+              <w:t>70</w:t>
             </w:r>
             <w:r>
               <w:rPr>
@@ -2086,7 +2117,7 @@
                 <w:noProof/>
                 <w:webHidden/>
               </w:rPr>
-              <w:t>71</w:t>
+              <w:t>73</w:t>
             </w:r>
             <w:r>
               <w:rPr>
@@ -2159,7 +2190,7 @@
                 <w:noProof/>
                 <w:webHidden/>
               </w:rPr>
-              <w:t>74</w:t>
+              <w:t>76</w:t>
             </w:r>
             <w:r>
               <w:rPr>
@@ -2232,7 +2263,7 @@
                 <w:noProof/>
                 <w:webHidden/>
               </w:rPr>
-              <w:t>77</w:t>
+              <w:t>79</w:t>
             </w:r>
             <w:r>
               <w:rPr>
@@ -2305,7 +2336,7 @@
                 <w:noProof/>
                 <w:webHidden/>
               </w:rPr>
-              <w:t>79</w:t>
+              <w:t>81</w:t>
             </w:r>
             <w:r>
               <w:rPr>
@@ -2378,7 +2409,7 @@
                 <w:noProof/>
                 <w:webHidden/>
               </w:rPr>
-              <w:t>82</w:t>
+              <w:t>84</w:t>
             </w:r>
             <w:r>
               <w:rPr>
@@ -2451,7 +2482,7 @@
                 <w:noProof/>
                 <w:webHidden/>
               </w:rPr>
-              <w:t>85</w:t>
+              <w:t>86</w:t>
             </w:r>
             <w:r>
               <w:rPr>
@@ -2524,7 +2555,7 @@
                 <w:noProof/>
                 <w:webHidden/>
               </w:rPr>
-              <w:t>88</w:t>
+              <w:t>90</w:t>
             </w:r>
             <w:r>
               <w:rPr>
@@ -2597,7 +2628,7 @@
                 <w:noProof/>
                 <w:webHidden/>
               </w:rPr>
-              <w:t>89</w:t>
+              <w:t>91</w:t>
             </w:r>
             <w:r>
               <w:rPr>
@@ -2670,7 +2701,7 @@
                 <w:noProof/>
                 <w:webHidden/>
               </w:rPr>
-              <w:t>91</w:t>
+              <w:t>93</w:t>
             </w:r>
             <w:r>
               <w:rPr>
@@ -2743,7 +2774,7 @@
                 <w:noProof/>
                 <w:webHidden/>
               </w:rPr>
-              <w:t>92</w:t>
+              <w:t>94</w:t>
             </w:r>
             <w:r>
               <w:rPr>
@@ -2771,12 +2802,12 @@
       <w:pPr>
         <w:pStyle w:val="Titulosgenerales"/>
       </w:pPr>
-      <w:bookmarkStart w:id="0" w:name="_Toc233821123"/>
+      <w:bookmarkStart w:id="1" w:name="_Toc233821123"/>
       <w:r>
         <w:lastRenderedPageBreak/>
         <w:t>Introducción</w:t>
       </w:r>
-      <w:bookmarkEnd w:id="0"/>
+      <w:bookmarkEnd w:id="1"/>
     </w:p>
     <w:p>
       <w:pPr>
@@ -2832,16 +2863,86 @@
         <w:br w:type="page"/>
       </w:r>
     </w:p>
+    <w:p>
+      <w:pPr>
+        <w:pStyle w:val="Video"/>
+      </w:pPr>
+      <w:r>
+        <w:lastRenderedPageBreak/>
+        <w:t>Implementación, seguimiento y mejora de la estrategia entorno hogar saludable</w:t>
+      </w:r>
+    </w:p>
+    <w:p>
+      <w:r>
+        <w:rPr>
+          <w:noProof/>
+        </w:rPr>
+        <w:drawing>
+          <wp:anchor distT="0" distB="0" distL="114300" distR="114300" simplePos="0" relativeHeight="251664384" behindDoc="0" locked="0" layoutInCell="1" allowOverlap="1" wp14:anchorId="6DB129D1" wp14:editId="01B45C05">
+            <wp:simplePos x="0" y="0"/>
+            <wp:positionH relativeFrom="column">
+              <wp:posOffset>683480</wp:posOffset>
+            </wp:positionH>
+            <wp:positionV relativeFrom="page">
+              <wp:posOffset>1836116</wp:posOffset>
+            </wp:positionV>
+            <wp:extent cx="4680000" cy="2631600"/>
+            <wp:effectExtent l="0" t="0" r="6350" b="0"/>
+            <wp:wrapNone/>
+            <wp:docPr id="1" name="Imagen 1"/>
+            <wp:cNvGraphicFramePr>
+              <a:graphicFrameLocks xmlns:a="http://schemas.openxmlformats.org/drawingml/2006/main" noChangeAspect="1"/>
+            </wp:cNvGraphicFramePr>
+            <a:graphic xmlns:a="http://schemas.openxmlformats.org/drawingml/2006/main">
+              <a:graphicData uri="http://schemas.openxmlformats.org/drawingml/2006/picture">
+                <pic:pic xmlns:pic="http://schemas.openxmlformats.org/drawingml/2006/picture">
+                  <pic:nvPicPr>
+                    <pic:cNvPr id="0" name="Picture 2"/>
+                    <pic:cNvPicPr>
+                      <a:picLocks noChangeAspect="1" noChangeArrowheads="1"/>
+                    </pic:cNvPicPr>
+                  </pic:nvPicPr>
+                  <pic:blipFill>
+                    <a:blip r:embed="rId12" cstate="print">
+                      <a:extLst>
+                        <a:ext uri="{28A0092B-C50C-407E-A947-70E740481C1C}">
+                          <a14:useLocalDpi xmlns:a14="http://schemas.microsoft.com/office/drawing/2010/main" val="0"/>
+                        </a:ext>
+                      </a:extLst>
+                    </a:blip>
+                    <a:srcRect/>
+                    <a:stretch>
+                      <a:fillRect/>
+                    </a:stretch>
+                  </pic:blipFill>
+                  <pic:spPr bwMode="auto">
+                    <a:xfrm>
+                      <a:off x="0" y="0"/>
+                      <a:ext cx="4680000" cy="2631600"/>
+                    </a:xfrm>
+                    <a:prstGeom prst="rect">
+                      <a:avLst/>
+                    </a:prstGeom>
+                    <a:noFill/>
+                  </pic:spPr>
+                </pic:pic>
+              </a:graphicData>
+            </a:graphic>
+            <wp14:sizeRelH relativeFrom="page">
+              <wp14:pctWidth>0</wp14:pctWidth>
+            </wp14:sizeRelH>
+            <wp14:sizeRelV relativeFrom="page">
+              <wp14:pctHeight>0</wp14:pctHeight>
+            </wp14:sizeRelV>
+          </wp:anchor>
+        </w:drawing>
+      </w:r>
+    </w:p>
     <w:p/>
     <w:p/>
-    <w:p>
-      <w:pPr>
-        <w:pStyle w:val="Video"/>
-      </w:pPr>
-      <w:r>
-        <w:t>Implementación, seguimiento y mejora de la estrategia entorno hogar saludable</w:t>
-      </w:r>
-    </w:p>
+    <w:p/>
+    <w:p/>
+    <w:p/>
     <w:p>
       <w:pPr>
         <w:ind w:hanging="142"/>
@@ -2853,12 +2954,15 @@
         <w:ind w:firstLine="0"/>
         <w:jc w:val="center"/>
       </w:pPr>
-      <w:r>
-        <w:rPr>
-          <w:b/>
-        </w:rPr>
-        <w:t>Enlace de reproducción del video</w:t>
-      </w:r>
+      <w:hyperlink r:id="rId13" w:history="1">
+        <w:r>
+          <w:rPr>
+            <w:rStyle w:val="Hipervnculo"/>
+            <w:b/>
+          </w:rPr>
+          <w:t>Enlace de reproducción del video</w:t>
+        </w:r>
+      </w:hyperlink>
     </w:p>
     <w:tbl>
       <w:tblPr>
@@ -2908,16 +3012,16 @@
           </w:p>
           <w:p>
             <w:r>
-              <w:t>Este espacio de aprendizaje orienta la ejecución del plan de acción en el entorno hogar, articulando la aplicación de intervenciones en tres niveles: el individuo, la familia y la comunidad. Se estudia el uso de herramientas de caracterización y educación durante la intervención.</w:t>
+              <w:t xml:space="preserve">Este espacio de aprendizaje orienta la ejecución del plan de acción en el entorno hogar, articulando la aplicación de intervenciones en tres niveles: el </w:t>
+            </w:r>
+            <w:r>
+              <w:lastRenderedPageBreak/>
+              <w:t>individuo, la familia y la comunidad. Se estudia el uso de herramientas de caracterización y educación durante la intervención.</w:t>
             </w:r>
           </w:p>
           <w:p>
             <w:r>
-              <w:t xml:space="preserve">Intervenir no consiste solo en realizar acciones; también implica hacer seguimiento. Por eso, el componente profundiza en el seguimiento del plan de acción, el uso de planillas de registro y la verificación de información completa, </w:t>
-            </w:r>
-            <w:r>
-              <w:lastRenderedPageBreak/>
-              <w:t>oportuna y confiable. Esta información permite revisar indicadores, calcular resultados e interpretar lo que ocurre en el territorio.</w:t>
+              <w:t>Intervenir no consiste solo en realizar acciones; también implica hacer seguimiento. Por eso, el componente profundiza en el seguimiento del plan de acción, el uso de planillas de registro y la verificación de información completa, oportuna y confiable. Esta información permite revisar indicadores, calcular resultados e interpretar lo que ocurre en el territorio.</w:t>
             </w:r>
           </w:p>
           <w:p>
@@ -2984,54 +3088,24 @@
     </w:p>
     <w:p>
       <w:pPr>
-        <w:spacing w:before="0" w:after="160" w:line="259" w:lineRule="auto"/>
-        <w:ind w:firstLine="0"/>
-      </w:pPr>
-    </w:p>
-    <w:p>
-      <w:pPr>
-        <w:spacing w:before="0" w:after="160" w:line="259" w:lineRule="auto"/>
-        <w:ind w:firstLine="0"/>
-      </w:pPr>
-    </w:p>
-    <w:p>
-      <w:pPr>
-        <w:spacing w:before="0" w:after="160" w:line="259" w:lineRule="auto"/>
-        <w:ind w:firstLine="0"/>
-      </w:pPr>
-    </w:p>
-    <w:p>
-      <w:pPr>
-        <w:spacing w:before="0" w:after="160" w:line="259" w:lineRule="auto"/>
-        <w:ind w:firstLine="0"/>
-      </w:pPr>
-    </w:p>
-    <w:p>
-      <w:pPr>
-        <w:spacing w:before="0" w:after="160" w:line="259" w:lineRule="auto"/>
-        <w:ind w:firstLine="0"/>
-      </w:pPr>
-    </w:p>
-    <w:p>
-      <w:pPr>
-        <w:spacing w:before="0" w:after="160" w:line="259" w:lineRule="auto"/>
-        <w:ind w:firstLine="0"/>
-      </w:pPr>
-    </w:p>
-    <w:p>
-      <w:pPr>
         <w:pStyle w:val="Ttulo1"/>
       </w:pPr>
-      <w:bookmarkStart w:id="1" w:name="_Toc233821124"/>
+      <w:bookmarkStart w:id="2" w:name="_Toc233821124"/>
       <w:r>
         <w:lastRenderedPageBreak/>
         <w:t>Implementación de acciones en el entorno hogar</w:t>
       </w:r>
-      <w:bookmarkEnd w:id="1"/>
-    </w:p>
-    <w:p>
-      <w:r>
-        <w:t>La implementación de acciones en el entorno hogar corresponde a la fase operativa en la cual se ejecutan las actividades definidas en el plan de acción, orientadas a dar respuesta a las necesidades identificadas en el territorio. Este proceso implica la aplicación organizada de intervenciones en el contexto real de las familias, garantizando coherencia con los objetivos establecidos y las condiciones del entorno.</w:t>
+      <w:bookmarkEnd w:id="2"/>
+    </w:p>
+    <w:p>
+      <w:r>
+        <w:t xml:space="preserve">La implementación de acciones en el entorno hogar corresponde a la fase </w:t>
+      </w:r>
+      <w:r>
+        <w:t>operativa, en</w:t>
+      </w:r>
+      <w:r>
+        <w:t xml:space="preserve"> la cual se ejecutan las actividades definidas en el plan de acción, orientadas a dar respuesta a las necesidades identificadas en el territorio. Este proceso implica la aplicación organizada de intervenciones en el contexto real de las familias, garantizando coherencia con los objetivos establecidos y las condiciones del entorno.</w:t>
       </w:r>
     </w:p>
     <w:p>
@@ -3160,11 +3234,11 @@
       <w:pPr>
         <w:pStyle w:val="Ttulo2"/>
       </w:pPr>
-      <w:bookmarkStart w:id="2" w:name="_Toc233821125"/>
+      <w:bookmarkStart w:id="3" w:name="_Toc233821125"/>
       <w:r>
         <w:t>Ejecución del plan de acción</w:t>
       </w:r>
-      <w:bookmarkEnd w:id="2"/>
+      <w:bookmarkEnd w:id="3"/>
     </w:p>
     <w:p>
       <w:r>
@@ -3269,6 +3343,7 @@
           <w:p>
             <w:pPr>
               <w:pStyle w:val="TextoTablas"/>
+              <w:spacing w:line="360" w:lineRule="auto"/>
             </w:pPr>
             <w:r>
               <w:t>Organización de actividades, recursos y responsables.</w:t>
@@ -3282,6 +3357,7 @@
           <w:p>
             <w:pPr>
               <w:pStyle w:val="TextoTablas"/>
+              <w:spacing w:line="360" w:lineRule="auto"/>
             </w:pPr>
             <w:r>
               <w:t>Definir actividades, materiales y actores involucrados.</w:t>
@@ -3311,6 +3387,7 @@
           <w:p>
             <w:pPr>
               <w:pStyle w:val="TextoTablas"/>
+              <w:spacing w:line="360" w:lineRule="auto"/>
             </w:pPr>
             <w:r>
               <w:t>Ejecución de las acciones en el entorno hogar.</w:t>
@@ -3324,6 +3401,7 @@
           <w:p>
             <w:pPr>
               <w:pStyle w:val="TextoTablas"/>
+              <w:spacing w:line="360" w:lineRule="auto"/>
             </w:pPr>
             <w:r>
               <w:t>Realizar visitas, educación en salud, acompañamiento familiar.</w:t>
@@ -3355,6 +3433,7 @@
           <w:p>
             <w:pPr>
               <w:pStyle w:val="TextoTablas"/>
+              <w:spacing w:line="360" w:lineRule="auto"/>
             </w:pPr>
             <w:r>
               <w:t>Documentación de las acciones realizadas.</w:t>
@@ -3368,6 +3447,7 @@
           <w:p>
             <w:pPr>
               <w:pStyle w:val="TextoTablas"/>
+              <w:spacing w:line="360" w:lineRule="auto"/>
             </w:pPr>
             <w:r>
               <w:t>Diligenciar planillas, registrar información relevante.</w:t>
@@ -3396,6 +3476,7 @@
           <w:p>
             <w:pPr>
               <w:pStyle w:val="TextoTablas"/>
+              <w:spacing w:line="360" w:lineRule="auto"/>
             </w:pPr>
             <w:r>
               <w:t>Revisión del cumplimiento de las actividades.</w:t>
@@ -3409,6 +3490,7 @@
           <w:p>
             <w:pPr>
               <w:pStyle w:val="TextoTablas"/>
+              <w:spacing w:line="360" w:lineRule="auto"/>
             </w:pPr>
             <w:r>
               <w:t>Validar ejecución de acciones y resultados obtenidos.</w:t>
@@ -3428,7 +3510,6 @@
         <w:t>En el contexto territorial, una actividad educativa sobre manipulación de alimentos permite reconocer cómo el plan de acción se aplica en una situación concreta del entorno hogar. Este ejemplo ayuda a relacionar la organización de recursos, la participación familiar, el registro de la información y la revisión de los aprendizajes logrados durante la intervención:</w:t>
       </w:r>
     </w:p>
-    <w:p/>
     <w:p>
       <w:pPr>
         <w:pStyle w:val="Prrafodelista"/>
@@ -3452,7 +3533,11 @@
         <w:t>P</w:t>
       </w:r>
       <w:r>
-        <w:t>ermite preparar la actividad de acuerdo con la necesidad identificada en el hogar, sin improvisar la intervención. En este momento se definen materiales, orientaciones y participantes, de manera que la acción sea clara y pertinente. Por ejemplo, antes de abordar la manipulación de alimentos, se pueden preparar imágenes sobre lavado de manos, limpieza de utensilios y almacenamiento seguro.</w:t>
+        <w:t xml:space="preserve">ermite preparar la actividad de acuerdo con la necesidad identificada en el hogar, sin improvisar la intervención. En este momento se definen materiales, orientaciones y participantes, de manera que la acción sea clara y pertinente. Por </w:t>
+      </w:r>
+      <w:r>
+        <w:lastRenderedPageBreak/>
+        <w:t>ejemplo, antes de abordar la manipulación de alimentos, se pueden preparar imágenes sobre lavado de manos, limpieza de utensilios y almacenamiento seguro.</w:t>
       </w:r>
     </w:p>
     <w:p>
@@ -3470,7 +3555,6 @@
         <w:rPr>
           <w:b/>
         </w:rPr>
-        <w:lastRenderedPageBreak/>
         <w:t>Participación familiar</w:t>
       </w:r>
     </w:p>
@@ -3536,12 +3620,15 @@
     </w:p>
     <w:p>
       <w:r>
-        <w:t>Este ejemplo permite comprender que la ejecución del plan de acción requiere organización, participación, registro y revisión permanente. Estos elementos fortalecen la intervención porque ayudan a relacionar las acciones realizadas con las necesidades reales del hogar y con los compromisos acordados con la familia.</w:t>
-      </w:r>
-    </w:p>
-    <w:p>
+        <w:t xml:space="preserve">Este ejemplo permite comprender que la ejecución del plan de acción requiere organización, participación, registro y revisión permanente. Estos elementos fortalecen </w:t>
+      </w:r>
       <w:r>
         <w:lastRenderedPageBreak/>
+        <w:t>la intervención porque ayudan a relacionar las acciones realizadas con las necesidades reales del hogar y con los compromisos acordados con la familia.</w:t>
+      </w:r>
+    </w:p>
+    <w:p>
+      <w:r>
         <w:t>A partir de esta aplicación práctica, resulta necesario profundizar en la forma en que las intervenciones se desarrollan en el entorno hogar. Este análisis permite reconocer cómo las acciones se ajustan a las necesidades del individuo, la familia y la comunidad, de acuerdo con las condiciones identificadas en el territorio.</w:t>
       </w:r>
     </w:p>
@@ -3550,11 +3637,11 @@
       <w:pPr>
         <w:pStyle w:val="Ttulo2"/>
       </w:pPr>
-      <w:bookmarkStart w:id="3" w:name="_Toc233821126"/>
+      <w:bookmarkStart w:id="4" w:name="_Toc233821126"/>
       <w:r>
         <w:t>Aplicación de intervenciones en el entorno hogar</w:t>
       </w:r>
-      <w:bookmarkEnd w:id="3"/>
+      <w:bookmarkEnd w:id="4"/>
     </w:p>
     <w:p>
       <w:r>
@@ -3584,14 +3671,11 @@
         <w:rPr>
           <w:b/>
         </w:rPr>
+        <w:lastRenderedPageBreak/>
         <w:t>Nivel individual</w:t>
       </w:r>
       <w:r>
-        <w:t xml:space="preserve">: orienta acciones directas hacia cada persona, promoviendo el autocuidado, el reconocimiento de factores de riesgo y el manejo de condiciones específicas de salud. Su propósito es fortalecer las </w:t>
-      </w:r>
-      <w:r>
-        <w:lastRenderedPageBreak/>
-        <w:t>capacidades personales para la toma de decisiones informadas en el cuidado de la salud.</w:t>
+        <w:t>: orienta acciones directas hacia cada persona, promoviendo el autocuidado, el reconocimiento de factores de riesgo y el manejo de condiciones específicas de salud. Su propósito es fortalecer las capacidades personales para la toma de decisiones informadas en el cuidado de la salud.</w:t>
       </w:r>
     </w:p>
     <w:p>
@@ -3658,6 +3742,7 @@
         <w:rPr>
           <w:b/>
         </w:rPr>
+        <w:lastRenderedPageBreak/>
         <w:t>Orientación individual</w:t>
       </w:r>
       <w:r>
@@ -3676,7 +3761,6 @@
         <w:rPr>
           <w:b/>
         </w:rPr>
-        <w:lastRenderedPageBreak/>
         <w:t>Prácticas familiares</w:t>
       </w:r>
       <w:r>
@@ -3734,19 +3818,16 @@
       <w:pPr>
         <w:pStyle w:val="Ttulo2"/>
       </w:pPr>
-      <w:bookmarkStart w:id="4" w:name="_Toc233821127"/>
-      <w:r>
+      <w:bookmarkStart w:id="5" w:name="_Toc233821127"/>
+      <w:r>
+        <w:lastRenderedPageBreak/>
         <w:t>Uso de herramientas de caracterización y educación</w:t>
       </w:r>
-      <w:bookmarkEnd w:id="4"/>
-    </w:p>
-    <w:p>
-      <w:r>
-        <w:t xml:space="preserve">El desarrollo de las intervenciones en el entorno hogar requiere el uso de herramientas que permitan orientar, registrar y fortalecer las acciones implementadas durante la ejecución del plan de acción. Estas herramientas facilitan la organización del </w:t>
-      </w:r>
-      <w:r>
-        <w:lastRenderedPageBreak/>
-        <w:t>proceso, el acompañamiento a las familias y la generación de información relevante para el seguimiento.</w:t>
+      <w:bookmarkEnd w:id="5"/>
+    </w:p>
+    <w:p>
+      <w:r>
+        <w:t>El desarrollo de las intervenciones en el entorno hogar requiere el uso de herramientas que permitan orientar, registrar y fortalecer las acciones implementadas durante la ejecución del plan de acción. Estas herramientas facilitan la organización del proceso, el acompañamiento a las familias y la generación de información relevante para el seguimiento.</w:t>
       </w:r>
     </w:p>
     <w:p>
@@ -3844,16 +3925,15 @@
     </w:p>
     <w:p>
       <w:r>
+        <w:lastRenderedPageBreak/>
         <w:t xml:space="preserve">Para fortalecer la implementación de las intervenciones en el entorno hogar, se utilizan herramientas que permiten reconocer necesidades, orientar a las familias, registrar las acciones y verificar los avances. </w:t>
       </w:r>
     </w:p>
     <w:p>
       <w:r>
-        <w:lastRenderedPageBreak/>
         <w:t>Estas herramientas se complementan durante el acompañamiento familiar y facilitan que la información obtenida sea clara, útil y aplicable en el territorio:</w:t>
       </w:r>
     </w:p>
-    <w:p/>
     <w:p>
       <w:pPr>
         <w:pStyle w:val="Prrafodelista"/>
@@ -3916,6 +3996,8 @@
         <w:t>Ejemplo: después de una orientación familiar, se registra la fecha, el tema trabajado, las personas participantes y los compromisos acordados.</w:t>
       </w:r>
     </w:p>
+    <w:p/>
+    <w:p/>
     <w:p>
       <w:pPr>
         <w:pStyle w:val="Prrafodelista"/>
@@ -3931,6 +4013,7 @@
         <w:rPr>
           <w:b/>
         </w:rPr>
+        <w:lastRenderedPageBreak/>
         <w:t>Herramienta educativa</w:t>
       </w:r>
     </w:p>
@@ -3939,11 +4022,7 @@
         <w:t>P</w:t>
       </w:r>
       <w:r>
-        <w:t xml:space="preserve">ermite orientar a las familias mediante mensajes claros, materiales didácticos y actividades de aprendizaje relacionadas con prácticas de cuidado. Se aplica a través de </w:t>
-      </w:r>
-      <w:r>
-        <w:lastRenderedPageBreak/>
-        <w:t xml:space="preserve">charlas, guías, infografías, cartillas o demostraciones sencillas. Su propósito es fortalecer conocimientos y promover cambios progresivos en los hábitos cotidianos. </w:t>
+        <w:t xml:space="preserve">ermite orientar a las familias mediante mensajes claros, materiales didácticos y actividades de aprendizaje relacionadas con prácticas de cuidado. Se aplica a través de charlas, guías, infografías, cartillas o demostraciones sencillas. Su propósito es fortalecer conocimientos y promover cambios progresivos en los hábitos cotidianos. </w:t>
       </w:r>
     </w:p>
     <w:p>
@@ -3982,7 +4061,6 @@
         <w:t>Ejemplo: en una segunda visita, se verifica si la familia mejoró el almacenamiento del agua y si mantiene limpios los recipientes utilizados.</w:t>
       </w:r>
     </w:p>
-    <w:p/>
     <w:p>
       <w:r>
         <w:t>El uso articulado de estas herramientas permite desarrollar intervenciones más organizadas, facilitando la interacción con las familias y la adaptación de las acciones según las condiciones del entorno. Asimismo, contribuye a la generación de información que será utilizada en los procesos de seguimiento y evaluación.</w:t>
@@ -3993,8 +4071,6 @@
         <w:t>Para comprender cómo se aplican estas herramientas durante la intervención, se presenta un recurso visual que muestra su función principal y el aporte que realizan al reconocimiento, la orientación y el registro de las condiciones del entorno hogar.</w:t>
       </w:r>
     </w:p>
-    <w:p/>
-    <w:p/>
     <w:p/>
     <w:p>
       <w:pPr>
@@ -4031,7 +4107,7 @@
                     </pic:cNvPicPr>
                   </pic:nvPicPr>
                   <pic:blipFill>
-                    <a:blip r:embed="rId12">
+                    <a:blip r:embed="rId14">
                       <a:extLst>
                         <a:ext uri="{28A0092B-C50C-407E-A947-70E740481C1C}">
                           <a14:useLocalDpi xmlns:a14="http://schemas.microsoft.com/office/drawing/2010/main" val="0"/>
@@ -4077,12 +4153,12 @@
       <w:pPr>
         <w:pStyle w:val="Ttulo2"/>
       </w:pPr>
-      <w:bookmarkStart w:id="5" w:name="_Toc233821128"/>
+      <w:bookmarkStart w:id="6" w:name="_Toc233821128"/>
       <w:r>
         <w:lastRenderedPageBreak/>
         <w:t>Gestión intersectorial en la implementación</w:t>
       </w:r>
-      <w:bookmarkEnd w:id="5"/>
+      <w:bookmarkEnd w:id="6"/>
     </w:p>
     <w:p>
       <w:r>
@@ -4130,8 +4206,10 @@
         <w:t xml:space="preserve">nstituciones prestadoras de servicios, equipos de atención primaria y programas de salud pública que orientan, complementan y dan continuidad a las intervenciones realizadas en el entorno hogar, en coherencia con los lineamientos del Ministerio de Salud y Protección Social. </w:t>
       </w:r>
     </w:p>
-    <w:p>
-      <w:r>
+    <w:p/>
+    <w:p>
+      <w:r>
+        <w:lastRenderedPageBreak/>
         <w:t xml:space="preserve">Ejemplos: </w:t>
       </w:r>
     </w:p>
@@ -4144,7 +4222,6 @@
         </w:numPr>
       </w:pPr>
       <w:r>
-        <w:lastRenderedPageBreak/>
         <w:t xml:space="preserve">Un equipo de atención primaria realiza seguimiento a familias con riesgos identificados en la vivienda. </w:t>
       </w:r>
     </w:p>
@@ -4183,7 +4260,13 @@
         <w:t>I</w:t>
       </w:r>
       <w:r>
-        <w:t xml:space="preserve">nstituciones educativas y docentes que refuerzan los mensajes de salud desde el entorno escolar, favoreciendo la apropiación de prácticas saludables en niñas, niños y jóvenes, y promoviendo su transferencia al contexto familiar. </w:t>
+        <w:t>nstituciones educativas y docentes que refuer</w:t>
+      </w:r>
+      <w:r>
+        <w:t>ce</w:t>
+      </w:r>
+      <w:r>
+        <w:t xml:space="preserve">n los mensajes de salud desde el entorno escolar, favoreciendo la apropiación de prácticas saludables en niñas, niños y jóvenes, y promoviendo su transferencia al contexto familiar. </w:t>
       </w:r>
     </w:p>
     <w:p>
@@ -4267,6 +4350,7 @@
         </w:numPr>
       </w:pPr>
       <w:r>
+        <w:lastRenderedPageBreak/>
         <w:t>Un programa municipal de bienestar apoya a familias con personas mayores o cuidadoras que necesitan acceso a redes institucionales.</w:t>
       </w:r>
     </w:p>
@@ -4290,7 +4374,6 @@
     </w:p>
     <w:p>
       <w:r>
-        <w:lastRenderedPageBreak/>
         <w:t>L</w:t>
       </w:r>
       <w:r>
@@ -4385,6 +4468,7 @@
     </w:p>
     <w:p>
       <w:r>
+        <w:lastRenderedPageBreak/>
         <w:t>Ejemplos:</w:t>
       </w:r>
     </w:p>
@@ -4409,7 +4493,6 @@
         </w:numPr>
       </w:pPr>
       <w:r>
-        <w:lastRenderedPageBreak/>
         <w:t>Una entidad de aseo coordina rutas de recolección para reducir acumulación de residuos cerca de las viviendas.</w:t>
       </w:r>
     </w:p>
@@ -4438,6 +4521,9 @@
         </w:numPr>
       </w:pPr>
       <w:r>
+        <w:rPr>
+          <w:b/>
+        </w:rPr>
         <w:t>Acceso a salud</w:t>
       </w:r>
       <w:r>
@@ -4456,6 +4542,9 @@
         </w:numPr>
       </w:pPr>
       <w:r>
+        <w:rPr>
+          <w:b/>
+        </w:rPr>
         <w:t>Apoyo social</w:t>
       </w:r>
       <w:r>
@@ -4474,6 +4563,9 @@
         </w:numPr>
       </w:pPr>
       <w:r>
+        <w:rPr>
+          <w:b/>
+        </w:rPr>
         <w:t>Entorno seguro</w:t>
       </w:r>
       <w:r>
@@ -4492,6 +4584,9 @@
         </w:numPr>
       </w:pPr>
       <w:r>
+        <w:rPr>
+          <w:b/>
+        </w:rPr>
         <w:t>Redes comunitarias</w:t>
       </w:r>
       <w:r>
@@ -4503,12 +4598,12 @@
     </w:p>
     <w:p>
       <w:r>
+        <w:lastRenderedPageBreak/>
         <w:t>Estas acciones permiten comprender que la gestión intersectorial no se limita a remitir casos, sino que busca coordinar respuestas oportunas y pertinentes para fortalecer la intervención en el entorno hogar.</w:t>
       </w:r>
     </w:p>
     <w:p>
       <w:r>
-        <w:lastRenderedPageBreak/>
         <w:t>La gestión intersectorial permite organizar apoyos y coordinar respuestas durante la implementación de las intervenciones. A partir de estas acciones, se requiere verificar si los compromisos se cumplen, si los recursos se utilizan de manera adecuada y si los resultados responden a las necesidades identificadas; por ello, el siguiente tema aborda el seguimiento del plan de acción.</w:t>
       </w:r>
     </w:p>
@@ -4526,12 +4621,12 @@
       <w:pPr>
         <w:pStyle w:val="Ttulo1"/>
       </w:pPr>
-      <w:bookmarkStart w:id="6" w:name="_Toc233821129"/>
+      <w:bookmarkStart w:id="7" w:name="_Toc233821129"/>
       <w:r>
         <w:lastRenderedPageBreak/>
         <w:t>Seguimiento del plan de acción</w:t>
       </w:r>
-      <w:bookmarkEnd w:id="6"/>
+      <w:bookmarkEnd w:id="7"/>
       <w:r>
         <w:t xml:space="preserve"> </w:t>
       </w:r>
@@ -4565,7 +4660,6 @@
         <w:t>valorar los avances y tomar decisiones oportunas según las condiciones encontradas en cada familia:</w:t>
       </w:r>
     </w:p>
-    <w:p/>
     <w:p>
       <w:pPr>
         <w:pStyle w:val="Prrafodelista"/>
@@ -4746,11 +4840,11 @@
       <w:pPr>
         <w:pStyle w:val="Ttulo2"/>
       </w:pPr>
-      <w:bookmarkStart w:id="7" w:name="_Toc233821130"/>
+      <w:bookmarkStart w:id="8" w:name="_Toc233821130"/>
       <w:r>
         <w:t>Plan de seguimiento</w:t>
       </w:r>
-      <w:bookmarkEnd w:id="7"/>
+      <w:bookmarkEnd w:id="8"/>
       <w:r>
         <w:t xml:space="preserve"> </w:t>
       </w:r>
@@ -4963,7 +5057,6 @@
         <w:t>arantiza que los datos registrados sean claros, completos y útiles para tomar decisiones. Este aspecto fortalece la trazabilidad del proceso y permite sustentar ajustes, recomendaciones o acciones de mejora durante la intervención.</w:t>
       </w:r>
     </w:p>
-    <w:p/>
     <w:p>
       <w:r>
         <w:t>La articulación de estos aspectos permite que el seguimiento sea un proceso organizado, continuo y verificable. Además, facilita la identificación de avances, la toma de decisiones oportunas y el fortalecimiento de la intervención de acuerdo con las condiciones del territorio.</w:t>
@@ -4977,10 +5070,8 @@
     <w:p/>
     <w:p/>
     <w:p/>
-    <w:p>
-      <w:bookmarkStart w:id="8" w:name="_GoBack"/>
-      <w:bookmarkEnd w:id="8"/>
-    </w:p>
+    <w:p/>
+    <w:p/>
     <w:p>
       <w:pPr>
         <w:pStyle w:val="Figura"/>
@@ -5016,7 +5107,7 @@
                     </pic:cNvPicPr>
                   </pic:nvPicPr>
                   <pic:blipFill>
-                    <a:blip r:embed="rId13">
+                    <a:blip r:embed="rId15">
                       <a:extLst>
                         <a:ext uri="{28A0092B-C50C-407E-A947-70E740481C1C}">
                           <a14:useLocalDpi xmlns:a14="http://schemas.microsoft.com/office/drawing/2010/main" val="0"/>
@@ -5174,7 +5265,14 @@
                 <w:b/>
                 <w:bCs/>
               </w:rPr>
-              <w:t>Transcripción del pódcast. Sintonía Contable: El lenguaje de los negocios</w:t>
+              <w:t xml:space="preserve">Transcripción del pódcast. </w:t>
+            </w:r>
+            <w:r>
+              <w:rPr>
+                <w:b/>
+                <w:bCs/>
+              </w:rPr>
+              <w:t>Cada visita cuenta</w:t>
             </w:r>
           </w:p>
         </w:tc>
@@ -5187,74 +5285,561 @@
           <w:p>
             <w:pPr>
               <w:rPr>
-                <w:highlight w:val="yellow"/>
+                <w:bCs/>
               </w:rPr>
             </w:pPr>
             <w:r>
               <w:rPr>
                 <w:b/>
                 <w:bCs/>
-                <w:highlight w:val="yellow"/>
-              </w:rPr>
-              <w:t>Hombre:</w:t>
-            </w:r>
-            <w:r>
-              <w:rPr>
-                <w:highlight w:val="yellow"/>
-              </w:rPr>
-              <w:t xml:space="preserve"> hay meses en los que el dinero parece desaparecer.</w:t>
-            </w:r>
-          </w:p>
-          <w:p>
-            <w:r>
-              <w:rPr>
-                <w:highlight w:val="yellow"/>
-              </w:rPr>
-              <w:t>Se pagan cuentas, se hacen compras, ingresa</w:t>
-            </w:r>
-            <w:r>
-              <w:t xml:space="preserve"> algo de dinero…</w:t>
-            </w:r>
-          </w:p>
-          <w:p>
-            <w:r>
-              <w:t>pero cuando llega el final del mes, uno no sabe muy bien en qué se lo gastó.</w:t>
+              </w:rPr>
+              <w:t>Mujer</w:t>
+            </w:r>
+            <w:r>
+              <w:rPr>
+                <w:bCs/>
+              </w:rPr>
+              <w:t xml:space="preserve">: </w:t>
+            </w:r>
+            <w:r>
+              <w:rPr>
+                <w:bCs/>
+              </w:rPr>
+              <w:t>¿De qué sirve una visita domiciliaria si todo lo que se acordó termina quedando en el olvido?</w:t>
             </w:r>
           </w:p>
           <w:p>
             <w:pPr>
               <w:rPr>
+                <w:bCs/>
+              </w:rPr>
+            </w:pPr>
+            <w:r>
+              <w:rPr>
                 <w:b/>
                 <w:bCs/>
               </w:rPr>
+              <w:lastRenderedPageBreak/>
+              <w:t>Hombre</w:t>
+            </w:r>
+            <w:r>
+              <w:rPr>
+                <w:bCs/>
+              </w:rPr>
+              <w:t>: p</w:t>
+            </w:r>
+            <w:r>
+              <w:rPr>
+                <w:bCs/>
+              </w:rPr>
+              <w:t>orque durante una visita del equipo de salud se pueden definir compromisos y dar recomendaciones. El problema es que, sin seguimiento, muchas veces esos acuerdos se quedan solo en buenas intenciones.</w:t>
+            </w:r>
+          </w:p>
+          <w:p>
+            <w:pPr>
+              <w:rPr>
+                <w:bCs/>
+              </w:rPr>
             </w:pPr>
             <w:r>
               <w:rPr>
                 <w:b/>
                 <w:bCs/>
               </w:rPr>
-              <w:lastRenderedPageBreak/>
-              <w:t>Mujer:</w:t>
-            </w:r>
-            <w:r>
-              <w:t xml:space="preserve"> esa sensación de revisar los números y no entender qué pasó con el dinero es más común de lo que parece. Y no solo ocurre en la vida personal. También puede pasar dentro de una empresa.</w:t>
+              <w:t>Mujer</w:t>
+            </w:r>
+            <w:r>
+              <w:rPr>
+                <w:bCs/>
+              </w:rPr>
+              <w:t>: y</w:t>
+            </w:r>
+            <w:r>
+              <w:rPr>
+                <w:bCs/>
+              </w:rPr>
+              <w:t xml:space="preserve"> cuando eso pasa, es mucho más difícil convertir esos acuerdos en cambios reales para la familia.</w:t>
             </w:r>
           </w:p>
           <w:p>
+            <w:pPr>
+              <w:rPr>
+                <w:bCs/>
+              </w:rPr>
+            </w:pPr>
             <w:r>
               <w:rPr>
                 <w:b/>
                 <w:bCs/>
               </w:rPr>
-              <w:t>Hombre:</w:t>
-            </w:r>
-            <w:r>
-              <w:t xml:space="preserve"> fuera de la organización, otros actores también necesitan esa información. </w:t>
+              <w:t>Hombre</w:t>
+            </w:r>
+            <w:r>
+              <w:rPr>
+                <w:bCs/>
+              </w:rPr>
+              <w:t>: p</w:t>
+            </w:r>
+            <w:r>
+              <w:rPr>
+                <w:bCs/>
+              </w:rPr>
+              <w:t>or eso es importante volver. Porque solo así se puede saber qué funcionó, qué dificultades aparecieron y qué hace falta ajustar.</w:t>
             </w:r>
           </w:p>
           <w:p>
-            <w:r>
-              <w:t>Inversionistas, bancos, proveedores o acreedores la analizan para evaluar la situación financiera y tomar decisiones económicas.</w:t>
+            <w:pPr>
+              <w:rPr>
+                <w:bCs/>
+              </w:rPr>
+            </w:pPr>
+            <w:r>
+              <w:rPr>
+                <w:b/>
+                <w:bCs/>
+              </w:rPr>
+              <w:t>Mujer</w:t>
+            </w:r>
+            <w:r>
+              <w:rPr>
+                <w:bCs/>
+              </w:rPr>
+              <w:t>: e</w:t>
+            </w:r>
+            <w:r>
+              <w:rPr>
+                <w:bCs/>
+              </w:rPr>
+              <w:t>l plan de seguimiento es la herramienta que nos ayuda a organizar lo que se va a verificar, quién lo hará y cuándo se realizará ese acompañamiento.</w:t>
+            </w:r>
+          </w:p>
+          <w:p>
+            <w:pPr>
+              <w:rPr>
+                <w:bCs/>
+              </w:rPr>
+            </w:pPr>
+            <w:r>
+              <w:rPr>
+                <w:b/>
+                <w:bCs/>
+              </w:rPr>
+              <w:t>Hombre</w:t>
+            </w:r>
+            <w:r>
+              <w:rPr>
+                <w:bCs/>
+              </w:rPr>
+              <w:t>: e</w:t>
+            </w:r>
+            <w:r>
+              <w:rPr>
+                <w:bCs/>
+              </w:rPr>
+              <w:t>l objetivo es evitar que los acuerdos queden en el olvido y darle continuidad al trabajo que se ha venido construyendo.</w:t>
+            </w:r>
+          </w:p>
+          <w:p>
+            <w:pPr>
+              <w:rPr>
+                <w:bCs/>
+              </w:rPr>
+            </w:pPr>
+            <w:r>
+              <w:rPr>
+                <w:b/>
+                <w:bCs/>
+              </w:rPr>
+              <w:t>Mujer</w:t>
+            </w:r>
+            <w:r>
+              <w:rPr>
+                <w:bCs/>
+              </w:rPr>
+              <w:t>: p</w:t>
+            </w:r>
+            <w:r>
+              <w:rPr>
+                <w:bCs/>
+              </w:rPr>
+              <w:t>ara lograrlo, hay varios aspectos que ayudan a que el seguimiento sea claro y organizado.</w:t>
+            </w:r>
+          </w:p>
+          <w:p>
+            <w:pPr>
+              <w:rPr>
+                <w:bCs/>
+              </w:rPr>
+            </w:pPr>
+            <w:r>
+              <w:rPr>
+                <w:b/>
+                <w:bCs/>
+              </w:rPr>
+              <w:t>Hombre</w:t>
+            </w:r>
+            <w:r>
+              <w:rPr>
+                <w:bCs/>
+              </w:rPr>
+              <w:t>: t</w:t>
+            </w:r>
+            <w:r>
+              <w:rPr>
+                <w:bCs/>
+              </w:rPr>
+              <w:t xml:space="preserve">odo comienza por identificar cuáles compromisos necesitan seguimiento y cuáles acciones vale la pena revisar más adelante. </w:t>
+            </w:r>
+          </w:p>
+          <w:p>
+            <w:pPr>
+              <w:rPr>
+                <w:bCs/>
+              </w:rPr>
+            </w:pPr>
+            <w:r>
+              <w:rPr>
+                <w:b/>
+                <w:bCs/>
+              </w:rPr>
+              <w:t>Mujer</w:t>
+            </w:r>
+            <w:r>
+              <w:rPr>
+                <w:bCs/>
+              </w:rPr>
+              <w:t>: p</w:t>
+            </w:r>
+            <w:r>
+              <w:rPr>
+                <w:bCs/>
+              </w:rPr>
+              <w:t>orque no todo tiene el mismo nivel de prioridad. Algunas acciones tienen un impacto más directo en la salud y el bienestar de la familia.</w:t>
+            </w:r>
+          </w:p>
+          <w:p>
+            <w:pPr>
+              <w:rPr>
+                <w:bCs/>
+              </w:rPr>
+            </w:pPr>
+            <w:r>
+              <w:rPr>
+                <w:b/>
+                <w:bCs/>
+              </w:rPr>
+              <w:t>Hombre</w:t>
+            </w:r>
+            <w:r>
+              <w:rPr>
+                <w:bCs/>
+              </w:rPr>
+              <w:t>: p</w:t>
+            </w:r>
+            <w:r>
+              <w:rPr>
+                <w:bCs/>
+              </w:rPr>
+              <w:t xml:space="preserve">ero también hace falta saber cómo vamos a comprobar que esos acuerdos realmente se están cumpliendo. </w:t>
+            </w:r>
+          </w:p>
+          <w:p>
+            <w:pPr>
+              <w:rPr>
+                <w:bCs/>
+              </w:rPr>
+            </w:pPr>
+            <w:r>
+              <w:rPr>
+                <w:b/>
+                <w:bCs/>
+              </w:rPr>
+              <w:t>Mujer</w:t>
+            </w:r>
+            <w:r>
+              <w:rPr>
+                <w:bCs/>
+              </w:rPr>
+              <w:t>: p</w:t>
+            </w:r>
+            <w:r>
+              <w:rPr>
+                <w:bCs/>
+              </w:rPr>
+              <w:t xml:space="preserve">or ejemplo, no es lo mismo pensar que una familia está hirviendo el agua para consumirla que verificarlo directamente durante una nueva visita. </w:t>
+            </w:r>
+          </w:p>
+          <w:p>
+            <w:pPr>
+              <w:rPr>
+                <w:bCs/>
+              </w:rPr>
+            </w:pPr>
+            <w:r>
+              <w:rPr>
+                <w:b/>
+                <w:bCs/>
+              </w:rPr>
+              <w:lastRenderedPageBreak/>
+              <w:t>Hombre</w:t>
+            </w:r>
+            <w:r>
+              <w:rPr>
+                <w:bCs/>
+              </w:rPr>
+              <w:t>: y</w:t>
+            </w:r>
+            <w:r>
+              <w:rPr>
+                <w:bCs/>
+              </w:rPr>
+              <w:t xml:space="preserve"> tan importante como saber qué se va a revisar, es saber quién hará el seguimiento. Porque cuando todos creen que alguien más se va a encargar, al final nadie responde por lo que quedó pendiente.</w:t>
+            </w:r>
+          </w:p>
+          <w:p>
+            <w:pPr>
+              <w:rPr>
+                <w:bCs/>
+              </w:rPr>
+            </w:pPr>
+            <w:r>
+              <w:rPr>
+                <w:b/>
+                <w:bCs/>
+              </w:rPr>
+              <w:t>Mujer</w:t>
+            </w:r>
+            <w:r>
+              <w:rPr>
+                <w:bCs/>
+              </w:rPr>
+              <w:t>: t</w:t>
+            </w:r>
+            <w:r>
+              <w:rPr>
+                <w:bCs/>
+              </w:rPr>
+              <w:t>ambién hay que establecer cuándo se realizará el seguimiento. Definir fechas y establecer una periodicidad ayuda a que los controles no se posterguen indefinidamente.</w:t>
+            </w:r>
+          </w:p>
+          <w:p>
+            <w:pPr>
+              <w:rPr>
+                <w:bCs/>
+              </w:rPr>
+            </w:pPr>
+            <w:r>
+              <w:rPr>
+                <w:b/>
+                <w:bCs/>
+              </w:rPr>
+              <w:t>Hombre</w:t>
+            </w:r>
+            <w:r>
+              <w:rPr>
+                <w:bCs/>
+              </w:rPr>
+              <w:t>: y</w:t>
+            </w:r>
+            <w:r>
+              <w:rPr>
+                <w:bCs/>
+              </w:rPr>
+              <w:t xml:space="preserve"> finalmente están los instrumentos de registro. Son los formatos o herramientas donde se documenta lo observado durante cada visita.</w:t>
+            </w:r>
+          </w:p>
+          <w:p>
+            <w:pPr>
+              <w:rPr>
+                <w:bCs/>
+              </w:rPr>
+            </w:pPr>
+            <w:r>
+              <w:rPr>
+                <w:b/>
+                <w:bCs/>
+              </w:rPr>
+              <w:t>Mujer</w:t>
+            </w:r>
+            <w:r>
+              <w:rPr>
+                <w:bCs/>
+              </w:rPr>
+              <w:t>: p</w:t>
+            </w:r>
+            <w:r>
+              <w:rPr>
+                <w:bCs/>
+              </w:rPr>
+              <w:t>orque registrar la información permite hacer seguimiento al proceso y conocer los avances alcanzados.</w:t>
+            </w:r>
+          </w:p>
+          <w:p>
+            <w:pPr>
+              <w:rPr>
+                <w:bCs/>
+              </w:rPr>
+            </w:pPr>
+            <w:r>
+              <w:rPr>
+                <w:b/>
+                <w:bCs/>
+              </w:rPr>
+              <w:t>Hombre</w:t>
+            </w:r>
+            <w:r>
+              <w:rPr>
+                <w:bCs/>
+              </w:rPr>
+              <w:t>: d</w:t>
+            </w:r>
+            <w:r>
+              <w:rPr>
+                <w:bCs/>
+              </w:rPr>
+              <w:t xml:space="preserve">ías después, el promotor de salud regresa con la familia. Dialoga, observa los cambios realizados y registra lo encontrado. </w:t>
+            </w:r>
+          </w:p>
+          <w:p>
+            <w:pPr>
+              <w:rPr>
+                <w:bCs/>
+              </w:rPr>
+            </w:pPr>
+            <w:r>
+              <w:rPr>
+                <w:b/>
+                <w:bCs/>
+              </w:rPr>
+              <w:t>Mujer</w:t>
+            </w:r>
+            <w:r>
+              <w:rPr>
+                <w:bCs/>
+              </w:rPr>
+              <w:t>: d</w:t>
+            </w:r>
+            <w:r>
+              <w:rPr>
+                <w:bCs/>
+              </w:rPr>
+              <w:t>e eso se trata el seguimiento, regresar para verificar, acompañar y fortalecer los acuerdos construidos previamente.</w:t>
+            </w:r>
+          </w:p>
+          <w:p>
+            <w:pPr>
+              <w:rPr>
+                <w:bCs/>
+              </w:rPr>
+            </w:pPr>
+            <w:r>
+              <w:rPr>
+                <w:b/>
+                <w:bCs/>
+              </w:rPr>
+              <w:t>Hombre</w:t>
+            </w:r>
+            <w:r>
+              <w:rPr>
+                <w:bCs/>
+              </w:rPr>
+              <w:t>: p</w:t>
+            </w:r>
+            <w:r>
+              <w:rPr>
+                <w:bCs/>
+              </w:rPr>
+              <w:t>orque la visita no es una inspección o una evaluación. Es la oportunidad para acompañar a la familia en el cumplimiento de sus compromisos y apoyarla durante el proceso.</w:t>
+            </w:r>
+          </w:p>
+          <w:p>
+            <w:pPr>
+              <w:rPr>
+                <w:bCs/>
+              </w:rPr>
+            </w:pPr>
+            <w:r>
+              <w:rPr>
+                <w:b/>
+                <w:bCs/>
+              </w:rPr>
+              <w:t>Mujer</w:t>
+            </w:r>
+            <w:r>
+              <w:rPr>
+                <w:bCs/>
+              </w:rPr>
+              <w:t>: a</w:t>
+            </w:r>
+            <w:r>
+              <w:rPr>
+                <w:bCs/>
+              </w:rPr>
+              <w:t>l final, una visita no termina cuando el equipo sale de la vivienda.</w:t>
+            </w:r>
+          </w:p>
+          <w:p>
+            <w:pPr>
+              <w:rPr>
+                <w:bCs/>
+              </w:rPr>
+            </w:pPr>
+            <w:r>
+              <w:rPr>
+                <w:bCs/>
+              </w:rPr>
+              <w:t>Su verdadero impacto se fortalece cuando existe continuidad y acompañamiento en el tiempo.</w:t>
+            </w:r>
+          </w:p>
+          <w:p>
+            <w:pPr>
+              <w:rPr>
+                <w:bCs/>
+              </w:rPr>
+            </w:pPr>
+            <w:r>
+              <w:rPr>
+                <w:b/>
+                <w:bCs/>
+              </w:rPr>
+              <w:lastRenderedPageBreak/>
+              <w:t>Hombre</w:t>
+            </w:r>
+            <w:r>
+              <w:rPr>
+                <w:bCs/>
+              </w:rPr>
+              <w:t>: p</w:t>
+            </w:r>
+            <w:r>
+              <w:rPr>
+                <w:bCs/>
+              </w:rPr>
+              <w:t>orque cada regreso permite verificar avances, resolver dificultades y mantener vivos los compromisos acordados.</w:t>
+            </w:r>
+          </w:p>
+          <w:p>
+            <w:r>
+              <w:rPr>
+                <w:b/>
+                <w:bCs/>
+              </w:rPr>
+              <w:t>Mujer</w:t>
+            </w:r>
+            <w:r>
+              <w:rPr>
+                <w:bCs/>
+              </w:rPr>
+              <w:t>: u</w:t>
+            </w:r>
+            <w:r>
+              <w:rPr>
+                <w:bCs/>
+              </w:rPr>
+              <w:t>n seguimiento organizado garantiza que cada acuerdo alcanzado tenga más posibilidades de convertirse en un resultado real para la familia</w:t>
+            </w:r>
+            <w:r>
+              <w:t>.</w:t>
             </w:r>
           </w:p>
           <w:p/>
@@ -5340,26 +5925,20 @@
         <w:rPr>
           <w:lang w:val="es-419" w:eastAsia="es-CO"/>
         </w:rPr>
-        <w:t xml:space="preserve">El uso de planillas de seguimiento permite consolidar la información generada durante la ejecución de las intervenciones en el entorno hogar, facilitando la </w:t>
-      </w:r>
+        <w:t>El uso de planillas de seguimiento permite consolidar la información generada durante la ejecución de las intervenciones en el entorno hogar, facilitando la organización de los datos y la verificación del cumplimiento de las actividades programadas. Estas herramientas contribuyen a mantener un registro estructurado que respalda el control del proceso y la continuidad de las acciones.</w:t>
+      </w:r>
+    </w:p>
+    <w:p>
+      <w:pPr>
+        <w:rPr>
+          <w:lang w:val="es-419" w:eastAsia="es-CO"/>
+        </w:rPr>
+      </w:pPr>
       <w:r>
         <w:rPr>
           <w:lang w:val="es-419" w:eastAsia="es-CO"/>
         </w:rPr>
         <w:lastRenderedPageBreak/>
-        <w:t>organización de los datos y la verificación del cumplimiento de las actividades programadas. Estas herramientas contribuyen a mantener un registro estructurado que respalda el control del proceso y la continuidad de las acciones.</w:t>
-      </w:r>
-    </w:p>
-    <w:p>
-      <w:pPr>
-        <w:rPr>
-          <w:lang w:val="es-419" w:eastAsia="es-CO"/>
-        </w:rPr>
-      </w:pPr>
-      <w:r>
-        <w:rPr>
-          <w:lang w:val="es-419" w:eastAsia="es-CO"/>
-        </w:rPr>
         <w:t>Su diligenciamiento posibilita relacionar las actividades programadas con las ejecutadas, identificar situaciones relevantes durante la intervención y documentar aspectos que requieren ajuste. Esta información se constituye en insumo para el análisis posterior y la toma de decisiones en el proceso de seguimiento.</w:t>
       </w:r>
     </w:p>
@@ -5433,7 +6012,7 @@
         </w:trPr>
         <w:tc>
           <w:tcPr>
-            <w:tcW w:w="1245" w:type="dxa"/>
+            <w:tcW w:w="1129" w:type="dxa"/>
           </w:tcPr>
           <w:p>
             <w:pPr>
@@ -5446,7 +6025,7 @@
         </w:tc>
         <w:tc>
           <w:tcPr>
-            <w:tcW w:w="1245" w:type="dxa"/>
+            <w:tcW w:w="1506" w:type="dxa"/>
           </w:tcPr>
           <w:p>
             <w:pPr>
@@ -5459,7 +6038,7 @@
         </w:tc>
         <w:tc>
           <w:tcPr>
-            <w:tcW w:w="1245" w:type="dxa"/>
+            <w:tcW w:w="1110" w:type="dxa"/>
           </w:tcPr>
           <w:p>
             <w:pPr>
@@ -5472,7 +6051,7 @@
         </w:tc>
         <w:tc>
           <w:tcPr>
-            <w:tcW w:w="1245" w:type="dxa"/>
+            <w:tcW w:w="1309" w:type="dxa"/>
           </w:tcPr>
           <w:p>
             <w:pPr>
@@ -5485,7 +6064,7 @@
         </w:tc>
         <w:tc>
           <w:tcPr>
-            <w:tcW w:w="1245" w:type="dxa"/>
+            <w:tcW w:w="1043" w:type="dxa"/>
           </w:tcPr>
           <w:p>
             <w:pPr>
@@ -5498,7 +6077,7 @@
         </w:tc>
         <w:tc>
           <w:tcPr>
-            <w:tcW w:w="1245" w:type="dxa"/>
+            <w:tcW w:w="1128" w:type="dxa"/>
           </w:tcPr>
           <w:p>
             <w:pPr>
@@ -5511,7 +6090,7 @@
         </w:tc>
         <w:tc>
           <w:tcPr>
-            <w:tcW w:w="1246" w:type="dxa"/>
+            <w:tcW w:w="1412" w:type="dxa"/>
           </w:tcPr>
           <w:p>
             <w:pPr>
@@ -5524,7 +6103,7 @@
         </w:tc>
         <w:tc>
           <w:tcPr>
-            <w:tcW w:w="1246" w:type="dxa"/>
+            <w:tcW w:w="1231" w:type="dxa"/>
           </w:tcPr>
           <w:p>
             <w:pPr>
@@ -5542,7 +6121,7 @@
         </w:trPr>
         <w:tc>
           <w:tcPr>
-            <w:tcW w:w="1245" w:type="dxa"/>
+            <w:tcW w:w="1129" w:type="dxa"/>
           </w:tcPr>
           <w:p>
             <w:pPr>
@@ -5555,46 +6134,44 @@
         </w:tc>
         <w:tc>
           <w:tcPr>
-            <w:tcW w:w="1245" w:type="dxa"/>
+            <w:tcW w:w="1506" w:type="dxa"/>
           </w:tcPr>
           <w:p>
             <w:pPr>
               <w:pStyle w:val="TextoTablas"/>
+              <w:spacing w:line="360" w:lineRule="auto"/>
             </w:pPr>
             <w:r>
-              <w:t xml:space="preserve">Orientar sobre lavado de manos y manejo </w:t>
-            </w:r>
-            <w:r>
-              <w:lastRenderedPageBreak/>
-              <w:t>seguro del agua.</w:t>
+              <w:t>Orientar sobre lavado de manos y manejo seguro del agua.</w:t>
             </w:r>
           </w:p>
         </w:tc>
         <w:tc>
           <w:tcPr>
-            <w:tcW w:w="1245" w:type="dxa"/>
+            <w:tcW w:w="1110" w:type="dxa"/>
           </w:tcPr>
           <w:p>
             <w:pPr>
               <w:pStyle w:val="TextoTablas"/>
+              <w:spacing w:line="360" w:lineRule="auto"/>
             </w:pPr>
             <w:r>
+              <w:t xml:space="preserve">Se realizó visita domiciliaria con la madre y </w:t>
+            </w:r>
+            <w:r>
               <w:lastRenderedPageBreak/>
-              <w:t xml:space="preserve">Se realizó visita domiciliaria con la </w:t>
-            </w:r>
-            <w:r>
-              <w:lastRenderedPageBreak/>
-              <w:t>madre y dos hijos.</w:t>
+              <w:t>dos hijos.</w:t>
             </w:r>
           </w:p>
         </w:tc>
         <w:tc>
           <w:tcPr>
-            <w:tcW w:w="1245" w:type="dxa"/>
+            <w:tcW w:w="1309" w:type="dxa"/>
           </w:tcPr>
           <w:p>
             <w:pPr>
               <w:pStyle w:val="TextoTablas"/>
+              <w:spacing w:line="360" w:lineRule="auto"/>
             </w:pPr>
             <w:r>
               <w:lastRenderedPageBreak/>
@@ -5604,28 +6181,30 @@
         </w:tc>
         <w:tc>
           <w:tcPr>
-            <w:tcW w:w="1245" w:type="dxa"/>
+            <w:tcW w:w="1043" w:type="dxa"/>
           </w:tcPr>
           <w:p>
             <w:pPr>
               <w:pStyle w:val="TextoTablas"/>
+              <w:spacing w:line="360" w:lineRule="auto"/>
             </w:pPr>
             <w:r>
-              <w:t xml:space="preserve">La familia empezó a hervir el agua </w:t>
+              <w:t xml:space="preserve">La familia empezó a hervir el agua para </w:t>
             </w:r>
             <w:r>
               <w:lastRenderedPageBreak/>
-              <w:t>para consumo.</w:t>
+              <w:t>consumo.</w:t>
             </w:r>
           </w:p>
         </w:tc>
         <w:tc>
           <w:tcPr>
-            <w:tcW w:w="1245" w:type="dxa"/>
+            <w:tcW w:w="1128" w:type="dxa"/>
           </w:tcPr>
           <w:p>
             <w:pPr>
               <w:pStyle w:val="TextoTablas"/>
+              <w:spacing w:line="360" w:lineRule="auto"/>
             </w:pPr>
             <w:r>
               <w:lastRenderedPageBreak/>
@@ -5635,31 +6214,28 @@
         </w:tc>
         <w:tc>
           <w:tcPr>
-            <w:tcW w:w="1246" w:type="dxa"/>
+            <w:tcW w:w="1412" w:type="dxa"/>
           </w:tcPr>
           <w:p>
             <w:pPr>
               <w:pStyle w:val="TextoTablas"/>
+              <w:spacing w:line="360" w:lineRule="auto"/>
             </w:pPr>
             <w:r>
-              <w:t xml:space="preserve">Recomendar recipiente limpio con tapa y </w:t>
-            </w:r>
-            <w:r>
-              <w:lastRenderedPageBreak/>
-              <w:t>verificar su uso.</w:t>
+              <w:t>Recomendar recipiente limpio con tapa y verificar su uso.</w:t>
             </w:r>
           </w:p>
         </w:tc>
         <w:tc>
           <w:tcPr>
-            <w:tcW w:w="1246" w:type="dxa"/>
+            <w:tcW w:w="1231" w:type="dxa"/>
           </w:tcPr>
           <w:p>
             <w:pPr>
               <w:pStyle w:val="TextoTablas"/>
+              <w:spacing w:line="360" w:lineRule="auto"/>
             </w:pPr>
             <w:r>
-              <w:lastRenderedPageBreak/>
               <w:t>Promotor de salud.</w:t>
             </w:r>
           </w:p>
@@ -5668,7 +6244,7 @@
       <w:tr>
         <w:tc>
           <w:tcPr>
-            <w:tcW w:w="1245" w:type="dxa"/>
+            <w:tcW w:w="1129" w:type="dxa"/>
           </w:tcPr>
           <w:p>
             <w:pPr>
@@ -5681,11 +6257,12 @@
         </w:tc>
         <w:tc>
           <w:tcPr>
-            <w:tcW w:w="1245" w:type="dxa"/>
+            <w:tcW w:w="1506" w:type="dxa"/>
           </w:tcPr>
           <w:p>
             <w:pPr>
               <w:pStyle w:val="TextoTablas"/>
+              <w:spacing w:line="360" w:lineRule="auto"/>
             </w:pPr>
             <w:r>
               <w:t>Verificar el almacenamiento seguro del agua.</w:t>
@@ -5694,11 +6271,12 @@
         </w:tc>
         <w:tc>
           <w:tcPr>
-            <w:tcW w:w="1245" w:type="dxa"/>
+            <w:tcW w:w="1110" w:type="dxa"/>
           </w:tcPr>
           <w:p>
             <w:pPr>
               <w:pStyle w:val="TextoTablas"/>
+              <w:spacing w:line="360" w:lineRule="auto"/>
             </w:pPr>
             <w:r>
               <w:t>Se revisó el recipiente utilizado en el hogar.</w:t>
@@ -5707,11 +6285,12 @@
         </w:tc>
         <w:tc>
           <w:tcPr>
-            <w:tcW w:w="1245" w:type="dxa"/>
+            <w:tcW w:w="1309" w:type="dxa"/>
           </w:tcPr>
           <w:p>
             <w:pPr>
               <w:pStyle w:val="TextoTablas"/>
+              <w:spacing w:line="360" w:lineRule="auto"/>
             </w:pPr>
             <w:r>
               <w:t>80 %</w:t>
@@ -5720,11 +6299,12 @@
         </w:tc>
         <w:tc>
           <w:tcPr>
-            <w:tcW w:w="1245" w:type="dxa"/>
+            <w:tcW w:w="1043" w:type="dxa"/>
           </w:tcPr>
           <w:p>
             <w:pPr>
               <w:pStyle w:val="TextoTablas"/>
+              <w:spacing w:line="360" w:lineRule="auto"/>
             </w:pPr>
             <w:r>
               <w:t>El agua se almacena en recipiente limpio.</w:t>
@@ -5733,11 +6313,12 @@
         </w:tc>
         <w:tc>
           <w:tcPr>
-            <w:tcW w:w="1245" w:type="dxa"/>
+            <w:tcW w:w="1128" w:type="dxa"/>
           </w:tcPr>
           <w:p>
             <w:pPr>
               <w:pStyle w:val="TextoTablas"/>
+              <w:spacing w:line="360" w:lineRule="auto"/>
             </w:pPr>
             <w:r>
               <w:t>El recipiente permanece destapado en algunos momentos.</w:t>
@@ -5746,11 +6327,12 @@
         </w:tc>
         <w:tc>
           <w:tcPr>
-            <w:tcW w:w="1246" w:type="dxa"/>
+            <w:tcW w:w="1412" w:type="dxa"/>
           </w:tcPr>
           <w:p>
             <w:pPr>
               <w:pStyle w:val="TextoTablas"/>
+              <w:spacing w:line="360" w:lineRule="auto"/>
             </w:pPr>
             <w:r>
               <w:t>Reforzar la orientación y acordar el uso permanente de tapa.</w:t>
@@ -5759,11 +6341,12 @@
         </w:tc>
         <w:tc>
           <w:tcPr>
-            <w:tcW w:w="1246" w:type="dxa"/>
+            <w:tcW w:w="1231" w:type="dxa"/>
           </w:tcPr>
           <w:p>
             <w:pPr>
               <w:pStyle w:val="TextoTablas"/>
+              <w:spacing w:line="360" w:lineRule="auto"/>
             </w:pPr>
             <w:r>
               <w:t>Promotor de salud.</w:t>
@@ -5777,7 +6360,7 @@
         </w:trPr>
         <w:tc>
           <w:tcPr>
-            <w:tcW w:w="1245" w:type="dxa"/>
+            <w:tcW w:w="1129" w:type="dxa"/>
           </w:tcPr>
           <w:p>
             <w:pPr>
@@ -5790,11 +6373,12 @@
         </w:tc>
         <w:tc>
           <w:tcPr>
-            <w:tcW w:w="1245" w:type="dxa"/>
+            <w:tcW w:w="1506" w:type="dxa"/>
           </w:tcPr>
           <w:p>
             <w:pPr>
               <w:pStyle w:val="TextoTablas"/>
+              <w:spacing w:line="360" w:lineRule="auto"/>
             </w:pPr>
             <w:r>
               <w:t>Orientar sobre separación de residuos y limpieza del entorno.</w:t>
@@ -5803,11 +6387,12 @@
         </w:tc>
         <w:tc>
           <w:tcPr>
-            <w:tcW w:w="1245" w:type="dxa"/>
+            <w:tcW w:w="1110" w:type="dxa"/>
           </w:tcPr>
           <w:p>
             <w:pPr>
               <w:pStyle w:val="TextoTablas"/>
+              <w:spacing w:line="360" w:lineRule="auto"/>
             </w:pPr>
             <w:r>
               <w:t>Se desarrolló actividad educativa con la familia.</w:t>
@@ -5816,11 +6401,12 @@
         </w:tc>
         <w:tc>
           <w:tcPr>
-            <w:tcW w:w="1245" w:type="dxa"/>
+            <w:tcW w:w="1309" w:type="dxa"/>
           </w:tcPr>
           <w:p>
             <w:pPr>
               <w:pStyle w:val="TextoTablas"/>
+              <w:spacing w:line="360" w:lineRule="auto"/>
             </w:pPr>
             <w:r>
               <w:t>85 %</w:t>
@@ -5829,11 +6415,12 @@
         </w:tc>
         <w:tc>
           <w:tcPr>
-            <w:tcW w:w="1245" w:type="dxa"/>
+            <w:tcW w:w="1043" w:type="dxa"/>
           </w:tcPr>
           <w:p>
             <w:pPr>
               <w:pStyle w:val="TextoTablas"/>
+              <w:spacing w:line="360" w:lineRule="auto"/>
             </w:pPr>
             <w:r>
               <w:t>Se evidenció mejor orden en el área de cocina.</w:t>
@@ -5842,11 +6429,12 @@
         </w:tc>
         <w:tc>
           <w:tcPr>
-            <w:tcW w:w="1245" w:type="dxa"/>
+            <w:tcW w:w="1128" w:type="dxa"/>
           </w:tcPr>
           <w:p>
             <w:pPr>
               <w:pStyle w:val="TextoTablas"/>
+              <w:spacing w:line="360" w:lineRule="auto"/>
             </w:pPr>
             <w:r>
               <w:t>Se mezclan residuos orgánicos y plásticos.</w:t>
@@ -5855,11 +6443,12 @@
         </w:tc>
         <w:tc>
           <w:tcPr>
-            <w:tcW w:w="1246" w:type="dxa"/>
+            <w:tcW w:w="1412" w:type="dxa"/>
           </w:tcPr>
           <w:p>
             <w:pPr>
               <w:pStyle w:val="TextoTablas"/>
+              <w:spacing w:line="360" w:lineRule="auto"/>
             </w:pPr>
             <w:r>
               <w:t>Explicar nuevamente la clasificación y dejar recomendación escrita.</w:t>
@@ -5868,11 +6457,12 @@
         </w:tc>
         <w:tc>
           <w:tcPr>
-            <w:tcW w:w="1246" w:type="dxa"/>
+            <w:tcW w:w="1231" w:type="dxa"/>
           </w:tcPr>
           <w:p>
             <w:pPr>
               <w:pStyle w:val="TextoTablas"/>
+              <w:spacing w:line="360" w:lineRule="auto"/>
             </w:pPr>
             <w:r>
               <w:t>Auxiliar de intervención.</w:t>
@@ -5898,35 +6488,28 @@
         <w:rPr>
           <w:lang w:val="es-419" w:eastAsia="es-CO"/>
         </w:rPr>
-        <w:t>La planilla permite comparar lo programado con lo ejecutado, reconocer avances y registrar dificultades que requieren atención. Además, facilita definir acciones de ajuste y asignar responsables para dar continuidad al seguimiento. De esta manera, el registro se convierte en un apoyo práctico para tomar decisiones oportunas durante la intervención en el entorno hogar.</w:t>
-      </w:r>
-    </w:p>
-    <w:p>
-      <w:pPr>
-        <w:rPr>
-          <w:lang w:val="es-419" w:eastAsia="es-CO"/>
-        </w:rPr>
-      </w:pPr>
-      <w:r>
-        <w:rPr>
-          <w:lang w:val="es-419" w:eastAsia="es-CO"/>
-        </w:rPr>
-        <w:t xml:space="preserve">Para garantizar la calidad del registro en las planillas de seguimiento, es necesario aplicar criterios que permitan consignar información clara, completa y útil. Estos </w:t>
+        <w:t xml:space="preserve">La planilla permite comparar lo programado con lo ejecutado, reconocer avances y registrar dificultades que requieren atención. Además, facilita definir acciones de ajuste y asignar responsables para dar continuidad al seguimiento. De esta manera, el </w:t>
       </w:r>
       <w:r>
         <w:rPr>
           <w:lang w:val="es-419" w:eastAsia="es-CO"/>
         </w:rPr>
         <w:lastRenderedPageBreak/>
-        <w:t>criterios ayudan a evitar confusiones, facilitar el análisis posterior y orientar decisiones durante la intervención en el entorno hogar:</w:t>
-      </w:r>
-    </w:p>
-    <w:p>
-      <w:pPr>
-        <w:rPr>
-          <w:lang w:val="es-419" w:eastAsia="es-CO"/>
-        </w:rPr>
-      </w:pPr>
+        <w:t>registro se convierte en un apoyo práctico para tomar decisiones oportunas durante la intervención en el entorno hogar.</w:t>
+      </w:r>
+    </w:p>
+    <w:p>
+      <w:pPr>
+        <w:rPr>
+          <w:lang w:val="es-419" w:eastAsia="es-CO"/>
+        </w:rPr>
+      </w:pPr>
+      <w:r>
+        <w:rPr>
+          <w:lang w:val="es-419" w:eastAsia="es-CO"/>
+        </w:rPr>
+        <w:t>Para garantizar la calidad del registro en las planillas de seguimiento, es necesario aplicar criterios que permitan consignar información clara, completa y útil. Estos criterios ayudan a evitar confusiones, facilitar el análisis posterior y orientar decisiones durante la intervención en el entorno hogar:</w:t>
+      </w:r>
     </w:p>
     <w:p>
       <w:pPr>
@@ -6042,22 +6625,15 @@
         <w:rPr>
           <w:lang w:val="es-419" w:eastAsia="es-CO"/>
         </w:rPr>
-        <w:t>ignifica no dejar espacios vacíos ni escribir frases generales que impidan comprender lo ocurrido durante la intervención. Los datos deben ser claros y verificables. Ejemplo: en lugar de escribir “familia mejora”, registrar “la familia almacena el agua en recipiente limpio, pero aún no utiliza tapa de forma permanente”.</w:t>
-      </w:r>
-    </w:p>
-    <w:p>
-      <w:pPr>
-        <w:rPr>
-          <w:lang w:val="es-419" w:eastAsia="es-CO"/>
-        </w:rPr>
-      </w:pPr>
-    </w:p>
-    <w:p>
-      <w:pPr>
-        <w:rPr>
-          <w:lang w:val="es-419" w:eastAsia="es-CO"/>
-        </w:rPr>
-      </w:pPr>
+        <w:t xml:space="preserve">ignifica no dejar espacios vacíos ni escribir frases generales que impidan comprender lo ocurrido durante la intervención. Los datos deben ser claros y </w:t>
+      </w:r>
+      <w:r>
+        <w:rPr>
+          <w:lang w:val="es-419" w:eastAsia="es-CO"/>
+        </w:rPr>
+        <w:lastRenderedPageBreak/>
+        <w:t>verificables. Ejemplo: en lugar de escribir “familia mejora”, registrar “la familia almacena el agua en recipiente limpio, pero aún no utiliza tapa de forma permanente”.</w:t>
+      </w:r>
     </w:p>
     <w:p>
       <w:pPr>
@@ -6076,7 +6652,6 @@
           <w:b/>
           <w:lang w:val="es-419" w:eastAsia="es-CO"/>
         </w:rPr>
-        <w:lastRenderedPageBreak/>
         <w:t>Actualizar la información de forma periódica</w:t>
       </w:r>
     </w:p>
@@ -6144,13 +6719,6 @@
           <w:lang w:val="es-419" w:eastAsia="es-CO"/>
         </w:rPr>
       </w:pPr>
-    </w:p>
-    <w:p>
-      <w:pPr>
-        <w:rPr>
-          <w:lang w:val="es-419" w:eastAsia="es-CO"/>
-        </w:rPr>
-      </w:pPr>
       <w:r>
         <w:rPr>
           <w:lang w:val="es-419" w:eastAsia="es-CO"/>
@@ -6184,7 +6752,6 @@
       </w:pPr>
       <w:bookmarkStart w:id="10" w:name="_Toc233821132"/>
       <w:r>
-        <w:lastRenderedPageBreak/>
         <w:t>Registro de información en el entorno hogar</w:t>
       </w:r>
       <w:bookmarkEnd w:id="10"/>
@@ -6277,7 +6844,14 @@
         <w:rPr>
           <w:lang w:val="es-419" w:eastAsia="es-CO"/>
         </w:rPr>
-        <w:t>orresponden a la información básica que permite reconocer a la familia o persona atendida durante la intervención. Incluyen nombre, ubicación, características del hogar y datos relevantes del contexto, para facilitar el seguimiento de las acciones desarrolladas en el territorio.</w:t>
+        <w:t xml:space="preserve">orresponden a la información básica que permite reconocer a la familia o persona atendida durante la intervención. Incluyen nombre, ubicación, características </w:t>
+      </w:r>
+      <w:r>
+        <w:rPr>
+          <w:lang w:val="es-419" w:eastAsia="es-CO"/>
+        </w:rPr>
+        <w:lastRenderedPageBreak/>
+        <w:t>del hogar y datos relevantes del contexto, para facilitar el seguimiento de las acciones desarrolladas en el territorio.</w:t>
       </w:r>
     </w:p>
     <w:p>
@@ -6297,7 +6871,6 @@
           <w:b/>
           <w:lang w:val="es-419" w:eastAsia="es-CO"/>
         </w:rPr>
-        <w:lastRenderedPageBreak/>
         <w:t>Información de la intervención</w:t>
       </w:r>
     </w:p>
@@ -6436,13 +7009,6 @@
         </w:rPr>
         <w:t>on las evidencias que respaldan las acciones realizadas y los hallazgos identificados durante la intervención. Pueden incluir registros escritos, formatos diligenciados, fotografías autorizadas, actas o documentos que permitan verificar el desarrollo del proceso en el entorno hogar.</w:t>
       </w:r>
-    </w:p>
-    <w:p>
-      <w:pPr>
-        <w:rPr>
-          <w:lang w:val="es-419" w:eastAsia="es-CO"/>
-        </w:rPr>
-      </w:pPr>
     </w:p>
     <w:p>
       <w:pPr>
@@ -6684,13 +7250,6 @@
           <w:lang w:val="es-419" w:eastAsia="es-CO"/>
         </w:rPr>
       </w:pPr>
-    </w:p>
-    <w:p>
-      <w:pPr>
-        <w:rPr>
-          <w:lang w:val="es-419" w:eastAsia="es-CO"/>
-        </w:rPr>
-      </w:pPr>
       <w:r>
         <w:rPr>
           <w:lang w:val="es-419" w:eastAsia="es-CO"/>
@@ -6713,10 +7272,18 @@
     </w:p>
     <w:p>
       <w:pPr>
-        <w:rPr>
-          <w:lang w:val="es-419" w:eastAsia="es-CO"/>
-        </w:rPr>
-      </w:pPr>
+        <w:spacing w:before="0" w:after="160" w:line="259" w:lineRule="auto"/>
+        <w:ind w:firstLine="0"/>
+        <w:rPr>
+          <w:lang w:val="es-419" w:eastAsia="es-CO"/>
+        </w:rPr>
+      </w:pPr>
+      <w:r>
+        <w:rPr>
+          <w:lang w:val="es-419" w:eastAsia="es-CO"/>
+        </w:rPr>
+        <w:br w:type="page"/>
+      </w:r>
     </w:p>
     <w:p>
       <w:pPr>
@@ -6783,13 +7350,6 @@
         </w:rPr>
         <w:t>Para comprender el uso de los indicadores en la estrategia, es necesario reconocer que no todos cumplen la misma función. Algunos permiten revisar cómo se ejecutan las actividades, otros ayudan a valorar los cambios alcanzados y otros muestran el alcance de la intervención en el territorio colombiano:</w:t>
       </w:r>
-    </w:p>
-    <w:p>
-      <w:pPr>
-        <w:rPr>
-          <w:lang w:val="es-419" w:eastAsia="es-CO"/>
-        </w:rPr>
-      </w:pPr>
     </w:p>
     <w:p>
       <w:pPr>
@@ -6832,6 +7392,13 @@
     </w:p>
     <w:p>
       <w:pPr>
+        <w:rPr>
+          <w:lang w:val="es-419" w:eastAsia="es-CO"/>
+        </w:rPr>
+      </w:pPr>
+    </w:p>
+    <w:p>
+      <w:pPr>
         <w:pStyle w:val="Prrafodelista"/>
         <w:numPr>
           <w:ilvl w:val="0"/>
@@ -6915,13 +7482,6 @@
           <w:lang w:val="es-419" w:eastAsia="es-CO"/>
         </w:rPr>
       </w:pPr>
-    </w:p>
-    <w:p>
-      <w:pPr>
-        <w:rPr>
-          <w:lang w:val="es-419" w:eastAsia="es-CO"/>
-        </w:rPr>
-      </w:pPr>
       <w:r>
         <w:rPr>
           <w:lang w:val="es-419" w:eastAsia="es-CO"/>
@@ -6998,26 +7558,26 @@
         <w:rPr>
           <w:lang w:val="es-419" w:eastAsia="es-CO"/>
         </w:rPr>
+        <w:t>P</w:t>
+      </w:r>
+      <w:r>
+        <w:rPr>
+          <w:lang w:val="es-419" w:eastAsia="es-CO"/>
+        </w:rPr>
+        <w:t xml:space="preserve">ermite identificar de manera clara el aspecto que se va a medir dentro de la intervención. Debe ser breve, preciso y relacionado con la acción evaluada, para evitar confusiones durante el seguimiento. </w:t>
+      </w:r>
+    </w:p>
+    <w:p>
+      <w:pPr>
+        <w:rPr>
+          <w:lang w:val="es-419" w:eastAsia="es-CO"/>
+        </w:rPr>
+      </w:pPr>
+      <w:r>
+        <w:rPr>
+          <w:lang w:val="es-419" w:eastAsia="es-CO"/>
+        </w:rPr>
         <w:lastRenderedPageBreak/>
-        <w:t>P</w:t>
-      </w:r>
-      <w:r>
-        <w:rPr>
-          <w:lang w:val="es-419" w:eastAsia="es-CO"/>
-        </w:rPr>
-        <w:t xml:space="preserve">ermite identificar de manera clara el aspecto que se va a medir dentro de la intervención. Debe ser breve, preciso y relacionado con la acción evaluada, para evitar confusiones durante el seguimiento. </w:t>
-      </w:r>
-    </w:p>
-    <w:p>
-      <w:pPr>
-        <w:rPr>
-          <w:lang w:val="es-419" w:eastAsia="es-CO"/>
-        </w:rPr>
-      </w:pPr>
-      <w:r>
-        <w:rPr>
-          <w:lang w:val="es-419" w:eastAsia="es-CO"/>
-        </w:rPr>
         <w:t>Ejemplos: porcentaje de familias con agua almacenada de forma segura; número de visitas domiciliarias realizadas; proporción de hogares orientados en higiene de alimentos.</w:t>
       </w:r>
     </w:p>
@@ -7127,20 +7687,6 @@
     </w:p>
     <w:p>
       <w:pPr>
-        <w:rPr>
-          <w:lang w:val="es-419" w:eastAsia="es-CO"/>
-        </w:rPr>
-      </w:pPr>
-    </w:p>
-    <w:p>
-      <w:pPr>
-        <w:rPr>
-          <w:lang w:val="es-419" w:eastAsia="es-CO"/>
-        </w:rPr>
-      </w:pPr>
-    </w:p>
-    <w:p>
-      <w:pPr>
         <w:pStyle w:val="Prrafodelista"/>
         <w:numPr>
           <w:ilvl w:val="0"/>
@@ -7156,39 +7702,39 @@
           <w:b/>
           <w:lang w:val="es-419" w:eastAsia="es-CO"/>
         </w:rPr>
+        <w:t>Periodicidad del registro</w:t>
+      </w:r>
+    </w:p>
+    <w:p>
+      <w:pPr>
+        <w:rPr>
+          <w:lang w:val="es-419" w:eastAsia="es-CO"/>
+        </w:rPr>
+      </w:pPr>
+      <w:r>
+        <w:rPr>
+          <w:lang w:val="es-419" w:eastAsia="es-CO"/>
+        </w:rPr>
+        <w:t>D</w:t>
+      </w:r>
+      <w:r>
+        <w:rPr>
+          <w:lang w:val="es-419" w:eastAsia="es-CO"/>
+        </w:rPr>
+        <w:t xml:space="preserve">efine cada cuánto se recopila, actualiza o revisa la información del indicador. Esta frecuencia permite mantener datos vigentes y reconocer cambios durante la intervención. </w:t>
+      </w:r>
+    </w:p>
+    <w:p>
+      <w:pPr>
+        <w:rPr>
+          <w:lang w:val="es-419" w:eastAsia="es-CO"/>
+        </w:rPr>
+      </w:pPr>
+      <w:r>
+        <w:rPr>
+          <w:lang w:val="es-419" w:eastAsia="es-CO"/>
+        </w:rPr>
         <w:lastRenderedPageBreak/>
-        <w:t>Periodicidad del registro</w:t>
-      </w:r>
-    </w:p>
-    <w:p>
-      <w:pPr>
-        <w:rPr>
-          <w:lang w:val="es-419" w:eastAsia="es-CO"/>
-        </w:rPr>
-      </w:pPr>
-      <w:r>
-        <w:rPr>
-          <w:lang w:val="es-419" w:eastAsia="es-CO"/>
-        </w:rPr>
-        <w:t>D</w:t>
-      </w:r>
-      <w:r>
-        <w:rPr>
-          <w:lang w:val="es-419" w:eastAsia="es-CO"/>
-        </w:rPr>
-        <w:t xml:space="preserve">efine cada cuánto se recopila, actualiza o revisa la información del indicador. Esta frecuencia permite mantener datos vigentes y reconocer cambios durante la intervención. </w:t>
-      </w:r>
-    </w:p>
-    <w:p>
-      <w:pPr>
-        <w:rPr>
-          <w:lang w:val="es-419" w:eastAsia="es-CO"/>
-        </w:rPr>
-      </w:pPr>
-      <w:r>
-        <w:rPr>
-          <w:lang w:val="es-419" w:eastAsia="es-CO"/>
-        </w:rPr>
         <w:t>Ejemplos: registro semanal de visitas realizadas, revisión mensual de familias intervenidas, actualización quincenal de compromisos familiares o verificación periódica de prácticas de higiene en el hogar.</w:t>
       </w:r>
     </w:p>
@@ -7276,53 +7822,33 @@
           <w:lang w:val="es-419" w:eastAsia="es-CO"/>
         </w:rPr>
       </w:pPr>
-    </w:p>
-    <w:p>
-      <w:pPr>
-        <w:rPr>
-          <w:lang w:val="es-419" w:eastAsia="es-CO"/>
-        </w:rPr>
-      </w:pPr>
-      <w:r>
-        <w:rPr>
-          <w:lang w:val="es-419" w:eastAsia="es-CO"/>
-        </w:rPr>
-        <w:t xml:space="preserve">La definición de estos aspectos permite que los indicadores sean comprensibles, comparables y útiles para el seguimiento. Además, ayuda a organizar la medición de las </w:t>
-      </w:r>
-      <w:r>
-        <w:rPr>
-          <w:lang w:val="es-419" w:eastAsia="es-CO"/>
-        </w:rPr>
+      <w:r>
+        <w:rPr>
+          <w:lang w:val="es-419" w:eastAsia="es-CO"/>
+        </w:rPr>
+        <w:t>La definición de estos aspectos permite que los indicadores sean comprensibles, comparables y útiles para el seguimiento. Además, ayuda a organizar la medición de las intervenciones, interpretar los resultados obtenidos y orientar acciones de mejora acordes con las necesidades de los hogares colombianos.</w:t>
+      </w:r>
+    </w:p>
+    <w:p>
+      <w:pPr>
+        <w:rPr>
+          <w:lang w:val="es-419" w:eastAsia="es-CO"/>
+        </w:rPr>
+      </w:pPr>
+      <w:r>
+        <w:rPr>
+          <w:lang w:val="es-419" w:eastAsia="es-CO"/>
+        </w:rPr>
+        <w:t>A partir de esta comprensión, resulta necesario profundizar en la ficha técnica de los indicadores, la cual permite estandarizar su definición, cálculo, fuente de información e interpretación dentro del proceso de seguimiento.</w:t>
+      </w:r>
+    </w:p>
+    <w:p>
+      <w:pPr>
+        <w:pStyle w:val="Ttulo2"/>
+      </w:pPr>
+      <w:bookmarkStart w:id="12" w:name="_Toc233821134"/>
+      <w:r>
         <w:lastRenderedPageBreak/>
-        <w:t>intervenciones, interpretar los resultados obtenidos y orientar acciones de mejora acordes con las necesidades de los hogares colombianos.</w:t>
-      </w:r>
-    </w:p>
-    <w:p>
-      <w:pPr>
-        <w:rPr>
-          <w:lang w:val="es-419" w:eastAsia="es-CO"/>
-        </w:rPr>
-      </w:pPr>
-      <w:r>
-        <w:rPr>
-          <w:lang w:val="es-419" w:eastAsia="es-CO"/>
-        </w:rPr>
-        <w:t>A partir de esta comprensión, resulta necesario profundizar en la ficha técnica de los indicadores, la cual permite estandarizar su definición, cálculo, fuente de información e interpretación dentro del proceso de seguimiento.</w:t>
-      </w:r>
-    </w:p>
-    <w:p>
-      <w:pPr>
-        <w:rPr>
-          <w:lang w:val="es-419" w:eastAsia="es-CO"/>
-        </w:rPr>
-      </w:pPr>
-    </w:p>
-    <w:p>
-      <w:pPr>
-        <w:pStyle w:val="Ttulo2"/>
-      </w:pPr>
-      <w:bookmarkStart w:id="12" w:name="_Toc233821134"/>
-      <w:r>
         <w:t>Ficha técnica de los indicadores</w:t>
       </w:r>
       <w:bookmarkEnd w:id="12"/>
@@ -7433,6 +7959,7 @@
           <w:p>
             <w:pPr>
               <w:pStyle w:val="TextoTablas"/>
+              <w:spacing w:line="360" w:lineRule="auto"/>
             </w:pPr>
             <w:r>
               <w:t>Porcentaje de hogares que implementan prácticas saludables.</w:t>
@@ -7461,6 +7988,7 @@
           <w:p>
             <w:pPr>
               <w:pStyle w:val="TextoTablas"/>
+              <w:spacing w:line="360" w:lineRule="auto"/>
             </w:pPr>
             <w:r>
               <w:t>Medir el nivel de adopción de prácticas saludables en los hogares intervenidos.</w:t>
@@ -7481,7 +8009,6 @@
               <w:pStyle w:val="TextoTablas"/>
             </w:pPr>
             <w:r>
-              <w:lastRenderedPageBreak/>
               <w:t>Definición</w:t>
             </w:r>
           </w:p>
@@ -7493,6 +8020,7 @@
           <w:p>
             <w:pPr>
               <w:pStyle w:val="TextoTablas"/>
+              <w:spacing w:line="360" w:lineRule="auto"/>
             </w:pPr>
             <w:r>
               <w:t>Proporción de hogares que aplican prácticas saludables en relación con el total de hogares intervenidos.</w:t>
@@ -7521,6 +8049,7 @@
           <w:p>
             <w:pPr>
               <w:pStyle w:val="TextoTablas"/>
+              <w:spacing w:line="360" w:lineRule="auto"/>
             </w:pPr>
             <w:r>
               <w:t>Resultado.</w:t>
@@ -7552,6 +8081,7 @@
           <w:p>
             <w:pPr>
               <w:pStyle w:val="TextoTablas"/>
+              <w:spacing w:line="360" w:lineRule="auto"/>
             </w:pPr>
             <w:r>
               <w:t>(Número de hogares con prácticas saludables / Total de hogares intervenidos) × 100.</w:t>
@@ -7569,6 +8099,7 @@
               <w:pStyle w:val="TextoTablas"/>
             </w:pPr>
             <w:r>
+              <w:lastRenderedPageBreak/>
               <w:t>Unidad de medida</w:t>
             </w:r>
           </w:p>
@@ -7580,6 +8111,7 @@
           <w:p>
             <w:pPr>
               <w:pStyle w:val="TextoTablas"/>
+              <w:spacing w:line="360" w:lineRule="auto"/>
             </w:pPr>
             <w:r>
               <w:t>Porcentaje (%).</w:t>
@@ -7611,6 +8143,7 @@
           <w:p>
             <w:pPr>
               <w:pStyle w:val="TextoTablas"/>
+              <w:spacing w:line="360" w:lineRule="auto"/>
             </w:pPr>
             <w:r>
               <w:t>Hogares con prácticas saludables, hogares intervenidos.</w:t>
@@ -7639,6 +8172,7 @@
           <w:p>
             <w:pPr>
               <w:pStyle w:val="TextoTablas"/>
+              <w:spacing w:line="360" w:lineRule="auto"/>
             </w:pPr>
             <w:r>
               <w:t>Planillas de seguimiento, registros de visitas domiciliarias.</w:t>
@@ -7670,6 +8204,7 @@
           <w:p>
             <w:pPr>
               <w:pStyle w:val="TextoTablas"/>
+              <w:spacing w:line="360" w:lineRule="auto"/>
             </w:pPr>
             <w:r>
               <w:t>Mensual.</w:t>
@@ -7698,6 +8233,7 @@
           <w:p>
             <w:pPr>
               <w:pStyle w:val="TextoTablas"/>
+              <w:spacing w:line="360" w:lineRule="auto"/>
             </w:pPr>
             <w:r>
               <w:t>Equipo de intervención en salud.</w:t>
@@ -7729,6 +8265,7 @@
           <w:p>
             <w:pPr>
               <w:pStyle w:val="TextoTablas"/>
+              <w:spacing w:line="360" w:lineRule="auto"/>
             </w:pPr>
             <w:r>
               <w:t>≥ 80 % de hogares con prácticas saludables.</w:t>
@@ -7757,6 +8294,7 @@
           <w:p>
             <w:pPr>
               <w:pStyle w:val="TextoTablas"/>
+              <w:spacing w:line="360" w:lineRule="auto"/>
             </w:pPr>
             <w:r>
               <w:t>Valor inicial identificado en la caracterización.</w:t>
@@ -7788,6 +8326,7 @@
           <w:p>
             <w:pPr>
               <w:pStyle w:val="TextoTablas"/>
+              <w:spacing w:line="360" w:lineRule="auto"/>
             </w:pPr>
             <w:r>
               <w:t>Valores altos indican mayor adopción de prácticas saludables; valores bajos evidencian necesidad de fortalecer las intervenciones.</w:t>
@@ -7816,6 +8355,7 @@
           <w:p>
             <w:pPr>
               <w:pStyle w:val="TextoTablas"/>
+              <w:spacing w:line="360" w:lineRule="auto"/>
             </w:pPr>
             <w:r>
               <w:t>Seguimiento de resultados, toma de decisiones y ajuste del plan de acción.</w:t>
@@ -7843,13 +8383,6 @@
         </w:rPr>
         <w:t>La estructuración de estos elementos permite asegurar que los indicadores sean comprensibles, medibles y aplicables en el contexto del entorno hogar. Asimismo, facilita la comparación de resultados en el tiempo y la identificación de tendencias en el desarrollo de las intervenciones.</w:t>
       </w:r>
-    </w:p>
-    <w:p>
-      <w:pPr>
-        <w:rPr>
-          <w:lang w:val="es-419" w:eastAsia="es-CO"/>
-        </w:rPr>
-      </w:pPr>
     </w:p>
     <w:p>
       <w:pPr>
@@ -8302,15 +8835,6 @@
         </w:rPr>
         <w:t>A partir de la interpretación de los indicadores, la información obtenida adquiere mayor valor cuando se organiza, conserva y utiliza de manera adecuada. Por ello, la gestión de la información en salud permite transformar los datos del seguimiento en insumos claros para comprender la situación del entorno hogar, orientar acciones pertinentes y fortalecer la calidad de las intervenciones.</w:t>
       </w:r>
-    </w:p>
-    <w:p>
-      <w:pPr>
-        <w:spacing w:before="0" w:after="160" w:line="259" w:lineRule="auto"/>
-        <w:ind w:firstLine="0"/>
-        <w:rPr>
-          <w:lang w:val="es-419" w:eastAsia="es-CO"/>
-        </w:rPr>
-      </w:pPr>
       <w:r>
         <w:rPr>
           <w:lang w:val="es-419" w:eastAsia="es-CO"/>
@@ -8522,13 +9046,6 @@
     </w:p>
     <w:p>
       <w:pPr>
-        <w:rPr>
-          <w:lang w:val="es-419" w:eastAsia="es-CO"/>
-        </w:rPr>
-      </w:pPr>
-    </w:p>
-    <w:p>
-      <w:pPr>
         <w:pStyle w:val="Prrafodelista"/>
         <w:numPr>
           <w:ilvl w:val="0"/>
@@ -8696,13 +9213,6 @@
           <w:lang w:val="es-419" w:eastAsia="es-CO"/>
         </w:rPr>
       </w:pPr>
-    </w:p>
-    <w:p>
-      <w:pPr>
-        <w:rPr>
-          <w:lang w:val="es-419" w:eastAsia="es-CO"/>
-        </w:rPr>
-      </w:pPr>
       <w:r>
         <w:rPr>
           <w:lang w:val="es-419" w:eastAsia="es-CO"/>
@@ -8728,7 +9238,7 @@
         <w:pStyle w:val="Prrafodelista"/>
         <w:numPr>
           <w:ilvl w:val="0"/>
-          <w:numId w:val="28"/>
+          <w:numId w:val="47"/>
         </w:numPr>
         <w:rPr>
           <w:lang w:val="es-419" w:eastAsia="es-CO"/>
@@ -8746,7 +9256,7 @@
         <w:pStyle w:val="Prrafodelista"/>
         <w:numPr>
           <w:ilvl w:val="0"/>
-          <w:numId w:val="28"/>
+          <w:numId w:val="47"/>
         </w:numPr>
         <w:rPr>
           <w:lang w:val="es-419" w:eastAsia="es-CO"/>
@@ -8764,7 +9274,7 @@
         <w:pStyle w:val="Prrafodelista"/>
         <w:numPr>
           <w:ilvl w:val="0"/>
-          <w:numId w:val="28"/>
+          <w:numId w:val="47"/>
         </w:numPr>
         <w:rPr>
           <w:lang w:val="es-419" w:eastAsia="es-CO"/>
@@ -8782,7 +9292,7 @@
         <w:pStyle w:val="Prrafodelista"/>
         <w:numPr>
           <w:ilvl w:val="0"/>
-          <w:numId w:val="28"/>
+          <w:numId w:val="47"/>
         </w:numPr>
         <w:rPr>
           <w:lang w:val="es-419" w:eastAsia="es-CO"/>
@@ -8800,7 +9310,7 @@
         <w:pStyle w:val="Prrafodelista"/>
         <w:numPr>
           <w:ilvl w:val="0"/>
-          <w:numId w:val="28"/>
+          <w:numId w:val="47"/>
         </w:numPr>
         <w:rPr>
           <w:lang w:val="es-419" w:eastAsia="es-CO"/>
@@ -8818,7 +9328,7 @@
         <w:pStyle w:val="Prrafodelista"/>
         <w:numPr>
           <w:ilvl w:val="0"/>
-          <w:numId w:val="28"/>
+          <w:numId w:val="47"/>
         </w:numPr>
         <w:rPr>
           <w:lang w:val="es-419" w:eastAsia="es-CO"/>
@@ -8841,20 +9351,20 @@
         <w:rPr>
           <w:lang w:val="es-419" w:eastAsia="es-CO"/>
         </w:rPr>
+        <w:t>Esta ruta permite comprender que la gestión de la información es un proceso continuo. Cada paso aporta claridad al seguimiento, fortalece la calidad de los registros y facilita decisiones más pertinentes para mejorar las condiciones del entorno hogar.</w:t>
+      </w:r>
+    </w:p>
+    <w:p>
+      <w:pPr>
+        <w:rPr>
+          <w:lang w:val="es-419" w:eastAsia="es-CO"/>
+        </w:rPr>
+      </w:pPr>
+      <w:r>
+        <w:rPr>
+          <w:lang w:val="es-419" w:eastAsia="es-CO"/>
+        </w:rPr>
         <w:lastRenderedPageBreak/>
-        <w:t>Esta ruta permite comprender que la gestión de la información es un proceso continuo. Cada paso aporta claridad al seguimiento, fortalece la calidad de los registros y facilita decisiones más pertinentes para mejorar las condiciones del entorno hogar.</w:t>
-      </w:r>
-    </w:p>
-    <w:p>
-      <w:pPr>
-        <w:rPr>
-          <w:lang w:val="es-419" w:eastAsia="es-CO"/>
-        </w:rPr>
-      </w:pPr>
-      <w:r>
-        <w:rPr>
-          <w:lang w:val="es-419" w:eastAsia="es-CO"/>
-        </w:rPr>
         <w:t>La primera etapa de este proceso corresponde a la recolección de información, porque permite obtener los datos necesarios para conocer la situación del hogar, documentar las acciones realizadas y contar con insumos confiables para el análisis posterior.</w:t>
       </w:r>
     </w:p>
@@ -8913,13 +9423,6 @@
         </w:rPr>
         <w:t>Para comprender la recolección de información en el entorno hogar, es necesario reconocer las formas que permiten obtener datos claros, verificables y relacionados con la realidad de las familias. Estas formas ayudan a identificar condiciones del entorno, prácticas cotidianas y situaciones que requieren atención durante la intervención:</w:t>
       </w:r>
-    </w:p>
-    <w:p>
-      <w:pPr>
-        <w:rPr>
-          <w:lang w:val="es-419" w:eastAsia="es-CO"/>
-        </w:rPr>
-      </w:pPr>
     </w:p>
     <w:p>
       <w:pPr>
@@ -8938,39 +9441,39 @@
           <w:b/>
           <w:lang w:val="es-419" w:eastAsia="es-CO"/>
         </w:rPr>
+        <w:t>Visita domiciliaria</w:t>
+      </w:r>
+    </w:p>
+    <w:p>
+      <w:pPr>
+        <w:rPr>
+          <w:lang w:val="es-419" w:eastAsia="es-CO"/>
+        </w:rPr>
+      </w:pPr>
+      <w:r>
+        <w:rPr>
+          <w:lang w:val="es-419" w:eastAsia="es-CO"/>
+        </w:rPr>
+        <w:t>P</w:t>
+      </w:r>
+      <w:r>
+        <w:rPr>
+          <w:lang w:val="es-419" w:eastAsia="es-CO"/>
+        </w:rPr>
+        <w:t>ermite acercarse al hogar para reconocer las condiciones reales en las que vive la familia y recoger información directamente en su contexto.</w:t>
+      </w:r>
+    </w:p>
+    <w:p>
+      <w:pPr>
+        <w:rPr>
+          <w:lang w:val="es-419" w:eastAsia="es-CO"/>
+        </w:rPr>
+      </w:pPr>
+      <w:r>
+        <w:rPr>
+          <w:lang w:val="es-419" w:eastAsia="es-CO"/>
+        </w:rPr>
         <w:lastRenderedPageBreak/>
-        <w:t>Visita domiciliaria</w:t>
-      </w:r>
-    </w:p>
-    <w:p>
-      <w:pPr>
-        <w:rPr>
-          <w:lang w:val="es-419" w:eastAsia="es-CO"/>
-        </w:rPr>
-      </w:pPr>
-      <w:r>
-        <w:rPr>
-          <w:lang w:val="es-419" w:eastAsia="es-CO"/>
-        </w:rPr>
-        <w:t>P</w:t>
-      </w:r>
-      <w:r>
-        <w:rPr>
-          <w:lang w:val="es-419" w:eastAsia="es-CO"/>
-        </w:rPr>
-        <w:t>ermite acercarse al hogar para reconocer las condiciones reales en las que vive la familia y recoger información directamente en su contexto.</w:t>
-      </w:r>
-    </w:p>
-    <w:p>
-      <w:pPr>
-        <w:rPr>
-          <w:lang w:val="es-419" w:eastAsia="es-CO"/>
-        </w:rPr>
-      </w:pPr>
-      <w:r>
-        <w:rPr>
-          <w:lang w:val="es-419" w:eastAsia="es-CO"/>
-        </w:rPr>
         <w:t>Ejemplos: verificar si la vivienda cuenta con ventilación adecuada; identificar si el agua para consumo se almacena en recipientes limpios y protegidos.</w:t>
       </w:r>
     </w:p>
@@ -9106,13 +9609,6 @@
     </w:p>
     <w:p>
       <w:pPr>
-        <w:rPr>
-          <w:lang w:val="es-419" w:eastAsia="es-CO"/>
-        </w:rPr>
-      </w:pPr>
-    </w:p>
-    <w:p>
-      <w:pPr>
         <w:pStyle w:val="Prrafodelista"/>
         <w:numPr>
           <w:ilvl w:val="0"/>
@@ -9128,27 +9624,33 @@
           <w:b/>
           <w:lang w:val="es-419" w:eastAsia="es-CO"/>
         </w:rPr>
+        <w:t>Registro de información</w:t>
+      </w:r>
+    </w:p>
+    <w:p>
+      <w:pPr>
+        <w:rPr>
+          <w:lang w:val="es-419" w:eastAsia="es-CO"/>
+        </w:rPr>
+      </w:pPr>
+      <w:r>
+        <w:rPr>
+          <w:lang w:val="es-419" w:eastAsia="es-CO"/>
+        </w:rPr>
+        <w:t>C</w:t>
+      </w:r>
+      <w:r>
+        <w:rPr>
+          <w:lang w:val="es-419" w:eastAsia="es-CO"/>
+        </w:rPr>
+        <w:t xml:space="preserve">onsiste en documentar los datos obtenidos durante la intervención para conservar evidencia y facilitar el seguimiento. Ejemplos: anotar hallazgos de la visita en </w:t>
+      </w:r>
+      <w:r>
+        <w:rPr>
+          <w:lang w:val="es-419" w:eastAsia="es-CO"/>
+        </w:rPr>
         <w:lastRenderedPageBreak/>
-        <w:t>Registro de información</w:t>
-      </w:r>
-    </w:p>
-    <w:p>
-      <w:pPr>
-        <w:rPr>
-          <w:lang w:val="es-419" w:eastAsia="es-CO"/>
-        </w:rPr>
-      </w:pPr>
-      <w:r>
-        <w:rPr>
-          <w:lang w:val="es-419" w:eastAsia="es-CO"/>
-        </w:rPr>
-        <w:t>C</w:t>
-      </w:r>
-      <w:r>
-        <w:rPr>
-          <w:lang w:val="es-419" w:eastAsia="es-CO"/>
-        </w:rPr>
-        <w:t>onsiste en documentar los datos obtenidos durante la intervención para conservar evidencia y facilitar el seguimiento. Ejemplos: anotar hallazgos de la visita en una planilla; registrar compromisos acordados con la familia sobre manejo de residuos, higiene o almacenamiento seguro del agua.</w:t>
+        <w:t>una planilla; registrar compromisos acordados con la familia sobre manejo de residuos, higiene o almacenamiento seguro del agua.</w:t>
       </w:r>
     </w:p>
     <w:p>
@@ -9196,13 +9698,6 @@
           <w:lang w:val="es-419" w:eastAsia="es-CO"/>
         </w:rPr>
       </w:pPr>
-    </w:p>
-    <w:p>
-      <w:pPr>
-        <w:rPr>
-          <w:lang w:val="es-419" w:eastAsia="es-CO"/>
-        </w:rPr>
-      </w:pPr>
       <w:r>
         <w:rPr>
           <w:lang w:val="es-419" w:eastAsia="es-CO"/>
@@ -9233,29 +9728,23 @@
         <w:rPr>
           <w:lang w:val="es-419" w:eastAsia="es-CO"/>
         </w:rPr>
-        <w:t xml:space="preserve">Una vez obtenidos los datos durante la intervención, es necesario darles un orden que facilite su consulta y análisis. Por ello, la organización y sistematización </w:t>
-      </w:r>
-      <w:r>
-        <w:rPr>
-          <w:lang w:val="es-419" w:eastAsia="es-CO"/>
-        </w:rPr>
+        <w:t>Una vez obtenidos los datos durante la intervención, es necesario darles un orden que facilite su consulta y análisis. Por ello, la organización y sistematización permiten clasificar la información recolectada, reconocer relaciones entre los hallazgos y preparar los datos para su uso en el seguimiento de las acciones.</w:t>
+      </w:r>
+    </w:p>
+    <w:p>
+      <w:pPr>
+        <w:rPr>
+          <w:lang w:val="es-419" w:eastAsia="es-CO"/>
+        </w:rPr>
+      </w:pPr>
+    </w:p>
+    <w:p>
+      <w:pPr>
+        <w:pStyle w:val="Ttulo2"/>
+      </w:pPr>
+      <w:bookmarkStart w:id="16" w:name="_Toc233821138"/>
+      <w:r>
         <w:lastRenderedPageBreak/>
-        <w:t>permiten clasificar la información recolectada, reconocer relaciones entre los hallazgos y preparar los datos para su uso en el seguimiento de las acciones.</w:t>
-      </w:r>
-    </w:p>
-    <w:p>
-      <w:pPr>
-        <w:rPr>
-          <w:lang w:val="es-419" w:eastAsia="es-CO"/>
-        </w:rPr>
-      </w:pPr>
-    </w:p>
-    <w:p>
-      <w:pPr>
-        <w:pStyle w:val="Ttulo2"/>
-      </w:pPr>
-      <w:bookmarkStart w:id="16" w:name="_Toc233821138"/>
-      <w:r>
         <w:t>Organización y sistematización de datos</w:t>
       </w:r>
       <w:bookmarkEnd w:id="16"/>
@@ -9321,7 +9810,7 @@
         <w:rPr>
           <w:lang w:val="es-419" w:eastAsia="es-CO"/>
         </w:rPr>
-        <w:t>: clasifica la acción realizada, como visita, orientación, seguimiento o actividad educativa.</w:t>
+        <w:t>: clasifica la acción realizada como visita, orientación, seguimiento o actividad educativa.</w:t>
       </w:r>
     </w:p>
     <w:p>
@@ -9365,7 +9854,6 @@
           <w:b/>
           <w:lang w:val="es-419" w:eastAsia="es-CO"/>
         </w:rPr>
-        <w:lastRenderedPageBreak/>
         <w:t>Factores de riesgo</w:t>
       </w:r>
       <w:r>
@@ -9410,6 +9898,7 @@
         <w:rPr>
           <w:lang w:val="es-419" w:eastAsia="es-CO"/>
         </w:rPr>
+        <w:lastRenderedPageBreak/>
         <w:t>Esta forma de organizar los datos permite visualizar la información de manera más clara y establecer relaciones entre los hallazgos. Además, facilita el análisis posterior y contribuye a tomar decisiones pertinentes durante la intervención en el entorno hogar.</w:t>
       </w:r>
     </w:p>
@@ -9535,13 +10024,6 @@
           <w:lang w:val="es-419" w:eastAsia="es-CO"/>
         </w:rPr>
       </w:pPr>
-    </w:p>
-    <w:p>
-      <w:pPr>
-        <w:rPr>
-          <w:lang w:val="es-419" w:eastAsia="es-CO"/>
-        </w:rPr>
-      </w:pPr>
       <w:r>
         <w:rPr>
           <w:lang w:val="es-419" w:eastAsia="es-CO"/>
@@ -9559,20 +10041,20 @@
         <w:rPr>
           <w:lang w:val="es-419" w:eastAsia="es-CO"/>
         </w:rPr>
+        <w:t>En consecuencia, la organización y sistematización de los datos permiten transformar la información recolectada en insumos útiles para el análisis del proceso de intervención. A partir de esta base, se hace posible avanzar hacia el cálculo y análisis de los indicadores, etapa en la cual se interpretan los resultados obtenidos.</w:t>
+      </w:r>
+    </w:p>
+    <w:p>
+      <w:pPr>
+        <w:rPr>
+          <w:lang w:val="es-419" w:eastAsia="es-CO"/>
+        </w:rPr>
+      </w:pPr>
+      <w:r>
+        <w:rPr>
+          <w:lang w:val="es-419" w:eastAsia="es-CO"/>
+        </w:rPr>
         <w:lastRenderedPageBreak/>
-        <w:t>En consecuencia, la organización y sistematización de los datos permiten transformar la información recolectada en insumos útiles para el análisis del proceso de intervención. A partir de esta base, se hace posible avanzar hacia el cálculo y análisis de los indicadores, etapa en la cual se interpretan los resultados obtenidos.</w:t>
-      </w:r>
-    </w:p>
-    <w:p>
-      <w:pPr>
-        <w:rPr>
-          <w:lang w:val="es-419" w:eastAsia="es-CO"/>
-        </w:rPr>
-      </w:pPr>
-      <w:r>
-        <w:rPr>
-          <w:lang w:val="es-419" w:eastAsia="es-CO"/>
-        </w:rPr>
         <w:t>Una vez organizada y sistematizada la información, es necesario verificar que los datos sean claros, completos, coherentes y útiles para el análisis. Por ello, la calidad de la información se convierte en un criterio fundamental para asegurar registros confiables, evitar interpretaciones erróneas y fortalecer las decisiones durante la intervención en el entorno hogar.</w:t>
       </w:r>
     </w:p>
@@ -9629,27 +10111,27 @@
         <w:rPr>
           <w:lang w:val="es-419" w:eastAsia="es-CO"/>
         </w:rPr>
-        <w:t xml:space="preserve">Durante la implementación, la calidad de la información se garantiza cuando existe coherencia entre lo observado en el entorno hogar, lo registrado en los instrumentos y lo reportado en los procesos de seguimiento. Esta relación permite </w:t>
+        <w:t>Durante la implementación, la calidad de la información se garantiza cuando existe coherencia entre lo observado en el entorno hogar, lo registrado en los instrumentos y lo reportado en los procesos de seguimiento. Esta relación permite evitar inconsistencias y facilita el uso de la información en etapas posteriores del proceso.</w:t>
+      </w:r>
+    </w:p>
+    <w:p>
+      <w:pPr>
+        <w:rPr>
+          <w:lang w:val="es-419" w:eastAsia="es-CO"/>
+        </w:rPr>
+      </w:pPr>
+      <w:r>
+        <w:rPr>
+          <w:lang w:val="es-419" w:eastAsia="es-CO"/>
+        </w:rPr>
+        <w:t xml:space="preserve">La información actualizada, completa y confiable permite tomar decisiones oportunas durante la intervención, fortalece el análisis de las condiciones del entorno </w:t>
       </w:r>
       <w:r>
         <w:rPr>
           <w:lang w:val="es-419" w:eastAsia="es-CO"/>
         </w:rPr>
         <w:lastRenderedPageBreak/>
-        <w:t>evitar inconsistencias y facilita el uso de la información en etapas posteriores del proceso.</w:t>
-      </w:r>
-    </w:p>
-    <w:p>
-      <w:pPr>
-        <w:rPr>
-          <w:lang w:val="es-419" w:eastAsia="es-CO"/>
-        </w:rPr>
-      </w:pPr>
-      <w:r>
-        <w:rPr>
-          <w:lang w:val="es-419" w:eastAsia="es-CO"/>
-        </w:rPr>
-        <w:t>La información actualizada, completa y confiable permite tomar decisiones oportunas durante la intervención, fortalece el análisis de las condiciones del entorno hogar y evita que los datos incompletos o desactualizados afecten la pertinencia de las acciones.</w:t>
+        <w:t>hogar y evita que los datos incompletos o desactualizados afecten la pertinencia de las acciones.</w:t>
       </w:r>
     </w:p>
     <w:p>
@@ -9719,13 +10201,6 @@
     </w:p>
     <w:p>
       <w:pPr>
-        <w:rPr>
-          <w:lang w:val="es-419" w:eastAsia="es-CO"/>
-        </w:rPr>
-      </w:pPr>
-    </w:p>
-    <w:p>
-      <w:pPr>
         <w:pStyle w:val="Prrafodelista"/>
         <w:numPr>
           <w:ilvl w:val="0"/>
@@ -9741,39 +10216,39 @@
           <w:b/>
           <w:lang w:val="es-419" w:eastAsia="es-CO"/>
         </w:rPr>
+        <w:t>Oportunidad del registro</w:t>
+      </w:r>
+    </w:p>
+    <w:p>
+      <w:pPr>
+        <w:rPr>
+          <w:lang w:val="es-419" w:eastAsia="es-CO"/>
+        </w:rPr>
+      </w:pPr>
+      <w:r>
+        <w:rPr>
+          <w:lang w:val="es-419" w:eastAsia="es-CO"/>
+        </w:rPr>
+        <w:t>C</w:t>
+      </w:r>
+      <w:r>
+        <w:rPr>
+          <w:lang w:val="es-419" w:eastAsia="es-CO"/>
+        </w:rPr>
+        <w:t xml:space="preserve">onsiste en documentar la información en el momento adecuado, evitando retrasos que puedan afectar su utilidad. Cuando los datos se registran a tiempo, es posible actuar con mayor rapidez frente a situaciones identificadas. </w:t>
+      </w:r>
+    </w:p>
+    <w:p>
+      <w:pPr>
+        <w:rPr>
+          <w:lang w:val="es-419" w:eastAsia="es-CO"/>
+        </w:rPr>
+      </w:pPr>
+      <w:r>
+        <w:rPr>
+          <w:lang w:val="es-419" w:eastAsia="es-CO"/>
+        </w:rPr>
         <w:lastRenderedPageBreak/>
-        <w:t>Oportunidad del registro</w:t>
-      </w:r>
-    </w:p>
-    <w:p>
-      <w:pPr>
-        <w:rPr>
-          <w:lang w:val="es-419" w:eastAsia="es-CO"/>
-        </w:rPr>
-      </w:pPr>
-      <w:r>
-        <w:rPr>
-          <w:lang w:val="es-419" w:eastAsia="es-CO"/>
-        </w:rPr>
-        <w:t>C</w:t>
-      </w:r>
-      <w:r>
-        <w:rPr>
-          <w:lang w:val="es-419" w:eastAsia="es-CO"/>
-        </w:rPr>
-        <w:t xml:space="preserve">onsiste en documentar la información en el momento adecuado, evitando retrasos que puedan afectar su utilidad. Cuando los datos se registran a tiempo, es posible actuar con mayor rapidez frente a situaciones identificadas. </w:t>
-      </w:r>
-    </w:p>
-    <w:p>
-      <w:pPr>
-        <w:rPr>
-          <w:lang w:val="es-419" w:eastAsia="es-CO"/>
-        </w:rPr>
-      </w:pPr>
-      <w:r>
-        <w:rPr>
-          <w:lang w:val="es-419" w:eastAsia="es-CO"/>
-        </w:rPr>
         <w:t>Ejemplo: reportar durante la visita la presencia de residuos acumulados permite orientar acciones inmediatas de limpieza.</w:t>
       </w:r>
     </w:p>
@@ -9930,27 +10405,27 @@
         <w:rPr>
           <w:lang w:val="es-419" w:eastAsia="es-CO"/>
         </w:rPr>
+        <w:t>Ejemplo: los datos de una familia se registran solo en los formatos autorizados y se usan para fines de seguimiento.</w:t>
+      </w:r>
+    </w:p>
+    <w:p>
+      <w:pPr>
+        <w:rPr>
+          <w:lang w:val="es-419" w:eastAsia="es-CO"/>
+        </w:rPr>
+      </w:pPr>
+    </w:p>
+    <w:p>
+      <w:pPr>
+        <w:rPr>
+          <w:lang w:val="es-419" w:eastAsia="es-CO"/>
+        </w:rPr>
+      </w:pPr>
+      <w:r>
+        <w:rPr>
+          <w:lang w:val="es-419" w:eastAsia="es-CO"/>
+        </w:rPr>
         <w:lastRenderedPageBreak/>
-        <w:t>Ejemplo: los datos de una familia se registran solo en los formatos autorizados y se usan para fines de seguimiento.</w:t>
-      </w:r>
-    </w:p>
-    <w:p>
-      <w:pPr>
-        <w:rPr>
-          <w:lang w:val="es-419" w:eastAsia="es-CO"/>
-        </w:rPr>
-      </w:pPr>
-    </w:p>
-    <w:p>
-      <w:pPr>
-        <w:rPr>
-          <w:lang w:val="es-419" w:eastAsia="es-CO"/>
-        </w:rPr>
-      </w:pPr>
-      <w:r>
-        <w:rPr>
-          <w:lang w:val="es-419" w:eastAsia="es-CO"/>
-        </w:rPr>
         <w:t>El cumplimiento de estos criterios fortalece la calidad de la información y facilita su uso responsable durante el proceso de intervención. Además, permite que los datos registrados sean comprensibles, verificables y pertinentes para reconocer necesidades, valorar resultados y orientar acciones de mejora en el entorno hogar.</w:t>
       </w:r>
     </w:p>
@@ -10081,13 +10556,6 @@
           <w:lang w:val="es-419" w:eastAsia="es-CO"/>
         </w:rPr>
       </w:pPr>
-    </w:p>
-    <w:p>
-      <w:pPr>
-        <w:rPr>
-          <w:lang w:val="es-419" w:eastAsia="es-CO"/>
-        </w:rPr>
-      </w:pPr>
       <w:r>
         <w:rPr>
           <w:lang w:val="es-419" w:eastAsia="es-CO"/>
@@ -10407,13 +10875,6 @@
         </w:rPr>
         <w:t>Ejemplo: programar una nueva orientación sobre higiene de alimentos cuando los resultados muestran baja adopción de esta práctica.</w:t>
       </w:r>
-    </w:p>
-    <w:p>
-      <w:pPr>
-        <w:rPr>
-          <w:lang w:val="es-419" w:eastAsia="es-CO"/>
-        </w:rPr>
-      </w:pPr>
     </w:p>
     <w:p>
       <w:pPr>
@@ -11562,7 +12023,7 @@
                     </pic:cNvPicPr>
                   </pic:nvPicPr>
                   <pic:blipFill>
-                    <a:blip r:embed="rId14">
+                    <a:blip r:embed="rId16">
                       <a:extLst>
                         <a:ext uri="{28A0092B-C50C-407E-A947-70E740481C1C}">
                           <a14:useLocalDpi xmlns:a14="http://schemas.microsoft.com/office/drawing/2010/main" val="0"/>
@@ -12030,13 +12491,6 @@
           <w:lang w:val="es-419" w:eastAsia="es-CO"/>
         </w:rPr>
       </w:pPr>
-    </w:p>
-    <w:p>
-      <w:pPr>
-        <w:rPr>
-          <w:lang w:val="es-419" w:eastAsia="es-CO"/>
-        </w:rPr>
-      </w:pPr>
       <w:r>
         <w:rPr>
           <w:lang w:val="es-419" w:eastAsia="es-CO"/>
@@ -12095,6 +12549,13 @@
         </w:rPr>
         <w:t>A partir de la evaluación del plan de acción, los resultados obtenidos permiten reconocer qué aspectos deben mantenerse, ajustarse o fortalecerse durante la intervención. Esta revisión orienta la toma de decisiones y prepara la implementación de acciones de mejora continua, entendidas como ajustes organizados que buscan responder mejor a las necesidades identificadas, fortalecer los avances logrados y mejorar la pertinencia de las intervenciones en salud.</w:t>
       </w:r>
+    </w:p>
+    <w:p>
+      <w:pPr>
+        <w:rPr>
+          <w:lang w:val="es-419" w:eastAsia="es-CO"/>
+        </w:rPr>
+      </w:pPr>
     </w:p>
     <w:p>
       <w:pPr>
@@ -12315,13 +12776,6 @@
           <w:lang w:val="es-419" w:eastAsia="es-CO"/>
         </w:rPr>
       </w:pPr>
-    </w:p>
-    <w:p>
-      <w:pPr>
-        <w:rPr>
-          <w:lang w:val="es-419" w:eastAsia="es-CO"/>
-        </w:rPr>
-      </w:pPr>
       <w:r>
         <w:rPr>
           <w:lang w:val="es-419" w:eastAsia="es-CO"/>
@@ -12348,19 +12802,18 @@
           <w:lang w:val="es-419" w:eastAsia="es-CO"/>
         </w:rPr>
       </w:pPr>
-    </w:p>
-    <w:p>
-      <w:pPr>
-        <w:rPr>
-          <w:lang w:val="es-419" w:eastAsia="es-CO"/>
-        </w:rPr>
-      </w:pPr>
+      <w:r>
+        <w:rPr>
+          <w:lang w:val="es-419" w:eastAsia="es-CO"/>
+        </w:rPr>
+        <w:t xml:space="preserve">A partir de estas acciones, se requiere reconocer con claridad qué aspectos del proceso necesitan fortalecerse. Por ello, la identificación de oportunidades de mejora </w:t>
+      </w:r>
       <w:r>
         <w:rPr>
           <w:lang w:val="es-419" w:eastAsia="es-CO"/>
         </w:rPr>
         <w:lastRenderedPageBreak/>
-        <w:t>A partir de estas acciones, se requiere reconocer con claridad qué aspectos del proceso necesitan fortalecerse. Por ello, la identificación de oportunidades de mejora permite analizar los resultados, revisar las causas de las dificultades y definir prioridades para orientar decisiones pertinentes durante la intervención.</w:t>
+        <w:t>permite analizar los resultados, revisar las causas de las dificultades y definir prioridades para orientar decisiones pertinentes durante la intervención.</w:t>
       </w:r>
     </w:p>
     <w:p>
@@ -12520,25 +12973,11 @@
           <w:lang w:val="es-419" w:eastAsia="es-CO"/>
         </w:rPr>
       </w:pPr>
-    </w:p>
-    <w:p>
-      <w:pPr>
-        <w:rPr>
-          <w:lang w:val="es-419" w:eastAsia="es-CO"/>
-        </w:rPr>
-      </w:pPr>
-      <w:r>
-        <w:rPr>
-          <w:lang w:val="es-419" w:eastAsia="es-CO"/>
-        </w:rPr>
-        <w:t xml:space="preserve">A partir de esta revisión, se pueden reconocer brechas entre lo esperado y lo alcanzado. Estas brechas no deben entenderse solo como fallas, sino como señales que </w:t>
-      </w:r>
-      <w:r>
-        <w:rPr>
-          <w:lang w:val="es-419" w:eastAsia="es-CO"/>
-        </w:rPr>
-        <w:lastRenderedPageBreak/>
-        <w:t>orientan nuevas decisiones para mejorar la intervención y fortalecer el acompañamiento en el territorio.</w:t>
+      <w:r>
+        <w:rPr>
+          <w:lang w:val="es-419" w:eastAsia="es-CO"/>
+        </w:rPr>
+        <w:t>A partir de esta revisión, se pueden reconocer brechas entre lo esperado y lo alcanzado. Estas brechas no deben entenderse solo como fallas, sino como señales que orientan nuevas decisiones para mejorar la intervención y fortalecer el acompañamiento en el territorio.</w:t>
       </w:r>
     </w:p>
     <w:p>
@@ -12571,6 +13010,7 @@
           <w:b/>
           <w:lang w:val="es-419" w:eastAsia="es-CO"/>
         </w:rPr>
+        <w:lastRenderedPageBreak/>
         <w:t>Resultados por debajo de la meta</w:t>
       </w:r>
     </w:p>
@@ -12694,14 +13134,7 @@
         <w:rPr>
           <w:lang w:val="es-419" w:eastAsia="es-CO"/>
         </w:rPr>
-        <w:t xml:space="preserve">ermiten reconocer los apoyos humanos, comunitarios, institucionales o materiales que pueden utilizarse para mejorar la intervención. Su identificación facilita </w:t>
-      </w:r>
-      <w:r>
-        <w:rPr>
-          <w:lang w:val="es-419" w:eastAsia="es-CO"/>
-        </w:rPr>
-        <w:lastRenderedPageBreak/>
-        <w:t>orientar esfuerzos, evitar acciones poco viables y aprovechar capacidades existentes en el territorio.</w:t>
+        <w:t>ermiten reconocer los apoyos humanos, comunitarios, institucionales o materiales que pueden utilizarse para mejorar la intervención. Su identificación facilita orientar esfuerzos, evitar acciones poco viables y aprovechar capacidades existentes en el territorio.</w:t>
       </w:r>
     </w:p>
     <w:p>
@@ -12734,6 +13167,7 @@
           <w:b/>
           <w:lang w:val="es-419" w:eastAsia="es-CO"/>
         </w:rPr>
+        <w:lastRenderedPageBreak/>
         <w:t>Acciones con mejores resultados</w:t>
       </w:r>
     </w:p>
@@ -12775,13 +13209,6 @@
           <w:lang w:val="es-419" w:eastAsia="es-CO"/>
         </w:rPr>
       </w:pPr>
-    </w:p>
-    <w:p>
-      <w:pPr>
-        <w:rPr>
-          <w:lang w:val="es-419" w:eastAsia="es-CO"/>
-        </w:rPr>
-      </w:pPr>
       <w:r>
         <w:rPr>
           <w:lang w:val="es-419" w:eastAsia="es-CO"/>
@@ -12827,7 +13254,6 @@
         <w:rPr>
           <w:lang w:val="es-419" w:eastAsia="es-CO"/>
         </w:rPr>
-        <w:lastRenderedPageBreak/>
         <w:t>Matriz de priorización</w:t>
       </w:r>
     </w:p>
@@ -13087,6 +13513,7 @@
         <w:rPr>
           <w:lang w:val="es-419" w:eastAsia="es-CO"/>
         </w:rPr>
+        <w:lastRenderedPageBreak/>
         <w:t>Desde una perspectiva operativa, esta matriz ayuda a ordenar la información y enfocar los esfuerzos en las situaciones que requieren atención inmediata o seguimiento progresivo. Así, la toma de decisiones se apoya en criterios claros y no únicamente en percepciones generales.</w:t>
       </w:r>
     </w:p>
@@ -13143,39 +13570,33 @@
         <w:rPr>
           <w:lang w:val="es-419" w:eastAsia="es-CO"/>
         </w:rPr>
-        <w:t xml:space="preserve">El ajuste del plan de acción corresponde al proceso mediante el cual se incorporan cambios derivados del análisis de resultados. Su finalidad es fortalecer la </w:t>
-      </w:r>
+        <w:t>El ajuste del plan de acción corresponde al proceso mediante el cual se incorporan cambios derivados del análisis de resultados. Su finalidad es fortalecer la intervención, mantener su pertinencia frente a las condiciones del territorio y asegurar que las actividades respondan a las necesidades identificadas.</w:t>
+      </w:r>
+    </w:p>
+    <w:p>
+      <w:pPr>
+        <w:rPr>
+          <w:lang w:val="es-419" w:eastAsia="es-CO"/>
+        </w:rPr>
+      </w:pPr>
+      <w:r>
+        <w:rPr>
+          <w:lang w:val="es-419" w:eastAsia="es-CO"/>
+        </w:rPr>
+        <w:t>Este ajuste no significa cambiar todo lo planeado. Consiste en revisar de manera organizada qué actividades deben continuar, cuáles requieren modificación y qué acciones nuevas deben incorporarse. En el entorno hogar, estos cambios pueden relacionarse con nuevas visitas, refuerzo educativo, coordinación institucional o actualización de compromisos familiares.</w:t>
+      </w:r>
+    </w:p>
+    <w:p>
+      <w:pPr>
+        <w:rPr>
+          <w:lang w:val="es-419" w:eastAsia="es-CO"/>
+        </w:rPr>
+      </w:pPr>
       <w:r>
         <w:rPr>
           <w:lang w:val="es-419" w:eastAsia="es-CO"/>
         </w:rPr>
         <w:lastRenderedPageBreak/>
-        <w:t>intervención, mantener su pertinencia frente a las condiciones del territorio y asegurar que las actividades respondan a las necesidades identificadas.</w:t>
-      </w:r>
-    </w:p>
-    <w:p>
-      <w:pPr>
-        <w:rPr>
-          <w:lang w:val="es-419" w:eastAsia="es-CO"/>
-        </w:rPr>
-      </w:pPr>
-      <w:r>
-        <w:rPr>
-          <w:lang w:val="es-419" w:eastAsia="es-CO"/>
-        </w:rPr>
-        <w:t>Este ajuste no significa cambiar todo lo planeado. Consiste en revisar de manera organizada qué actividades deben continuar, cuáles requieren modificación y qué acciones nuevas deben incorporarse. En el entorno hogar, estos cambios pueden relacionarse con nuevas visitas, refuerzo educativo, coordinación institucional o actualización de compromisos familiares.</w:t>
-      </w:r>
-    </w:p>
-    <w:p>
-      <w:pPr>
-        <w:rPr>
-          <w:lang w:val="es-419" w:eastAsia="es-CO"/>
-        </w:rPr>
-      </w:pPr>
-      <w:r>
-        <w:rPr>
-          <w:lang w:val="es-419" w:eastAsia="es-CO"/>
-        </w:rPr>
         <w:t>Lejos de ser una corrección aislada, el ajuste permite mejorar progresivamente las intervenciones. Su aplicación mantiene la coherencia entre lo planificado, lo ejecutado y lo evaluado, favoreciendo una intervención más ordenada, flexible y centrada en resultados.</w:t>
       </w:r>
     </w:p>
@@ -13191,13 +13612,6 @@
         </w:rPr>
         <w:t>Para realizar el ajuste del plan, se pueden considerar los siguientes elementos:</w:t>
       </w:r>
-    </w:p>
-    <w:p>
-      <w:pPr>
-        <w:rPr>
-          <w:lang w:val="es-419" w:eastAsia="es-CO"/>
-        </w:rPr>
-      </w:pPr>
     </w:p>
     <w:p>
       <w:pPr>
@@ -13294,7 +13708,6 @@
           <w:b/>
           <w:lang w:val="es-419" w:eastAsia="es-CO"/>
         </w:rPr>
-        <w:lastRenderedPageBreak/>
         <w:t>Redistribución de recursos</w:t>
       </w:r>
     </w:p>
@@ -13316,6 +13729,27 @@
         </w:rPr>
         <w:t>ermite orientar tiempo, materiales, talento humano o apoyos institucionales hacia las necesidades más importantes. Esta redistribución favorece una respuesta más pertinente, especialmente en hogares o territorios con mayores barreras de acceso o condiciones de vulnerabilidad.</w:t>
       </w:r>
+    </w:p>
+    <w:p>
+      <w:pPr>
+        <w:rPr>
+          <w:lang w:val="es-419" w:eastAsia="es-CO"/>
+        </w:rPr>
+      </w:pPr>
+    </w:p>
+    <w:p>
+      <w:pPr>
+        <w:rPr>
+          <w:lang w:val="es-419" w:eastAsia="es-CO"/>
+        </w:rPr>
+      </w:pPr>
+    </w:p>
+    <w:p>
+      <w:pPr>
+        <w:rPr>
+          <w:lang w:val="es-419" w:eastAsia="es-CO"/>
+        </w:rPr>
+      </w:pPr>
     </w:p>
     <w:p>
       <w:pPr>
@@ -13334,6 +13768,7 @@
           <w:b/>
           <w:lang w:val="es-419" w:eastAsia="es-CO"/>
         </w:rPr>
+        <w:lastRenderedPageBreak/>
         <w:t>Definición de nuevos acuerdos</w:t>
       </w:r>
     </w:p>
@@ -13362,13 +13797,6 @@
           <w:lang w:val="es-419" w:eastAsia="es-CO"/>
         </w:rPr>
       </w:pPr>
-    </w:p>
-    <w:p>
-      <w:pPr>
-        <w:rPr>
-          <w:lang w:val="es-419" w:eastAsia="es-CO"/>
-        </w:rPr>
-      </w:pPr>
       <w:r>
         <w:rPr>
           <w:lang w:val="es-419" w:eastAsia="es-CO"/>
@@ -13411,46 +13839,51 @@
     </w:p>
     <w:p>
       <w:pPr>
-        <w:rPr>
-          <w:lang w:val="es-419" w:eastAsia="es-CO"/>
-        </w:rPr>
-      </w:pPr>
-    </w:p>
-    <w:p>
-      <w:pPr>
         <w:pStyle w:val="Ttulo2"/>
       </w:pPr>
       <w:bookmarkStart w:id="26" w:name="_Toc233821148"/>
       <w:r>
+        <w:t>Integración del proceso de intervención</w:t>
+      </w:r>
+      <w:bookmarkEnd w:id="26"/>
+    </w:p>
+    <w:p>
+      <w:pPr>
+        <w:rPr>
+          <w:lang w:val="es-419" w:eastAsia="es-CO"/>
+        </w:rPr>
+      </w:pPr>
+      <w:r>
+        <w:rPr>
+          <w:lang w:val="es-419" w:eastAsia="es-CO"/>
+        </w:rPr>
+        <w:t>La integración del proceso de intervención en el entorno hogar permite articular de manera coherente las diferentes fases desarrolladas, desde la implementación de las acciones hasta el seguimiento, la evaluación y la mejora continua. Este enfoque garantiza que las intervenciones no se ejecuten de forma aislada, sino como parte de un proceso estructurado orientado a resultados.</w:t>
+      </w:r>
+    </w:p>
+    <w:p>
+      <w:pPr>
+        <w:rPr>
+          <w:lang w:val="es-419" w:eastAsia="es-CO"/>
+        </w:rPr>
+      </w:pPr>
+      <w:r>
+        <w:rPr>
+          <w:lang w:val="es-419" w:eastAsia="es-CO"/>
+        </w:rPr>
         <w:lastRenderedPageBreak/>
-        <w:t>Integración del proceso de intervención</w:t>
-      </w:r>
-      <w:bookmarkEnd w:id="26"/>
-    </w:p>
-    <w:p>
-      <w:pPr>
-        <w:rPr>
-          <w:lang w:val="es-419" w:eastAsia="es-CO"/>
-        </w:rPr>
-      </w:pPr>
-      <w:r>
-        <w:rPr>
-          <w:lang w:val="es-419" w:eastAsia="es-CO"/>
-        </w:rPr>
-        <w:t>La integración del proceso de intervención en el entorno hogar permite articular de manera coherente las diferentes fases desarrolladas, desde la implementación de las acciones hasta el seguimiento, la evaluación y la mejora continua. Este enfoque garantiza que las intervenciones no se ejecuten de forma aislada, sino como parte de un proceso estructurado orientado a resultados.</w:t>
-      </w:r>
-    </w:p>
-    <w:p>
-      <w:pPr>
-        <w:rPr>
-          <w:lang w:val="es-419" w:eastAsia="es-CO"/>
-        </w:rPr>
-      </w:pPr>
-      <w:r>
-        <w:rPr>
-          <w:lang w:val="es-419" w:eastAsia="es-CO"/>
-        </w:rPr>
-        <w:t>A lo largo del proceso, cada fase cumple una función específica, la implementación materializa las acciones, el seguimiento permite verificar su desarrollo, la evaluación valora los resultados obtenidos y la mejora continua orienta los ajustes necesarios. La integración de estos elementos permite consolidar una intervención dinámica, adaptable y centrada en las necesidades de la población.</w:t>
+        <w:t>A lo largo del proceso, cada fase cumple una función específica</w:t>
+      </w:r>
+      <w:r>
+        <w:rPr>
+          <w:lang w:val="es-419" w:eastAsia="es-CO"/>
+        </w:rPr>
+        <w:t>:</w:t>
+      </w:r>
+      <w:r>
+        <w:rPr>
+          <w:lang w:val="es-419" w:eastAsia="es-CO"/>
+        </w:rPr>
+        <w:t xml:space="preserve"> la implementación materializa las acciones, el seguimiento permite verificar su desarrollo, la evaluación valora los resultados obtenidos y la mejora continua orienta los ajustes necesarios. La integración de estos elementos permite consolidar una intervención dinámica, adaptable y centrada en las necesidades de la población.</w:t>
       </w:r>
     </w:p>
     <w:p>
@@ -13478,13 +13911,6 @@
         </w:rPr>
         <w:t>Para comprender esta integración, se pueden reconocer los siguientes componentes:</w:t>
       </w:r>
-    </w:p>
-    <w:p>
-      <w:pPr>
-        <w:rPr>
-          <w:lang w:val="es-419" w:eastAsia="es-CO"/>
-        </w:rPr>
-      </w:pPr>
     </w:p>
     <w:p>
       <w:pPr>
@@ -13535,7 +13961,6 @@
         <w:rPr>
           <w:lang w:val="es-419" w:eastAsia="es-CO"/>
         </w:rPr>
-        <w:lastRenderedPageBreak/>
         <w:t xml:space="preserve"> Ejemplo: si en una vereda se identifica bajo acceso al agua, esta información permite priorizar acciones educativas y coordinar apoyos comunitarios o institucionales.</w:t>
       </w:r>
     </w:p>
@@ -13575,7 +14000,14 @@
         <w:rPr>
           <w:lang w:val="es-419" w:eastAsia="es-CO"/>
         </w:rPr>
-        <w:t>ntegra la implementación de las acciones, el seguimiento de los avances, la evaluación de los resultados y la definición de ajustes. Este componente permite revisar si lo planeado se está cumpliendo y si las actividades responden a las necesidades identificadas.</w:t>
+        <w:t xml:space="preserve">ntegra la implementación de las acciones, el seguimiento de los avances, la evaluación de los resultados y la definición de ajustes. Este componente permite revisar </w:t>
+      </w:r>
+      <w:r>
+        <w:rPr>
+          <w:lang w:val="es-419" w:eastAsia="es-CO"/>
+        </w:rPr>
+        <w:lastRenderedPageBreak/>
+        <w:t>si lo planeado se está cumpliendo y si las actividades responden a las necesidades identificadas.</w:t>
       </w:r>
     </w:p>
     <w:p>
@@ -13649,50 +14081,49 @@
           <w:lang w:val="es-419" w:eastAsia="es-CO"/>
         </w:rPr>
       </w:pPr>
-    </w:p>
-    <w:p>
-      <w:pPr>
-        <w:rPr>
-          <w:lang w:val="es-419" w:eastAsia="es-CO"/>
-        </w:rPr>
-      </w:pPr>
-      <w:r>
-        <w:rPr>
-          <w:lang w:val="es-419" w:eastAsia="es-CO"/>
-        </w:rPr>
-        <w:t xml:space="preserve">La articulación de estos componentes permite comprender que la intervención no se desarrolla en momentos aislados, sino como un proceso organizado. Cada fase </w:t>
-      </w:r>
+      <w:r>
+        <w:rPr>
+          <w:lang w:val="es-419" w:eastAsia="es-CO"/>
+        </w:rPr>
+        <w:t>La articulación de estos componentes permite comprender que la intervención no se desarrolla en momentos aislados, sino como un proceso organizado. Cada fase aporta información útil para tomar decisiones, ajustar las acciones y fortalecer el acompañamiento a los hogares y territorios que requieren mayor atención.</w:t>
+      </w:r>
+    </w:p>
+    <w:p>
+      <w:pPr>
+        <w:rPr>
+          <w:lang w:val="es-419" w:eastAsia="es-CO"/>
+        </w:rPr>
+      </w:pPr>
+      <w:r>
+        <w:rPr>
+          <w:lang w:val="es-419" w:eastAsia="es-CO"/>
+        </w:rPr>
+        <w:t>La integración del proceso permite conectar la información recolectada, las acciones realizadas y los resultados obtenidos, con el fin de orientar intervenciones más coherentes y ajustadas a las necesidades del territorio. De esta manera, cada fase cumple una función dentro del proceso</w:t>
+      </w:r>
+      <w:r>
+        <w:rPr>
+          <w:lang w:val="es-419" w:eastAsia="es-CO"/>
+        </w:rPr>
+        <w:t>:</w:t>
+      </w:r>
+      <w:r>
+        <w:rPr>
+          <w:lang w:val="es-419" w:eastAsia="es-CO"/>
+        </w:rPr>
+        <w:t xml:space="preserve"> la implementación desarrolla las acciones, el seguimiento verifica los avances, la evaluación valora los resultados y la mejora define los ajustes necesarios.</w:t>
+      </w:r>
+    </w:p>
+    <w:p>
+      <w:pPr>
+        <w:rPr>
+          <w:lang w:val="es-419" w:eastAsia="es-CO"/>
+        </w:rPr>
+      </w:pPr>
       <w:r>
         <w:rPr>
           <w:lang w:val="es-419" w:eastAsia="es-CO"/>
         </w:rPr>
         <w:lastRenderedPageBreak/>
-        <w:t>aporta información útil para tomar decisiones, ajustar las acciones y fortalecer el acompañamiento a los hogares y territorios que requieren mayor atención.</w:t>
-      </w:r>
-    </w:p>
-    <w:p>
-      <w:pPr>
-        <w:rPr>
-          <w:lang w:val="es-419" w:eastAsia="es-CO"/>
-        </w:rPr>
-      </w:pPr>
-      <w:r>
-        <w:rPr>
-          <w:lang w:val="es-419" w:eastAsia="es-CO"/>
-        </w:rPr>
-        <w:t>La integración del proceso permite conectar la información recolectada, las acciones realizadas y los resultados obtenidos, con el fin de orientar intervenciones más coherentes y ajustadas a las necesidades del territorio. De esta manera, cada fase cumple una función dentro del proceso, la implementación desarrolla las acciones, el seguimiento verifica los avances, la evaluación valora los resultados y la mejora define los ajustes necesarios.</w:t>
-      </w:r>
-    </w:p>
-    <w:p>
-      <w:pPr>
-        <w:rPr>
-          <w:lang w:val="es-419" w:eastAsia="es-CO"/>
-        </w:rPr>
-      </w:pPr>
-      <w:r>
-        <w:rPr>
-          <w:lang w:val="es-419" w:eastAsia="es-CO"/>
-        </w:rPr>
         <w:t>Así, la intervención se consolida como un proceso organizado y continuo, en el que los resultados no quedan solo como datos registrados, sino que se convierten en una base para tomar decisiones. Esta articulación fortalece la respuesta institucional y comunitaria, mejora la pertinencia de las acciones y contribuye al bienestar de los hogares acompañados.</w:t>
       </w:r>
     </w:p>
@@ -13790,7 +14221,6 @@
     </w:p>
     <w:p>
       <w:pPr>
-        <w:ind w:firstLine="0"/>
         <w:rPr>
           <w:noProof/>
           <w:lang w:eastAsia="es-CO"/>
@@ -13802,10 +14232,18 @@
           <w:lang w:eastAsia="es-CO"/>
         </w:rPr>
         <w:drawing>
-          <wp:inline distT="0" distB="0" distL="0" distR="0" wp14:anchorId="5D3037C5" wp14:editId="377DDAC0">
-            <wp:extent cx="6221151" cy="3228003"/>
-            <wp:effectExtent l="0" t="0" r="8255" b="0"/>
-            <wp:docPr id="39" name="Imagen 39" descr="El mapa conceptual titulado “Implementación, seguimiento y mejora de la estrategia entorno hogar saludable” se desarrolla a través de seis ejes: implementación de acciones en el entorno hogar, seguimiento del plan de acción, indicadores en la estrategia, gestión de la información en salud, análisis y evaluación de indicadores, y acciones de mejora continua. El mapa permite comprender cómo la estrategia pasa de la ejecución de acciones al registro, análisis, evaluación y fortalecimiento de las intervenciones realizadas con las familias en el entorno hogar. "/>
+          <wp:anchor distT="0" distB="0" distL="114300" distR="114300" simplePos="0" relativeHeight="251665408" behindDoc="0" locked="0" layoutInCell="1" allowOverlap="1" wp14:anchorId="0E17784C" wp14:editId="2D7AF228">
+            <wp:simplePos x="0" y="0"/>
+            <wp:positionH relativeFrom="column">
+              <wp:posOffset>0</wp:posOffset>
+            </wp:positionH>
+            <wp:positionV relativeFrom="paragraph">
+              <wp:posOffset>-635</wp:posOffset>
+            </wp:positionV>
+            <wp:extent cx="6332220" cy="3285490"/>
+            <wp:effectExtent l="0" t="0" r="0" b="0"/>
+            <wp:wrapNone/>
+            <wp:docPr id="2" name="Gráfico 2" descr="El mapa conceptual titulado “Implementación, seguimiento y mejora de la estrategia entorno hogar saludable” se desarrolla a través de seis ejes: implementación de acciones en el entorno hogar, seguimiento del plan de acción, indicadores en la estrategia, gestión de la información en salud, análisis y evaluación de indicadores, y acciones de mejora continua. El mapa permite comprender cómo la estrategia pasa de la ejecución de acciones al registro, análisis, evaluación y fortalecimiento de las intervenciones realizadas con las familias en el entorno hogar. "/>
             <wp:cNvGraphicFramePr>
               <a:graphicFrameLocks xmlns:a="http://schemas.openxmlformats.org/drawingml/2006/main" noChangeAspect="1"/>
             </wp:cNvGraphicFramePr>
@@ -13813,40 +14251,88 @@
               <a:graphicData uri="http://schemas.openxmlformats.org/drawingml/2006/picture">
                 <pic:pic xmlns:pic="http://schemas.openxmlformats.org/drawingml/2006/picture">
                   <pic:nvPicPr>
-                    <pic:cNvPr id="0" name="Picture 5"/>
-                    <pic:cNvPicPr>
-                      <a:picLocks noChangeAspect="1" noChangeArrowheads="1"/>
-                    </pic:cNvPicPr>
+                    <pic:cNvPr id="2" name="sintesis.f58af776.svg"/>
+                    <pic:cNvPicPr/>
                   </pic:nvPicPr>
                   <pic:blipFill>
-                    <a:blip r:embed="rId15">
+                    <a:blip r:embed="rId17">
                       <a:extLst>
                         <a:ext uri="{28A0092B-C50C-407E-A947-70E740481C1C}">
                           <a14:useLocalDpi xmlns:a14="http://schemas.microsoft.com/office/drawing/2010/main" val="0"/>
                         </a:ext>
+                        <a:ext uri="{96DAC541-7B7A-43D3-8B79-37D633B846F1}">
+                          <asvg:svgBlip xmlns:asvg="http://schemas.microsoft.com/office/drawing/2016/SVG/main" r:embed="rId18"/>
+                        </a:ext>
                       </a:extLst>
                     </a:blip>
-                    <a:srcRect/>
                     <a:stretch>
                       <a:fillRect/>
                     </a:stretch>
                   </pic:blipFill>
-                  <pic:spPr bwMode="auto">
+                  <pic:spPr>
                     <a:xfrm>
                       <a:off x="0" y="0"/>
-                      <a:ext cx="6248904" cy="3242403"/>
+                      <a:ext cx="6332220" cy="3285490"/>
                     </a:xfrm>
                     <a:prstGeom prst="rect">
                       <a:avLst/>
                     </a:prstGeom>
-                    <a:noFill/>
                   </pic:spPr>
                 </pic:pic>
               </a:graphicData>
             </a:graphic>
-          </wp:inline>
+          </wp:anchor>
         </w:drawing>
       </w:r>
+    </w:p>
+    <w:p>
+      <w:pPr>
+        <w:rPr>
+          <w:noProof/>
+          <w:lang w:eastAsia="es-CO"/>
+        </w:rPr>
+      </w:pPr>
+    </w:p>
+    <w:p>
+      <w:pPr>
+        <w:rPr>
+          <w:noProof/>
+          <w:lang w:eastAsia="es-CO"/>
+        </w:rPr>
+      </w:pPr>
+    </w:p>
+    <w:p>
+      <w:pPr>
+        <w:rPr>
+          <w:noProof/>
+          <w:lang w:eastAsia="es-CO"/>
+        </w:rPr>
+      </w:pPr>
+    </w:p>
+    <w:p>
+      <w:pPr>
+        <w:rPr>
+          <w:noProof/>
+          <w:lang w:eastAsia="es-CO"/>
+        </w:rPr>
+      </w:pPr>
+    </w:p>
+    <w:p>
+      <w:pPr>
+        <w:rPr>
+          <w:noProof/>
+          <w:lang w:eastAsia="es-CO"/>
+        </w:rPr>
+      </w:pPr>
+    </w:p>
+    <w:p>
+      <w:pPr>
+        <w:ind w:firstLine="0"/>
+        <w:rPr>
+          <w:noProof/>
+          <w:lang w:eastAsia="es-CO"/>
+        </w:rPr>
+      </w:pPr>
     </w:p>
     <w:p>
       <w:pPr>
@@ -14162,10 +14648,20 @@
     </w:p>
     <w:p>
       <w:r>
-        <w:t>Ministerio de Salud y Protección Social. (2015). Plan Decenal de Salud Pública 2012–2021. Bogotá, Colombia: MSPS.</w:t>
-      </w:r>
-    </w:p>
-    <w:p/>
+        <w:t>Ministerio de Salud y Protección Social. (2022). Resolución 1035 de 2022, por la cual se adopta el Plan Decenal de Salud Pública 2022-2031.</w:t>
+      </w:r>
+      <w:r>
+        <w:t xml:space="preserve"> </w:t>
+      </w:r>
+      <w:hyperlink r:id="rId19" w:history="1">
+        <w:r>
+          <w:rPr>
+            <w:rStyle w:val="Hipervnculo"/>
+          </w:rPr>
+          <w:t>https://www.minsalud.gov.co/plandecenal/Paginas/PDSP-2022-2031.aspx</w:t>
+        </w:r>
+      </w:hyperlink>
+    </w:p>
     <w:p>
       <w:pPr>
         <w:pStyle w:val="Prrafodelista"/>
@@ -14795,8 +15291,8 @@
       </w:pPr>
     </w:p>
     <w:sectPr>
-      <w:headerReference w:type="default" r:id="rId16"/>
-      <w:footerReference w:type="default" r:id="rId17"/>
+      <w:headerReference w:type="default" r:id="rId20"/>
+      <w:footerReference w:type="default" r:id="rId21"/>
       <w:pgSz w:w="12240" w:h="15840"/>
       <w:pgMar w:top="1701" w:right="1134" w:bottom="1134" w:left="1134" w:header="709" w:footer="737" w:gutter="0"/>
       <w:pgNumType w:start="1"/>
@@ -15187,11 +15683,11 @@
   <w:abstractNum w:abstractNumId="3" w15:restartNumberingAfterBreak="0">
     <w:nsid w:val="09A9504F"/>
     <w:multiLevelType w:val="hybridMultilevel"/>
-    <w:tmpl w:val="D0B2DE24"/>
-    <w:lvl w:ilvl="0" w:tplc="240A0017">
-      <w:start w:val="1"/>
-      <w:numFmt w:val="lowerLetter"/>
-      <w:lvlText w:val="%1)"/>
+    <w:tmpl w:val="A1DC0E82"/>
+    <w:lvl w:ilvl="0" w:tplc="240A0015">
+      <w:start w:val="1"/>
+      <w:numFmt w:val="upperLetter"/>
+      <w:lvlText w:val="%1."/>
       <w:lvlJc w:val="left"/>
       <w:pPr>
         <w:ind w:left="1429" w:hanging="360"/>
@@ -15271,6 +15767,92 @@
     </w:lvl>
   </w:abstractNum>
   <w:abstractNum w:abstractNumId="4" w15:restartNumberingAfterBreak="0">
+    <w:nsid w:val="0A2C7D89"/>
+    <w:multiLevelType w:val="hybridMultilevel"/>
+    <w:tmpl w:val="A1DC0E82"/>
+    <w:lvl w:ilvl="0" w:tplc="240A0015">
+      <w:start w:val="1"/>
+      <w:numFmt w:val="upperLetter"/>
+      <w:lvlText w:val="%1."/>
+      <w:lvlJc w:val="left"/>
+      <w:pPr>
+        <w:ind w:left="1429" w:hanging="360"/>
+      </w:pPr>
+    </w:lvl>
+    <w:lvl w:ilvl="1" w:tplc="240A0019" w:tentative="1">
+      <w:start w:val="1"/>
+      <w:numFmt w:val="lowerLetter"/>
+      <w:lvlText w:val="%2."/>
+      <w:lvlJc w:val="left"/>
+      <w:pPr>
+        <w:ind w:left="2149" w:hanging="360"/>
+      </w:pPr>
+    </w:lvl>
+    <w:lvl w:ilvl="2" w:tplc="240A001B" w:tentative="1">
+      <w:start w:val="1"/>
+      <w:numFmt w:val="lowerRoman"/>
+      <w:lvlText w:val="%3."/>
+      <w:lvlJc w:val="right"/>
+      <w:pPr>
+        <w:ind w:left="2869" w:hanging="180"/>
+      </w:pPr>
+    </w:lvl>
+    <w:lvl w:ilvl="3" w:tplc="240A000F" w:tentative="1">
+      <w:start w:val="1"/>
+      <w:numFmt w:val="decimal"/>
+      <w:lvlText w:val="%4."/>
+      <w:lvlJc w:val="left"/>
+      <w:pPr>
+        <w:ind w:left="3589" w:hanging="360"/>
+      </w:pPr>
+    </w:lvl>
+    <w:lvl w:ilvl="4" w:tplc="240A0019" w:tentative="1">
+      <w:start w:val="1"/>
+      <w:numFmt w:val="lowerLetter"/>
+      <w:lvlText w:val="%5."/>
+      <w:lvlJc w:val="left"/>
+      <w:pPr>
+        <w:ind w:left="4309" w:hanging="360"/>
+      </w:pPr>
+    </w:lvl>
+    <w:lvl w:ilvl="5" w:tplc="240A001B" w:tentative="1">
+      <w:start w:val="1"/>
+      <w:numFmt w:val="lowerRoman"/>
+      <w:lvlText w:val="%6."/>
+      <w:lvlJc w:val="right"/>
+      <w:pPr>
+        <w:ind w:left="5029" w:hanging="180"/>
+      </w:pPr>
+    </w:lvl>
+    <w:lvl w:ilvl="6" w:tplc="240A000F" w:tentative="1">
+      <w:start w:val="1"/>
+      <w:numFmt w:val="decimal"/>
+      <w:lvlText w:val="%7."/>
+      <w:lvlJc w:val="left"/>
+      <w:pPr>
+        <w:ind w:left="5749" w:hanging="360"/>
+      </w:pPr>
+    </w:lvl>
+    <w:lvl w:ilvl="7" w:tplc="240A0019" w:tentative="1">
+      <w:start w:val="1"/>
+      <w:numFmt w:val="lowerLetter"/>
+      <w:lvlText w:val="%8."/>
+      <w:lvlJc w:val="left"/>
+      <w:pPr>
+        <w:ind w:left="6469" w:hanging="360"/>
+      </w:pPr>
+    </w:lvl>
+    <w:lvl w:ilvl="8" w:tplc="240A001B" w:tentative="1">
+      <w:start w:val="1"/>
+      <w:numFmt w:val="lowerRoman"/>
+      <w:lvlText w:val="%9."/>
+      <w:lvlJc w:val="right"/>
+      <w:pPr>
+        <w:ind w:left="7189" w:hanging="180"/>
+      </w:pPr>
+    </w:lvl>
+  </w:abstractNum>
+  <w:abstractNum w:abstractNumId="5" w15:restartNumberingAfterBreak="0">
     <w:nsid w:val="11297824"/>
     <w:multiLevelType w:val="hybridMultilevel"/>
     <w:tmpl w:val="98D0D7AA"/>
@@ -15383,120 +15965,120 @@
       </w:rPr>
     </w:lvl>
   </w:abstractNum>
-  <w:abstractNum w:abstractNumId="5" w15:restartNumberingAfterBreak="0">
+  <w:abstractNum w:abstractNumId="6" w15:restartNumberingAfterBreak="0">
     <w:nsid w:val="16D80E86"/>
     <w:multiLevelType w:val="hybridMultilevel"/>
-    <w:tmpl w:val="BE1E2B26"/>
-    <w:lvl w:ilvl="0" w:tplc="240A0001">
+    <w:tmpl w:val="4CF00AF2"/>
+    <w:lvl w:ilvl="0" w:tplc="240A0015">
+      <w:start w:val="1"/>
+      <w:numFmt w:val="upperLetter"/>
+      <w:lvlText w:val="%1."/>
+      <w:lvlJc w:val="left"/>
+      <w:pPr>
+        <w:ind w:left="1429" w:hanging="360"/>
+      </w:pPr>
+      <w:rPr>
+        <w:rFonts w:hint="default"/>
+      </w:rPr>
+    </w:lvl>
+    <w:lvl w:ilvl="1" w:tplc="240A0003" w:tentative="1">
+      <w:start w:val="1"/>
+      <w:numFmt w:val="bullet"/>
+      <w:lvlText w:val="o"/>
+      <w:lvlJc w:val="left"/>
+      <w:pPr>
+        <w:ind w:left="2149" w:hanging="360"/>
+      </w:pPr>
+      <w:rPr>
+        <w:rFonts w:ascii="Courier New" w:hAnsi="Courier New" w:cs="Courier New" w:hint="default"/>
+      </w:rPr>
+    </w:lvl>
+    <w:lvl w:ilvl="2" w:tplc="240A0005" w:tentative="1">
+      <w:start w:val="1"/>
+      <w:numFmt w:val="bullet"/>
+      <w:lvlText w:val=""/>
+      <w:lvlJc w:val="left"/>
+      <w:pPr>
+        <w:ind w:left="2869" w:hanging="360"/>
+      </w:pPr>
+      <w:rPr>
+        <w:rFonts w:ascii="Wingdings" w:hAnsi="Wingdings" w:hint="default"/>
+      </w:rPr>
+    </w:lvl>
+    <w:lvl w:ilvl="3" w:tplc="240A0001" w:tentative="1">
       <w:start w:val="1"/>
       <w:numFmt w:val="bullet"/>
       <w:lvlText w:val=""/>
       <w:lvlJc w:val="left"/>
       <w:pPr>
-        <w:ind w:left="1429" w:hanging="360"/>
+        <w:ind w:left="3589" w:hanging="360"/>
       </w:pPr>
       <w:rPr>
         <w:rFonts w:ascii="Symbol" w:hAnsi="Symbol" w:hint="default"/>
       </w:rPr>
     </w:lvl>
-    <w:lvl w:ilvl="1" w:tplc="240A0003" w:tentative="1">
+    <w:lvl w:ilvl="4" w:tplc="240A0003" w:tentative="1">
       <w:start w:val="1"/>
       <w:numFmt w:val="bullet"/>
       <w:lvlText w:val="o"/>
       <w:lvlJc w:val="left"/>
       <w:pPr>
-        <w:ind w:left="2149" w:hanging="360"/>
+        <w:ind w:left="4309" w:hanging="360"/>
       </w:pPr>
       <w:rPr>
         <w:rFonts w:ascii="Courier New" w:hAnsi="Courier New" w:cs="Courier New" w:hint="default"/>
       </w:rPr>
     </w:lvl>
-    <w:lvl w:ilvl="2" w:tplc="240A0005" w:tentative="1">
+    <w:lvl w:ilvl="5" w:tplc="240A0005" w:tentative="1">
       <w:start w:val="1"/>
       <w:numFmt w:val="bullet"/>
       <w:lvlText w:val=""/>
       <w:lvlJc w:val="left"/>
       <w:pPr>
-        <w:ind w:left="2869" w:hanging="360"/>
+        <w:ind w:left="5029" w:hanging="360"/>
       </w:pPr>
       <w:rPr>
         <w:rFonts w:ascii="Wingdings" w:hAnsi="Wingdings" w:hint="default"/>
       </w:rPr>
     </w:lvl>
-    <w:lvl w:ilvl="3" w:tplc="240A0001" w:tentative="1">
+    <w:lvl w:ilvl="6" w:tplc="240A0001" w:tentative="1">
       <w:start w:val="1"/>
       <w:numFmt w:val="bullet"/>
       <w:lvlText w:val=""/>
       <w:lvlJc w:val="left"/>
       <w:pPr>
-        <w:ind w:left="3589" w:hanging="360"/>
+        <w:ind w:left="5749" w:hanging="360"/>
       </w:pPr>
       <w:rPr>
         <w:rFonts w:ascii="Symbol" w:hAnsi="Symbol" w:hint="default"/>
       </w:rPr>
     </w:lvl>
-    <w:lvl w:ilvl="4" w:tplc="240A0003" w:tentative="1">
+    <w:lvl w:ilvl="7" w:tplc="240A0003" w:tentative="1">
       <w:start w:val="1"/>
       <w:numFmt w:val="bullet"/>
       <w:lvlText w:val="o"/>
       <w:lvlJc w:val="left"/>
       <w:pPr>
-        <w:ind w:left="4309" w:hanging="360"/>
+        <w:ind w:left="6469" w:hanging="360"/>
       </w:pPr>
       <w:rPr>
         <w:rFonts w:ascii="Courier New" w:hAnsi="Courier New" w:cs="Courier New" w:hint="default"/>
       </w:rPr>
     </w:lvl>
-    <w:lvl w:ilvl="5" w:tplc="240A0005" w:tentative="1">
+    <w:lvl w:ilvl="8" w:tplc="240A0005" w:tentative="1">
       <w:start w:val="1"/>
       <w:numFmt w:val="bullet"/>
       <w:lvlText w:val=""/>
       <w:lvlJc w:val="left"/>
       <w:pPr>
-        <w:ind w:left="5029" w:hanging="360"/>
+        <w:ind w:left="7189" w:hanging="360"/>
       </w:pPr>
       <w:rPr>
         <w:rFonts w:ascii="Wingdings" w:hAnsi="Wingdings" w:hint="default"/>
       </w:rPr>
     </w:lvl>
-    <w:lvl w:ilvl="6" w:tplc="240A0001" w:tentative="1">
-      <w:start w:val="1"/>
-      <w:numFmt w:val="bullet"/>
-      <w:lvlText w:val=""/>
-      <w:lvlJc w:val="left"/>
-      <w:pPr>
-        <w:ind w:left="5749" w:hanging="360"/>
-      </w:pPr>
-      <w:rPr>
-        <w:rFonts w:ascii="Symbol" w:hAnsi="Symbol" w:hint="default"/>
-      </w:rPr>
-    </w:lvl>
-    <w:lvl w:ilvl="7" w:tplc="240A0003" w:tentative="1">
-      <w:start w:val="1"/>
-      <w:numFmt w:val="bullet"/>
-      <w:lvlText w:val="o"/>
-      <w:lvlJc w:val="left"/>
-      <w:pPr>
-        <w:ind w:left="6469" w:hanging="360"/>
-      </w:pPr>
-      <w:rPr>
-        <w:rFonts w:ascii="Courier New" w:hAnsi="Courier New" w:cs="Courier New" w:hint="default"/>
-      </w:rPr>
-    </w:lvl>
-    <w:lvl w:ilvl="8" w:tplc="240A0005" w:tentative="1">
-      <w:start w:val="1"/>
-      <w:numFmt w:val="bullet"/>
-      <w:lvlText w:val=""/>
-      <w:lvlJc w:val="left"/>
-      <w:pPr>
-        <w:ind w:left="7189" w:hanging="360"/>
-      </w:pPr>
-      <w:rPr>
-        <w:rFonts w:ascii="Wingdings" w:hAnsi="Wingdings" w:hint="default"/>
-      </w:rPr>
-    </w:lvl>
   </w:abstractNum>
-  <w:abstractNum w:abstractNumId="6" w15:restartNumberingAfterBreak="0">
+  <w:abstractNum w:abstractNumId="7" w15:restartNumberingAfterBreak="0">
     <w:nsid w:val="171C4250"/>
     <w:multiLevelType w:val="hybridMultilevel"/>
     <w:tmpl w:val="D3108842"/>
@@ -15582,7 +16164,7 @@
       </w:pPr>
     </w:lvl>
   </w:abstractNum>
-  <w:abstractNum w:abstractNumId="7" w15:restartNumberingAfterBreak="0">
+  <w:abstractNum w:abstractNumId="8" w15:restartNumberingAfterBreak="0">
     <w:nsid w:val="190E5D91"/>
     <w:multiLevelType w:val="hybridMultilevel"/>
     <w:tmpl w:val="26340F26"/>
@@ -15668,7 +16250,7 @@
       </w:pPr>
     </w:lvl>
   </w:abstractNum>
-  <w:abstractNum w:abstractNumId="8" w15:restartNumberingAfterBreak="0">
+  <w:abstractNum w:abstractNumId="9" w15:restartNumberingAfterBreak="0">
     <w:nsid w:val="19A76228"/>
     <w:multiLevelType w:val="hybridMultilevel"/>
     <w:tmpl w:val="CD84C424"/>
@@ -15754,7 +16336,7 @@
       </w:pPr>
     </w:lvl>
   </w:abstractNum>
-  <w:abstractNum w:abstractNumId="9" w15:restartNumberingAfterBreak="0">
+  <w:abstractNum w:abstractNumId="10" w15:restartNumberingAfterBreak="0">
     <w:nsid w:val="200E6F10"/>
     <w:multiLevelType w:val="hybridMultilevel"/>
     <w:tmpl w:val="1DE67D24"/>
@@ -15840,7 +16422,7 @@
       </w:pPr>
     </w:lvl>
   </w:abstractNum>
-  <w:abstractNum w:abstractNumId="10" w15:restartNumberingAfterBreak="0">
+  <w:abstractNum w:abstractNumId="11" w15:restartNumberingAfterBreak="0">
     <w:nsid w:val="21060DC9"/>
     <w:multiLevelType w:val="hybridMultilevel"/>
     <w:tmpl w:val="CD84C424"/>
@@ -15926,7 +16508,7 @@
       </w:pPr>
     </w:lvl>
   </w:abstractNum>
-  <w:abstractNum w:abstractNumId="11" w15:restartNumberingAfterBreak="0">
+  <w:abstractNum w:abstractNumId="12" w15:restartNumberingAfterBreak="0">
     <w:nsid w:val="215D1935"/>
     <w:multiLevelType w:val="hybridMultilevel"/>
     <w:tmpl w:val="DB1ED0D2"/>
@@ -16012,7 +16594,7 @@
       </w:pPr>
     </w:lvl>
   </w:abstractNum>
-  <w:abstractNum w:abstractNumId="12" w15:restartNumberingAfterBreak="0">
+  <w:abstractNum w:abstractNumId="13" w15:restartNumberingAfterBreak="0">
     <w:nsid w:val="21FA307D"/>
     <w:multiLevelType w:val="hybridMultilevel"/>
     <w:tmpl w:val="E3EA0A8A"/>
@@ -16098,7 +16680,7 @@
       </w:pPr>
     </w:lvl>
   </w:abstractNum>
-  <w:abstractNum w:abstractNumId="13" w15:restartNumberingAfterBreak="0">
+  <w:abstractNum w:abstractNumId="14" w15:restartNumberingAfterBreak="0">
     <w:nsid w:val="22AB3FCD"/>
     <w:multiLevelType w:val="hybridMultilevel"/>
     <w:tmpl w:val="D14A828C"/>
@@ -16211,7 +16793,7 @@
       </w:rPr>
     </w:lvl>
   </w:abstractNum>
-  <w:abstractNum w:abstractNumId="14" w15:restartNumberingAfterBreak="0">
+  <w:abstractNum w:abstractNumId="15" w15:restartNumberingAfterBreak="0">
     <w:nsid w:val="27412B07"/>
     <w:multiLevelType w:val="hybridMultilevel"/>
     <w:tmpl w:val="9FDADF5E"/>
@@ -16302,7 +16884,7 @@
       </w:pPr>
     </w:lvl>
   </w:abstractNum>
-  <w:abstractNum w:abstractNumId="15" w15:restartNumberingAfterBreak="0">
+  <w:abstractNum w:abstractNumId="16" w15:restartNumberingAfterBreak="0">
     <w:nsid w:val="278F4C95"/>
     <w:multiLevelType w:val="hybridMultilevel"/>
     <w:tmpl w:val="019E4748"/>
@@ -16415,7 +16997,7 @@
       </w:rPr>
     </w:lvl>
   </w:abstractNum>
-  <w:abstractNum w:abstractNumId="16" w15:restartNumberingAfterBreak="0">
+  <w:abstractNum w:abstractNumId="17" w15:restartNumberingAfterBreak="0">
     <w:nsid w:val="30A02F68"/>
     <w:multiLevelType w:val="hybridMultilevel"/>
     <w:tmpl w:val="BC9E7752"/>
@@ -16528,7 +17110,7 @@
       </w:rPr>
     </w:lvl>
   </w:abstractNum>
-  <w:abstractNum w:abstractNumId="17" w15:restartNumberingAfterBreak="0">
+  <w:abstractNum w:abstractNumId="18" w15:restartNumberingAfterBreak="0">
     <w:nsid w:val="32843760"/>
     <w:multiLevelType w:val="hybridMultilevel"/>
     <w:tmpl w:val="308EFEBC"/>
@@ -16614,7 +17196,7 @@
       </w:pPr>
     </w:lvl>
   </w:abstractNum>
-  <w:abstractNum w:abstractNumId="18" w15:restartNumberingAfterBreak="0">
+  <w:abstractNum w:abstractNumId="19" w15:restartNumberingAfterBreak="0">
     <w:nsid w:val="368E176E"/>
     <w:multiLevelType w:val="hybridMultilevel"/>
     <w:tmpl w:val="BDF054FE"/>
@@ -16708,7 +17290,7 @@
       </w:pPr>
     </w:lvl>
   </w:abstractNum>
-  <w:abstractNum w:abstractNumId="19" w15:restartNumberingAfterBreak="0">
+  <w:abstractNum w:abstractNumId="20" w15:restartNumberingAfterBreak="0">
     <w:nsid w:val="3BFD2C11"/>
     <w:multiLevelType w:val="hybridMultilevel"/>
     <w:tmpl w:val="FB20B212"/>
@@ -16794,7 +17376,7 @@
       </w:pPr>
     </w:lvl>
   </w:abstractNum>
-  <w:abstractNum w:abstractNumId="20" w15:restartNumberingAfterBreak="0">
+  <w:abstractNum w:abstractNumId="21" w15:restartNumberingAfterBreak="0">
     <w:nsid w:val="3D1B6B16"/>
     <w:multiLevelType w:val="hybridMultilevel"/>
     <w:tmpl w:val="89203264"/>
@@ -16880,7 +17462,7 @@
       </w:pPr>
     </w:lvl>
   </w:abstractNum>
-  <w:abstractNum w:abstractNumId="21" w15:restartNumberingAfterBreak="0">
+  <w:abstractNum w:abstractNumId="22" w15:restartNumberingAfterBreak="0">
     <w:nsid w:val="3DDF6562"/>
     <w:multiLevelType w:val="multilevel"/>
     <w:tmpl w:val="6C7AF928"/>
@@ -17001,7 +17583,7 @@
       </w:rPr>
     </w:lvl>
   </w:abstractNum>
-  <w:abstractNum w:abstractNumId="22" w15:restartNumberingAfterBreak="0">
+  <w:abstractNum w:abstractNumId="23" w15:restartNumberingAfterBreak="0">
     <w:nsid w:val="3FA843B4"/>
     <w:multiLevelType w:val="hybridMultilevel"/>
     <w:tmpl w:val="427ABC5E"/>
@@ -17087,7 +17669,7 @@
       </w:pPr>
     </w:lvl>
   </w:abstractNum>
-  <w:abstractNum w:abstractNumId="23" w15:restartNumberingAfterBreak="0">
+  <w:abstractNum w:abstractNumId="24" w15:restartNumberingAfterBreak="0">
     <w:nsid w:val="43E72453"/>
     <w:multiLevelType w:val="hybridMultilevel"/>
     <w:tmpl w:val="7A8CB0DC"/>
@@ -17200,7 +17782,7 @@
       </w:rPr>
     </w:lvl>
   </w:abstractNum>
-  <w:abstractNum w:abstractNumId="24" w15:restartNumberingAfterBreak="0">
+  <w:abstractNum w:abstractNumId="25" w15:restartNumberingAfterBreak="0">
     <w:nsid w:val="441E0244"/>
     <w:multiLevelType w:val="hybridMultilevel"/>
     <w:tmpl w:val="8ED86C12"/>
@@ -17286,7 +17868,7 @@
       </w:pPr>
     </w:lvl>
   </w:abstractNum>
-  <w:abstractNum w:abstractNumId="25" w15:restartNumberingAfterBreak="0">
+  <w:abstractNum w:abstractNumId="26" w15:restartNumberingAfterBreak="0">
     <w:nsid w:val="4CA475B1"/>
     <w:multiLevelType w:val="hybridMultilevel"/>
     <w:tmpl w:val="CFEAD8C2"/>
@@ -17399,7 +17981,7 @@
       </w:rPr>
     </w:lvl>
   </w:abstractNum>
-  <w:abstractNum w:abstractNumId="26" w15:restartNumberingAfterBreak="0">
+  <w:abstractNum w:abstractNumId="27" w15:restartNumberingAfterBreak="0">
     <w:nsid w:val="4EBE1EF6"/>
     <w:multiLevelType w:val="hybridMultilevel"/>
     <w:tmpl w:val="AF3C2E24"/>
@@ -17490,7 +18072,7 @@
       </w:pPr>
     </w:lvl>
   </w:abstractNum>
-  <w:abstractNum w:abstractNumId="27" w15:restartNumberingAfterBreak="0">
+  <w:abstractNum w:abstractNumId="28" w15:restartNumberingAfterBreak="0">
     <w:nsid w:val="4F0545F3"/>
     <w:multiLevelType w:val="hybridMultilevel"/>
     <w:tmpl w:val="97446FD2"/>
@@ -17603,7 +18185,7 @@
       </w:rPr>
     </w:lvl>
   </w:abstractNum>
-  <w:abstractNum w:abstractNumId="28" w15:restartNumberingAfterBreak="0">
+  <w:abstractNum w:abstractNumId="29" w15:restartNumberingAfterBreak="0">
     <w:nsid w:val="4FC920B2"/>
     <w:multiLevelType w:val="hybridMultilevel"/>
     <w:tmpl w:val="308EFEBC"/>
@@ -17689,7 +18271,7 @@
       </w:pPr>
     </w:lvl>
   </w:abstractNum>
-  <w:abstractNum w:abstractNumId="29" w15:restartNumberingAfterBreak="0">
+  <w:abstractNum w:abstractNumId="30" w15:restartNumberingAfterBreak="0">
     <w:nsid w:val="4FF41B42"/>
     <w:multiLevelType w:val="hybridMultilevel"/>
     <w:tmpl w:val="F18C0B3C"/>
@@ -17802,7 +18384,7 @@
       </w:rPr>
     </w:lvl>
   </w:abstractNum>
-  <w:abstractNum w:abstractNumId="30" w15:restartNumberingAfterBreak="0">
+  <w:abstractNum w:abstractNumId="31" w15:restartNumberingAfterBreak="0">
     <w:nsid w:val="51434FAE"/>
     <w:multiLevelType w:val="hybridMultilevel"/>
     <w:tmpl w:val="0CC42718"/>
@@ -17915,7 +18497,7 @@
       </w:rPr>
     </w:lvl>
   </w:abstractNum>
-  <w:abstractNum w:abstractNumId="31" w15:restartNumberingAfterBreak="0">
+  <w:abstractNum w:abstractNumId="32" w15:restartNumberingAfterBreak="0">
     <w:nsid w:val="523E6060"/>
     <w:multiLevelType w:val="hybridMultilevel"/>
     <w:tmpl w:val="DB1ED0D2"/>
@@ -18001,7 +18583,7 @@
       </w:pPr>
     </w:lvl>
   </w:abstractNum>
-  <w:abstractNum w:abstractNumId="32" w15:restartNumberingAfterBreak="0">
+  <w:abstractNum w:abstractNumId="33" w15:restartNumberingAfterBreak="0">
     <w:nsid w:val="5A8C7FEC"/>
     <w:multiLevelType w:val="hybridMultilevel"/>
     <w:tmpl w:val="8FAA12CE"/>
@@ -18114,7 +18696,7 @@
       </w:rPr>
     </w:lvl>
   </w:abstractNum>
-  <w:abstractNum w:abstractNumId="33" w15:restartNumberingAfterBreak="0">
+  <w:abstractNum w:abstractNumId="34" w15:restartNumberingAfterBreak="0">
     <w:nsid w:val="5ADA317A"/>
     <w:multiLevelType w:val="hybridMultilevel"/>
     <w:tmpl w:val="95D22E3E"/>
@@ -18227,7 +18809,7 @@
       </w:rPr>
     </w:lvl>
   </w:abstractNum>
-  <w:abstractNum w:abstractNumId="34" w15:restartNumberingAfterBreak="0">
+  <w:abstractNum w:abstractNumId="35" w15:restartNumberingAfterBreak="0">
     <w:nsid w:val="60C522F3"/>
     <w:multiLevelType w:val="hybridMultilevel"/>
     <w:tmpl w:val="F83A88DC"/>
@@ -18340,7 +18922,7 @@
       </w:rPr>
     </w:lvl>
   </w:abstractNum>
-  <w:abstractNum w:abstractNumId="35" w15:restartNumberingAfterBreak="0">
+  <w:abstractNum w:abstractNumId="36" w15:restartNumberingAfterBreak="0">
     <w:nsid w:val="619313EF"/>
     <w:multiLevelType w:val="hybridMultilevel"/>
     <w:tmpl w:val="A8869A8E"/>
@@ -18429,7 +19011,7 @@
       </w:pPr>
     </w:lvl>
   </w:abstractNum>
-  <w:abstractNum w:abstractNumId="36" w15:restartNumberingAfterBreak="0">
+  <w:abstractNum w:abstractNumId="37" w15:restartNumberingAfterBreak="0">
     <w:nsid w:val="64560D4C"/>
     <w:multiLevelType w:val="hybridMultilevel"/>
     <w:tmpl w:val="956277A6"/>
@@ -18542,7 +19124,7 @@
       </w:rPr>
     </w:lvl>
   </w:abstractNum>
-  <w:abstractNum w:abstractNumId="37" w15:restartNumberingAfterBreak="0">
+  <w:abstractNum w:abstractNumId="38" w15:restartNumberingAfterBreak="0">
     <w:nsid w:val="68B1250D"/>
     <w:multiLevelType w:val="hybridMultilevel"/>
     <w:tmpl w:val="B75E1614"/>
@@ -18655,7 +19237,7 @@
       </w:rPr>
     </w:lvl>
   </w:abstractNum>
-  <w:abstractNum w:abstractNumId="38" w15:restartNumberingAfterBreak="0">
+  <w:abstractNum w:abstractNumId="39" w15:restartNumberingAfterBreak="0">
     <w:nsid w:val="70C90F8D"/>
     <w:multiLevelType w:val="hybridMultilevel"/>
     <w:tmpl w:val="D0D4E45E"/>
@@ -18741,7 +19323,7 @@
       </w:pPr>
     </w:lvl>
   </w:abstractNum>
-  <w:abstractNum w:abstractNumId="39" w15:restartNumberingAfterBreak="0">
+  <w:abstractNum w:abstractNumId="40" w15:restartNumberingAfterBreak="0">
     <w:nsid w:val="73973810"/>
     <w:multiLevelType w:val="hybridMultilevel"/>
     <w:tmpl w:val="D4263832"/>
@@ -18854,7 +19436,7 @@
       </w:rPr>
     </w:lvl>
   </w:abstractNum>
-  <w:abstractNum w:abstractNumId="40" w15:restartNumberingAfterBreak="0">
+  <w:abstractNum w:abstractNumId="41" w15:restartNumberingAfterBreak="0">
     <w:nsid w:val="752A2809"/>
     <w:multiLevelType w:val="hybridMultilevel"/>
     <w:tmpl w:val="B4C6B424"/>
@@ -18940,7 +19522,7 @@
       </w:pPr>
     </w:lvl>
   </w:abstractNum>
-  <w:abstractNum w:abstractNumId="41" w15:restartNumberingAfterBreak="0">
+  <w:abstractNum w:abstractNumId="42" w15:restartNumberingAfterBreak="0">
     <w:nsid w:val="758E0839"/>
     <w:multiLevelType w:val="hybridMultilevel"/>
     <w:tmpl w:val="427ABC5E"/>
@@ -19026,7 +19608,7 @@
       </w:pPr>
     </w:lvl>
   </w:abstractNum>
-  <w:abstractNum w:abstractNumId="42" w15:restartNumberingAfterBreak="0">
+  <w:abstractNum w:abstractNumId="43" w15:restartNumberingAfterBreak="0">
     <w:nsid w:val="779E2EEA"/>
     <w:multiLevelType w:val="hybridMultilevel"/>
     <w:tmpl w:val="A3EAEC68"/>
@@ -19139,7 +19721,7 @@
       </w:rPr>
     </w:lvl>
   </w:abstractNum>
-  <w:abstractNum w:abstractNumId="43" w15:restartNumberingAfterBreak="0">
+  <w:abstractNum w:abstractNumId="44" w15:restartNumberingAfterBreak="0">
     <w:nsid w:val="77CD3702"/>
     <w:multiLevelType w:val="hybridMultilevel"/>
     <w:tmpl w:val="D124E966"/>
@@ -19225,7 +19807,7 @@
       </w:pPr>
     </w:lvl>
   </w:abstractNum>
-  <w:abstractNum w:abstractNumId="44" w15:restartNumberingAfterBreak="0">
+  <w:abstractNum w:abstractNumId="45" w15:restartNumberingAfterBreak="0">
     <w:nsid w:val="77D1688B"/>
     <w:multiLevelType w:val="hybridMultilevel"/>
     <w:tmpl w:val="B4C6B424"/>
@@ -19311,7 +19893,7 @@
       </w:pPr>
     </w:lvl>
   </w:abstractNum>
-  <w:abstractNum w:abstractNumId="45" w15:restartNumberingAfterBreak="0">
+  <w:abstractNum w:abstractNumId="46" w15:restartNumberingAfterBreak="0">
     <w:nsid w:val="7F7615BC"/>
     <w:multiLevelType w:val="hybridMultilevel"/>
     <w:tmpl w:val="25581334"/>
@@ -19428,139 +20010,142 @@
     <w:abstractNumId w:val="0"/>
   </w:num>
   <w:num w:numId="2">
-    <w:abstractNumId w:val="14"/>
+    <w:abstractNumId w:val="15"/>
   </w:num>
   <w:num w:numId="3">
-    <w:abstractNumId w:val="26"/>
+    <w:abstractNumId w:val="27"/>
   </w:num>
   <w:num w:numId="4">
-    <w:abstractNumId w:val="18"/>
+    <w:abstractNumId w:val="19"/>
   </w:num>
   <w:num w:numId="5">
-    <w:abstractNumId w:val="21"/>
+    <w:abstractNumId w:val="22"/>
   </w:num>
   <w:num w:numId="6">
+    <w:abstractNumId w:val="35"/>
+  </w:num>
+  <w:num w:numId="7">
+    <w:abstractNumId w:val="38"/>
+  </w:num>
+  <w:num w:numId="8">
+    <w:abstractNumId w:val="37"/>
+  </w:num>
+  <w:num w:numId="9">
+    <w:abstractNumId w:val="10"/>
+  </w:num>
+  <w:num w:numId="10">
+    <w:abstractNumId w:val="20"/>
+  </w:num>
+  <w:num w:numId="11">
+    <w:abstractNumId w:val="25"/>
+  </w:num>
+  <w:num w:numId="12">
     <w:abstractNumId w:val="34"/>
   </w:num>
-  <w:num w:numId="7">
-    <w:abstractNumId w:val="37"/>
+  <w:num w:numId="13">
+    <w:abstractNumId w:val="46"/>
   </w:num>
-  <w:num w:numId="8">
+  <w:num w:numId="14">
+    <w:abstractNumId w:val="5"/>
+  </w:num>
+  <w:num w:numId="15">
+    <w:abstractNumId w:val="28"/>
+  </w:num>
+  <w:num w:numId="16">
+    <w:abstractNumId w:val="40"/>
+  </w:num>
+  <w:num w:numId="17">
+    <w:abstractNumId w:val="30"/>
+  </w:num>
+  <w:num w:numId="18">
+    <w:abstractNumId w:val="44"/>
+  </w:num>
+  <w:num w:numId="19">
+    <w:abstractNumId w:val="24"/>
+  </w:num>
+  <w:num w:numId="20">
+    <w:abstractNumId w:val="42"/>
+  </w:num>
+  <w:num w:numId="21">
+    <w:abstractNumId w:val="23"/>
+  </w:num>
+  <w:num w:numId="22">
+    <w:abstractNumId w:val="16"/>
+  </w:num>
+  <w:num w:numId="23">
     <w:abstractNumId w:val="36"/>
   </w:num>
-  <w:num w:numId="9">
-    <w:abstractNumId w:val="9"/>
-  </w:num>
-  <w:num w:numId="10">
-    <w:abstractNumId w:val="19"/>
-  </w:num>
-  <w:num w:numId="11">
-    <w:abstractNumId w:val="24"/>
-  </w:num>
-  <w:num w:numId="12">
-    <w:abstractNumId w:val="33"/>
-  </w:num>
-  <w:num w:numId="13">
+  <w:num w:numId="24">
     <w:abstractNumId w:val="45"/>
   </w:num>
-  <w:num w:numId="14">
-    <w:abstractNumId w:val="4"/>
-  </w:num>
-  <w:num w:numId="15">
-    <w:abstractNumId w:val="27"/>
-  </w:num>
-  <w:num w:numId="16">
-    <w:abstractNumId w:val="39"/>
-  </w:num>
-  <w:num w:numId="17">
-    <w:abstractNumId w:val="29"/>
-  </w:num>
-  <w:num w:numId="18">
-    <w:abstractNumId w:val="43"/>
-  </w:num>
-  <w:num w:numId="19">
-    <w:abstractNumId w:val="23"/>
-  </w:num>
-  <w:num w:numId="20">
+  <w:num w:numId="25">
     <w:abstractNumId w:val="41"/>
   </w:num>
-  <w:num w:numId="21">
-    <w:abstractNumId w:val="22"/>
-  </w:num>
-  <w:num w:numId="22">
-    <w:abstractNumId w:val="15"/>
-  </w:num>
-  <w:num w:numId="23">
-    <w:abstractNumId w:val="35"/>
-  </w:num>
-  <w:num w:numId="24">
-    <w:abstractNumId w:val="44"/>
-  </w:num>
-  <w:num w:numId="25">
-    <w:abstractNumId w:val="40"/>
-  </w:num>
   <w:num w:numId="26">
-    <w:abstractNumId w:val="6"/>
+    <w:abstractNumId w:val="7"/>
   </w:num>
   <w:num w:numId="27">
-    <w:abstractNumId w:val="30"/>
+    <w:abstractNumId w:val="31"/>
   </w:num>
   <w:num w:numId="28">
     <w:abstractNumId w:val="3"/>
   </w:num>
   <w:num w:numId="29">
-    <w:abstractNumId w:val="31"/>
+    <w:abstractNumId w:val="32"/>
   </w:num>
   <w:num w:numId="30">
-    <w:abstractNumId w:val="16"/>
+    <w:abstractNumId w:val="17"/>
   </w:num>
   <w:num w:numId="31">
+    <w:abstractNumId w:val="12"/>
+  </w:num>
+  <w:num w:numId="32">
+    <w:abstractNumId w:val="18"/>
+  </w:num>
+  <w:num w:numId="33">
+    <w:abstractNumId w:val="29"/>
+  </w:num>
+  <w:num w:numId="34">
+    <w:abstractNumId w:val="13"/>
+  </w:num>
+  <w:num w:numId="35">
+    <w:abstractNumId w:val="26"/>
+  </w:num>
+  <w:num w:numId="36">
+    <w:abstractNumId w:val="8"/>
+  </w:num>
+  <w:num w:numId="37">
+    <w:abstractNumId w:val="6"/>
+  </w:num>
+  <w:num w:numId="38">
+    <w:abstractNumId w:val="39"/>
+  </w:num>
+  <w:num w:numId="39">
+    <w:abstractNumId w:val="33"/>
+  </w:num>
+  <w:num w:numId="40">
+    <w:abstractNumId w:val="14"/>
+  </w:num>
+  <w:num w:numId="41">
+    <w:abstractNumId w:val="43"/>
+  </w:num>
+  <w:num w:numId="42">
+    <w:abstractNumId w:val="9"/>
+  </w:num>
+  <w:num w:numId="43">
     <w:abstractNumId w:val="11"/>
   </w:num>
-  <w:num w:numId="32">
-    <w:abstractNumId w:val="17"/>
-  </w:num>
-  <w:num w:numId="33">
-    <w:abstractNumId w:val="28"/>
-  </w:num>
-  <w:num w:numId="34">
-    <w:abstractNumId w:val="12"/>
-  </w:num>
-  <w:num w:numId="35">
-    <w:abstractNumId w:val="25"/>
-  </w:num>
-  <w:num w:numId="36">
-    <w:abstractNumId w:val="7"/>
-  </w:num>
-  <w:num w:numId="37">
-    <w:abstractNumId w:val="5"/>
-  </w:num>
-  <w:num w:numId="38">
-    <w:abstractNumId w:val="38"/>
-  </w:num>
-  <w:num w:numId="39">
-    <w:abstractNumId w:val="32"/>
-  </w:num>
-  <w:num w:numId="40">
-    <w:abstractNumId w:val="13"/>
-  </w:num>
-  <w:num w:numId="41">
-    <w:abstractNumId w:val="42"/>
-  </w:num>
-  <w:num w:numId="42">
-    <w:abstractNumId w:val="8"/>
-  </w:num>
-  <w:num w:numId="43">
-    <w:abstractNumId w:val="10"/>
-  </w:num>
   <w:num w:numId="44">
-    <w:abstractNumId w:val="20"/>
+    <w:abstractNumId w:val="21"/>
   </w:num>
   <w:num w:numId="45">
     <w:abstractNumId w:val="1"/>
   </w:num>
   <w:num w:numId="46">
     <w:abstractNumId w:val="2"/>
+  </w:num>
+  <w:num w:numId="47">
+    <w:abstractNumId w:val="4"/>
   </w:num>
   <w:numIdMacAtCleanup w:val="46"/>
 </w:numbering>
@@ -21307,14 +21892,12 @@
 </file>
 
 <file path=customXml/item1.xml><?xml version="1.0" encoding="utf-8"?>
-<p:properties xmlns:p="http://schemas.microsoft.com/office/2006/metadata/properties" xmlns:xsi="http://www.w3.org/2001/XMLSchema-instance" xmlns:pc="http://schemas.microsoft.com/office/infopath/2007/PartnerControls">
-  <documentManagement>
-    <TaxCatchAll xmlns="13c90a0b-73bc-4dc0-be5f-28d77b615beb" xsi:nil="true"/>
-    <lcf76f155ced4ddcb4097134ff3c332f xmlns="13c93bba-48ce-428c-bfe5-88b42c19b028">
-      <Terms xmlns="http://schemas.microsoft.com/office/infopath/2007/PartnerControls"/>
-    </lcf76f155ced4ddcb4097134ff3c332f>
-  </documentManagement>
-</p:properties>
+<?mso-contentType ?>
+<FormTemplates xmlns="http://schemas.microsoft.com/sharepoint/v3/contenttype/forms">
+  <Display>DocumentLibraryForm</Display>
+  <Edit>DocumentLibraryForm</Edit>
+  <New>DocumentLibraryForm</New>
+</FormTemplates>
 </file>
 
 <file path=customXml/item2.xml><?xml version="1.0" encoding="utf-8"?>
@@ -21553,12 +22136,14 @@
 </file>
 
 <file path=customXml/item3.xml><?xml version="1.0" encoding="utf-8"?>
-<?mso-contentType ?>
-<FormTemplates xmlns="http://schemas.microsoft.com/sharepoint/v3/contenttype/forms">
-  <Display>DocumentLibraryForm</Display>
-  <Edit>DocumentLibraryForm</Edit>
-  <New>DocumentLibraryForm</New>
-</FormTemplates>
+<p:properties xmlns:p="http://schemas.microsoft.com/office/2006/metadata/properties" xmlns:xsi="http://www.w3.org/2001/XMLSchema-instance" xmlns:pc="http://schemas.microsoft.com/office/infopath/2007/PartnerControls">
+  <documentManagement>
+    <TaxCatchAll xmlns="13c90a0b-73bc-4dc0-be5f-28d77b615beb" xsi:nil="true"/>
+    <lcf76f155ced4ddcb4097134ff3c332f xmlns="13c93bba-48ce-428c-bfe5-88b42c19b028">
+      <Terms xmlns="http://schemas.microsoft.com/office/infopath/2007/PartnerControls"/>
+    </lcf76f155ced4ddcb4097134ff3c332f>
+  </documentManagement>
+</p:properties>
 </file>
 
 <file path=customXml/item4.xml><?xml version="1.0" encoding="utf-8"?>
@@ -21566,12 +22151,9 @@
 </file>
 
 <file path=customXml/itemProps1.xml><?xml version="1.0" encoding="utf-8"?>
-<ds:datastoreItem xmlns:ds="http://schemas.openxmlformats.org/officeDocument/2006/customXml" ds:itemID="{1279454D-02BE-4A9C-A117-DCD1573E2608}">
+<ds:datastoreItem xmlns:ds="http://schemas.openxmlformats.org/officeDocument/2006/customXml" ds:itemID="{10663269-2064-4804-8290-36D4A57F5557}">
   <ds:schemaRefs>
-    <ds:schemaRef ds:uri="http://schemas.microsoft.com/office/2006/metadata/properties"/>
-    <ds:schemaRef ds:uri="http://schemas.microsoft.com/office/infopath/2007/PartnerControls"/>
-    <ds:schemaRef ds:uri="13c90a0b-73bc-4dc0-be5f-28d77b615beb"/>
-    <ds:schemaRef ds:uri="13c93bba-48ce-428c-bfe5-88b42c19b028"/>
+    <ds:schemaRef ds:uri="http://schemas.microsoft.com/sharepoint/v3/contenttype/forms"/>
   </ds:schemaRefs>
 </ds:datastoreItem>
 </file>
@@ -21596,15 +22178,18 @@
 </file>
 
 <file path=customXml/itemProps3.xml><?xml version="1.0" encoding="utf-8"?>
-<ds:datastoreItem xmlns:ds="http://schemas.openxmlformats.org/officeDocument/2006/customXml" ds:itemID="{10663269-2064-4804-8290-36D4A57F5557}">
+<ds:datastoreItem xmlns:ds="http://schemas.openxmlformats.org/officeDocument/2006/customXml" ds:itemID="{1279454D-02BE-4A9C-A117-DCD1573E2608}">
   <ds:schemaRefs>
-    <ds:schemaRef ds:uri="http://schemas.microsoft.com/sharepoint/v3/contenttype/forms"/>
+    <ds:schemaRef ds:uri="http://schemas.microsoft.com/office/2006/metadata/properties"/>
+    <ds:schemaRef ds:uri="http://schemas.microsoft.com/office/infopath/2007/PartnerControls"/>
+    <ds:schemaRef ds:uri="13c90a0b-73bc-4dc0-be5f-28d77b615beb"/>
+    <ds:schemaRef ds:uri="13c93bba-48ce-428c-bfe5-88b42c19b028"/>
   </ds:schemaRefs>
 </ds:datastoreItem>
 </file>
 
 <file path=customXml/itemProps4.xml><?xml version="1.0" encoding="utf-8"?>
-<ds:datastoreItem xmlns:ds="http://schemas.openxmlformats.org/officeDocument/2006/customXml" ds:itemID="{FD33B980-9554-42B2-A6D0-0A6B4E2BEC17}">
+<ds:datastoreItem xmlns:ds="http://schemas.openxmlformats.org/officeDocument/2006/customXml" ds:itemID="{61E9BFDB-4A56-443C-8969-AA32A4968B07}">
   <ds:schemaRefs>
     <ds:schemaRef ds:uri="http://schemas.openxmlformats.org/officeDocument/2006/bibliography"/>
   </ds:schemaRefs>
